--- a/documents/User stories.docx
+++ b/documents/User stories.docx
@@ -26,403 +26,2654 @@
     </w:p>
     <w:p>
       <w:pPr>
+        <w:pStyle w:val="Lijstalinea"/>
         <w:numPr>
           <w:ilvl w:val="0"/>
-          <w:numId w:val="1"/>
+          <w:numId w:val="5"/>
         </w:numPr>
         <w:rPr>
-          <w:sz w:val="24"/>
-          <w:szCs w:val="24"/>
-        </w:rPr>
-      </w:pPr>
-      <w:r>
-        <w:rPr>
-          <w:sz w:val="24"/>
-          <w:szCs w:val="24"/>
-        </w:rPr>
-        <w:t>Als gebruiker wil ik bij het opstarten van de applicatie een keuzemenu zien zodat ik weet welke acties ik kan uitvoeren.</w:t>
-      </w:r>
-    </w:p>
-    <w:p>
-      <w:pPr>
+          <w:b/>
+          <w:bCs/>
+        </w:rPr>
+      </w:pPr>
+      <w:r>
+        <w:rPr>
+          <w:b/>
+          <w:bCs/>
+        </w:rPr>
+        <w:t>Opstart  en menu</w:t>
+      </w:r>
+    </w:p>
+    <w:p>
+      <w:pPr>
+        <w:ind w:left="360"/>
+      </w:pPr>
+      <w:r>
+        <w:t>Als gebruiker  wil ik bij het opstarten van de App een keuzemenu zien zodat ik weet welke acties ik kan doen.</w:t>
+      </w:r>
+    </w:p>
+    <w:p>
+      <w:pPr>
+        <w:ind w:firstLine="360"/>
+        <w:rPr>
+          <w:b/>
+          <w:bCs/>
+        </w:rPr>
+      </w:pPr>
+      <w:proofErr w:type="spellStart"/>
+      <w:r>
+        <w:rPr>
+          <w:b/>
+          <w:bCs/>
+        </w:rPr>
+        <w:t>Acceptance</w:t>
+      </w:r>
+      <w:proofErr w:type="spellEnd"/>
+      <w:r>
+        <w:rPr>
+          <w:b/>
+          <w:bCs/>
+        </w:rPr>
+        <w:t xml:space="preserve"> Criteria</w:t>
+      </w:r>
+    </w:p>
+    <w:p>
+      <w:pPr>
+        <w:ind w:left="360"/>
+      </w:pPr>
+      <w:proofErr w:type="spellStart"/>
+      <w:r>
+        <w:t>Given</w:t>
+      </w:r>
+      <w:proofErr w:type="spellEnd"/>
+      <w:r>
+        <w:t xml:space="preserve"> </w:t>
+      </w:r>
+      <w:r>
+        <w:sym w:font="Wingdings" w:char="F0E0"/>
+      </w:r>
+      <w:r>
+        <w:t xml:space="preserve"> de App start</w:t>
+      </w:r>
+    </w:p>
+    <w:p>
+      <w:pPr>
+        <w:ind w:left="360"/>
+      </w:pPr>
+      <w:proofErr w:type="spellStart"/>
+      <w:r>
+        <w:t>When</w:t>
+      </w:r>
+      <w:proofErr w:type="spellEnd"/>
+      <w:r>
+        <w:t xml:space="preserve"> </w:t>
+      </w:r>
+      <w:r>
+        <w:sym w:font="Wingdings" w:char="F0E0"/>
+      </w:r>
+      <w:r>
+        <w:t xml:space="preserve"> de </w:t>
+      </w:r>
+      <w:proofErr w:type="spellStart"/>
+      <w:r>
+        <w:t>main</w:t>
+      </w:r>
+      <w:proofErr w:type="spellEnd"/>
+      <w:r>
+        <w:t xml:space="preserve"> wordt uitgevoerd</w:t>
+      </w:r>
+    </w:p>
+    <w:p>
+      <w:pPr>
+        <w:ind w:left="360"/>
+      </w:pPr>
+      <w:proofErr w:type="spellStart"/>
+      <w:r>
+        <w:t>Then</w:t>
+      </w:r>
+      <w:proofErr w:type="spellEnd"/>
+      <w:r>
+        <w:t xml:space="preserve"> </w:t>
+      </w:r>
+      <w:r>
+        <w:sym w:font="Wingdings" w:char="F0E0"/>
+      </w:r>
+      <w:r>
+        <w:t xml:space="preserve">  er wordt een overzichtelijk menu getoond </w:t>
+      </w:r>
+      <w:proofErr w:type="spellStart"/>
+      <w:r>
+        <w:t>command</w:t>
+      </w:r>
+      <w:proofErr w:type="spellEnd"/>
+      <w:r>
+        <w:t xml:space="preserve"> line getoond </w:t>
+      </w:r>
+    </w:p>
+    <w:p>
+      <w:pPr>
+        <w:ind w:left="360"/>
+      </w:pPr>
+      <w:proofErr w:type="spellStart"/>
+      <w:r>
+        <w:t>And</w:t>
+      </w:r>
+      <w:proofErr w:type="spellEnd"/>
+      <w:r>
+        <w:t xml:space="preserve"> </w:t>
+      </w:r>
+      <w:r>
+        <w:sym w:font="Wingdings" w:char="F0E0"/>
+      </w:r>
+      <w:r>
+        <w:t xml:space="preserve"> bevat dit menu minstens :</w:t>
+      </w:r>
+    </w:p>
+    <w:p>
+      <w:pPr>
+        <w:pStyle w:val="Lijstalinea"/>
         <w:numPr>
           <w:ilvl w:val="0"/>
-          <w:numId w:val="1"/>
+          <w:numId w:val="6"/>
         </w:numPr>
-        <w:rPr>
-          <w:sz w:val="24"/>
-          <w:szCs w:val="24"/>
-        </w:rPr>
-      </w:pPr>
-      <w:r>
-        <w:rPr>
-          <w:sz w:val="24"/>
-          <w:szCs w:val="24"/>
-        </w:rPr>
-        <w:t>Als gebruiker wil ik een passagier kunnen registreren met basisgegevens zodat deze tickets kan aankopen.</w:t>
-      </w:r>
-    </w:p>
-    <w:p>
-      <w:pPr>
+      </w:pPr>
+      <w:r>
+        <w:t>registreren passagier</w:t>
+      </w:r>
+    </w:p>
+    <w:p>
+      <w:pPr>
+        <w:pStyle w:val="Lijstalinea"/>
         <w:numPr>
           <w:ilvl w:val="0"/>
-          <w:numId w:val="1"/>
+          <w:numId w:val="6"/>
         </w:numPr>
-        <w:rPr>
-          <w:sz w:val="24"/>
-          <w:szCs w:val="24"/>
-        </w:rPr>
-      </w:pPr>
-      <w:r>
-        <w:rPr>
-          <w:sz w:val="24"/>
-          <w:szCs w:val="24"/>
-        </w:rPr>
-        <w:t>Als gebruiker wil ik personeelsleden kunnen registreren zodat zij aan reizen gekoppeld kunnen worden.</w:t>
-      </w:r>
-    </w:p>
-    <w:p>
-      <w:pPr>
+      </w:pPr>
+      <w:r>
+        <w:t>aanmaken reis</w:t>
+      </w:r>
+    </w:p>
+    <w:p>
+      <w:pPr>
+        <w:pStyle w:val="Lijstalinea"/>
         <w:numPr>
           <w:ilvl w:val="0"/>
-          <w:numId w:val="1"/>
+          <w:numId w:val="6"/>
         </w:numPr>
-        <w:rPr>
-          <w:sz w:val="24"/>
-          <w:szCs w:val="24"/>
-        </w:rPr>
-      </w:pPr>
-      <w:r>
-        <w:rPr>
-          <w:sz w:val="24"/>
-          <w:szCs w:val="24"/>
-        </w:rPr>
-        <w:t>Als systeem wil ik verschillende types personeelsleden ondersteunen zodat nieuwe rollen later eenvoudig toegevoegd kunnen worden.</w:t>
-      </w:r>
-    </w:p>
-    <w:p>
-      <w:pPr>
+      </w:pPr>
+      <w:r>
+        <w:t>trein koppelen aan reis</w:t>
+      </w:r>
+    </w:p>
+    <w:p>
+      <w:pPr>
+        <w:pStyle w:val="Lijstalinea"/>
         <w:numPr>
           <w:ilvl w:val="0"/>
-          <w:numId w:val="1"/>
+          <w:numId w:val="6"/>
         </w:numPr>
-        <w:rPr>
-          <w:sz w:val="24"/>
-          <w:szCs w:val="24"/>
-        </w:rPr>
-      </w:pPr>
-      <w:r>
-        <w:rPr>
-          <w:sz w:val="24"/>
-          <w:szCs w:val="24"/>
-        </w:rPr>
-        <w:t>Als gebruiker wil ik een trein kunnen aanmaken met een specifiek locomotieftype zodat capaciteit en beperkingen correct zijn.</w:t>
-      </w:r>
-    </w:p>
-    <w:p>
-      <w:pPr>
+      </w:pPr>
+      <w:r>
+        <w:t xml:space="preserve">ticket verkopen </w:t>
+      </w:r>
+    </w:p>
+    <w:p>
+      <w:pPr>
+        <w:pStyle w:val="Lijstalinea"/>
         <w:numPr>
           <w:ilvl w:val="0"/>
-          <w:numId w:val="1"/>
+          <w:numId w:val="6"/>
         </w:numPr>
-        <w:rPr>
-          <w:sz w:val="24"/>
-          <w:szCs w:val="24"/>
-        </w:rPr>
-      </w:pPr>
-      <w:r>
-        <w:rPr>
-          <w:sz w:val="24"/>
-          <w:szCs w:val="24"/>
-        </w:rPr>
-        <w:t>Als systeem wil ik dat het maximum aantal wagons afhankelijk is van het locomotieftype zodat ongeldige configuraties vermeden worden.</w:t>
-      </w:r>
-    </w:p>
-    <w:p>
-      <w:pPr>
+      </w:pPr>
+      <w:r>
+        <w:t xml:space="preserve">boardinglijst afdrukken </w:t>
+      </w:r>
+    </w:p>
+    <w:p>
+      <w:pPr>
+        <w:ind w:left="360"/>
+      </w:pPr>
+    </w:p>
+    <w:p>
+      <w:pPr>
+        <w:pStyle w:val="Lijstalinea"/>
         <w:numPr>
           <w:ilvl w:val="0"/>
-          <w:numId w:val="1"/>
+          <w:numId w:val="5"/>
         </w:numPr>
         <w:rPr>
-          <w:sz w:val="24"/>
-          <w:szCs w:val="24"/>
-        </w:rPr>
-      </w:pPr>
-      <w:r>
-        <w:rPr>
-          <w:sz w:val="24"/>
-          <w:szCs w:val="24"/>
-        </w:rPr>
-        <w:t>Als gebruiker wil ik een reis kunnen aanmaken tussen twee Europese hoofdsteden zodat tickets hiervoor verkocht kunnen worden.</w:t>
-      </w:r>
-    </w:p>
-    <w:p>
-      <w:pPr>
+          <w:b/>
+          <w:bCs/>
+        </w:rPr>
+      </w:pPr>
+      <w:r>
+        <w:rPr>
+          <w:b/>
+          <w:bCs/>
+        </w:rPr>
+        <w:t xml:space="preserve">Passagier registreren </w:t>
+      </w:r>
+    </w:p>
+    <w:p>
+      <w:pPr>
+        <w:ind w:left="360"/>
+      </w:pPr>
+      <w:r>
+        <w:t>Als gebruiker wil een passagier kunne registreren zodat het persoon tickets kan kopen voor het reis.</w:t>
+      </w:r>
+    </w:p>
+    <w:p>
+      <w:pPr>
+        <w:ind w:left="360"/>
+        <w:rPr>
+          <w:b/>
+          <w:bCs/>
+        </w:rPr>
+      </w:pPr>
+      <w:proofErr w:type="spellStart"/>
+      <w:r>
+        <w:rPr>
+          <w:b/>
+          <w:bCs/>
+        </w:rPr>
+        <w:t>Acceptance</w:t>
+      </w:r>
+      <w:proofErr w:type="spellEnd"/>
+      <w:r>
+        <w:rPr>
+          <w:b/>
+          <w:bCs/>
+        </w:rPr>
+        <w:t xml:space="preserve"> Criteria </w:t>
+      </w:r>
+    </w:p>
+    <w:p>
+      <w:pPr>
+        <w:ind w:left="360"/>
+      </w:pPr>
+      <w:proofErr w:type="spellStart"/>
+      <w:r>
+        <w:t>Given</w:t>
+      </w:r>
+      <w:proofErr w:type="spellEnd"/>
+      <w:r>
+        <w:t xml:space="preserve"> </w:t>
+      </w:r>
+      <w:r>
+        <w:sym w:font="Wingdings" w:char="F0E0"/>
+      </w:r>
+      <w:r>
+        <w:t xml:space="preserve"> gebruiker kiest passagier registreren</w:t>
+      </w:r>
+    </w:p>
+    <w:p>
+      <w:pPr>
+        <w:ind w:left="360"/>
+      </w:pPr>
+      <w:proofErr w:type="spellStart"/>
+      <w:r>
+        <w:t>When</w:t>
+      </w:r>
+      <w:proofErr w:type="spellEnd"/>
+      <w:r>
+        <w:t xml:space="preserve"> </w:t>
+      </w:r>
+      <w:r>
+        <w:sym w:font="Wingdings" w:char="F0E0"/>
+      </w:r>
+      <w:r>
+        <w:t xml:space="preserve"> naam, achternaam, </w:t>
+      </w:r>
+      <w:proofErr w:type="spellStart"/>
+      <w:r>
+        <w:t>rijksregisternumer</w:t>
+      </w:r>
+      <w:proofErr w:type="spellEnd"/>
+      <w:r>
+        <w:t xml:space="preserve"> en geboorte datum worden ingevoerd </w:t>
+      </w:r>
+    </w:p>
+    <w:p>
+      <w:pPr>
+        <w:ind w:left="360"/>
+      </w:pPr>
+      <w:proofErr w:type="spellStart"/>
+      <w:r>
+        <w:t>Then</w:t>
+      </w:r>
+      <w:proofErr w:type="spellEnd"/>
+      <w:r>
+        <w:t xml:space="preserve"> </w:t>
+      </w:r>
+      <w:r>
+        <w:sym w:font="Wingdings" w:char="F0E0"/>
+      </w:r>
+      <w:r>
+        <w:t xml:space="preserve"> wordt een </w:t>
+      </w:r>
+      <w:proofErr w:type="spellStart"/>
+      <w:r>
+        <w:t>passagierobject</w:t>
+      </w:r>
+      <w:proofErr w:type="spellEnd"/>
+      <w:r>
+        <w:t xml:space="preserve"> aangemaakt</w:t>
+      </w:r>
+    </w:p>
+    <w:p>
+      <w:pPr>
+        <w:ind w:left="360"/>
+      </w:pPr>
+      <w:proofErr w:type="spellStart"/>
+      <w:r>
+        <w:t>And</w:t>
+      </w:r>
+      <w:proofErr w:type="spellEnd"/>
+      <w:r>
+        <w:t xml:space="preserve"> </w:t>
+      </w:r>
+      <w:r>
+        <w:sym w:font="Wingdings" w:char="F0E0"/>
+      </w:r>
+      <w:r>
+        <w:t xml:space="preserve"> wordt passagier opgeslagen in systeem</w:t>
+      </w:r>
+    </w:p>
+    <w:p>
+      <w:pPr>
+        <w:pStyle w:val="Lijstalinea"/>
         <w:numPr>
           <w:ilvl w:val="0"/>
-          <w:numId w:val="1"/>
+          <w:numId w:val="5"/>
         </w:numPr>
         <w:rPr>
-          <w:sz w:val="24"/>
-          <w:szCs w:val="24"/>
-        </w:rPr>
-      </w:pPr>
-      <w:r>
-        <w:rPr>
-          <w:sz w:val="24"/>
-          <w:szCs w:val="24"/>
-        </w:rPr>
-        <w:t>Als gebruiker wil ik een trein kunnen koppelen aan een reis zodat de reis uitgevoerd kan worden.</w:t>
-      </w:r>
-    </w:p>
-    <w:p>
-      <w:pPr>
+          <w:b/>
+          <w:bCs/>
+        </w:rPr>
+      </w:pPr>
+      <w:r>
+        <w:rPr>
+          <w:b/>
+          <w:bCs/>
+        </w:rPr>
+        <w:t>Personeelsleden registreren</w:t>
+      </w:r>
+    </w:p>
+    <w:p>
+      <w:pPr>
+        <w:ind w:left="360"/>
+      </w:pPr>
+      <w:r>
+        <w:t>Als gebruiker wil ik dat personeelsleden zich kunnen registreren zodat ze aan reizen gekoppeld kunnen worden.</w:t>
+      </w:r>
+    </w:p>
+    <w:p>
+      <w:pPr>
+        <w:ind w:firstLine="360"/>
+        <w:rPr>
+          <w:b/>
+          <w:bCs/>
+        </w:rPr>
+      </w:pPr>
+      <w:proofErr w:type="spellStart"/>
+      <w:r>
+        <w:rPr>
+          <w:b/>
+          <w:bCs/>
+        </w:rPr>
+        <w:t>Acceptance</w:t>
+      </w:r>
+      <w:proofErr w:type="spellEnd"/>
+      <w:r>
+        <w:rPr>
+          <w:b/>
+          <w:bCs/>
+        </w:rPr>
+        <w:t xml:space="preserve"> Criteria</w:t>
+      </w:r>
+    </w:p>
+    <w:p>
+      <w:pPr>
+        <w:ind w:firstLine="360"/>
+      </w:pPr>
+      <w:proofErr w:type="spellStart"/>
+      <w:r>
+        <w:t>Given</w:t>
+      </w:r>
+      <w:proofErr w:type="spellEnd"/>
+      <w:r>
+        <w:t xml:space="preserve"> </w:t>
+      </w:r>
+      <w:r>
+        <w:sym w:font="Wingdings" w:char="F0E0"/>
+      </w:r>
+      <w:r>
+        <w:t xml:space="preserve"> een </w:t>
+      </w:r>
+      <w:proofErr w:type="spellStart"/>
+      <w:r>
+        <w:t>peroneelslid</w:t>
+      </w:r>
+      <w:proofErr w:type="spellEnd"/>
+      <w:r>
+        <w:t xml:space="preserve"> wordt aangemaakt </w:t>
+      </w:r>
+    </w:p>
+    <w:p>
+      <w:pPr>
+        <w:ind w:firstLine="360"/>
+      </w:pPr>
+      <w:proofErr w:type="spellStart"/>
+      <w:r>
+        <w:t>When</w:t>
+      </w:r>
+      <w:proofErr w:type="spellEnd"/>
+      <w:r>
+        <w:t xml:space="preserve"> </w:t>
+      </w:r>
+      <w:r>
+        <w:sym w:font="Wingdings" w:char="F0E0"/>
+      </w:r>
+      <w:r>
+        <w:t xml:space="preserve"> </w:t>
+      </w:r>
+      <w:proofErr w:type="spellStart"/>
+      <w:r>
+        <w:t>basisgevens</w:t>
+      </w:r>
+      <w:proofErr w:type="spellEnd"/>
+      <w:r>
+        <w:t xml:space="preserve"> invoeren</w:t>
+      </w:r>
+    </w:p>
+    <w:p>
+      <w:pPr>
+        <w:ind w:firstLine="360"/>
+      </w:pPr>
+      <w:proofErr w:type="spellStart"/>
+      <w:r>
+        <w:t>Then</w:t>
+      </w:r>
+      <w:proofErr w:type="spellEnd"/>
+      <w:r>
+        <w:t xml:space="preserve"> </w:t>
+      </w:r>
+      <w:r>
+        <w:sym w:font="Wingdings" w:char="F0E0"/>
+      </w:r>
+      <w:r>
+        <w:t xml:space="preserve"> personeelslid correct opgeslagen</w:t>
+      </w:r>
+    </w:p>
+    <w:p>
+      <w:pPr>
+        <w:rPr>
+          <w:b/>
+          <w:bCs/>
+        </w:rPr>
+      </w:pPr>
+      <w:r>
+        <w:rPr>
+          <w:b/>
+          <w:bCs/>
+        </w:rPr>
+        <w:br w:type="page"/>
+      </w:r>
+    </w:p>
+    <w:p>
+      <w:pPr>
+        <w:pStyle w:val="Lijstalinea"/>
         <w:numPr>
           <w:ilvl w:val="0"/>
-          <w:numId w:val="1"/>
+          <w:numId w:val="5"/>
         </w:numPr>
         <w:rPr>
-          <w:sz w:val="24"/>
-          <w:szCs w:val="24"/>
-        </w:rPr>
-      </w:pPr>
-      <w:r>
-        <w:rPr>
-          <w:sz w:val="24"/>
-          <w:szCs w:val="24"/>
-        </w:rPr>
-        <w:t>Als gebruiker wil ik personeelsleden aan een reis kunnen toewijzen zodat de reis operationeel is.</w:t>
-      </w:r>
-    </w:p>
-    <w:p>
-      <w:pPr>
+          <w:b/>
+          <w:bCs/>
+        </w:rPr>
+      </w:pPr>
+      <w:r>
+        <w:rPr>
+          <w:b/>
+          <w:bCs/>
+        </w:rPr>
+        <w:lastRenderedPageBreak/>
+        <w:t>Verschillende types personeel</w:t>
+      </w:r>
+    </w:p>
+    <w:p>
+      <w:pPr>
+        <w:ind w:left="360"/>
+      </w:pPr>
+      <w:r>
+        <w:t>Als systeem wil ik verschillende types personeel steunen zodat nieuw rollen in de toekomst eenvoudig toegevoegd kunnen worden.</w:t>
+      </w:r>
+    </w:p>
+    <w:p>
+      <w:pPr>
+        <w:ind w:firstLine="360"/>
+        <w:rPr>
+          <w:b/>
+          <w:bCs/>
+        </w:rPr>
+      </w:pPr>
+      <w:proofErr w:type="spellStart"/>
+      <w:r>
+        <w:rPr>
+          <w:b/>
+          <w:bCs/>
+        </w:rPr>
+        <w:t>Acceptance</w:t>
+      </w:r>
+      <w:proofErr w:type="spellEnd"/>
+      <w:r>
+        <w:rPr>
+          <w:b/>
+          <w:bCs/>
+        </w:rPr>
+        <w:t xml:space="preserve"> Criteria</w:t>
+      </w:r>
+    </w:p>
+    <w:p>
+      <w:pPr>
+        <w:ind w:firstLine="360"/>
+      </w:pPr>
+      <w:proofErr w:type="spellStart"/>
+      <w:r>
+        <w:t>Given</w:t>
+      </w:r>
+      <w:proofErr w:type="spellEnd"/>
+      <w:r>
+        <w:t xml:space="preserve"> </w:t>
+      </w:r>
+      <w:r>
+        <w:sym w:font="Wingdings" w:char="F0E0"/>
+      </w:r>
+      <w:r>
+        <w:t xml:space="preserve"> een personeelslid word aangemaakt</w:t>
+      </w:r>
+    </w:p>
+    <w:p>
+      <w:pPr>
+        <w:ind w:firstLine="360"/>
+      </w:pPr>
+      <w:proofErr w:type="spellStart"/>
+      <w:r>
+        <w:t>When</w:t>
+      </w:r>
+      <w:proofErr w:type="spellEnd"/>
+      <w:r>
+        <w:t xml:space="preserve"> </w:t>
+      </w:r>
+      <w:r>
+        <w:sym w:font="Wingdings" w:char="F0E0"/>
+      </w:r>
+      <w:r>
+        <w:t xml:space="preserve"> het type </w:t>
+      </w:r>
+      <w:r>
+        <w:t>(steward, conducteur, bagagepersoneel) wordt gekozen</w:t>
+      </w:r>
+    </w:p>
+    <w:p>
+      <w:pPr>
+        <w:ind w:firstLine="360"/>
+      </w:pPr>
+      <w:proofErr w:type="spellStart"/>
+      <w:r>
+        <w:t>Then</w:t>
+      </w:r>
+      <w:proofErr w:type="spellEnd"/>
+      <w:r>
+        <w:t xml:space="preserve"> </w:t>
+      </w:r>
+      <w:r>
+        <w:sym w:font="Wingdings" w:char="F0E0"/>
+      </w:r>
+      <w:r>
+        <w:t xml:space="preserve"> wordt opgeslagen in een lijst bij het personeelslid</w:t>
+      </w:r>
+    </w:p>
+    <w:p>
+      <w:pPr>
+        <w:pStyle w:val="Lijstalinea"/>
         <w:numPr>
           <w:ilvl w:val="0"/>
-          <w:numId w:val="1"/>
+          <w:numId w:val="5"/>
         </w:numPr>
         <w:rPr>
-          <w:sz w:val="24"/>
-          <w:szCs w:val="24"/>
-        </w:rPr>
-      </w:pPr>
-      <w:r>
-        <w:rPr>
-          <w:sz w:val="24"/>
-          <w:szCs w:val="24"/>
-        </w:rPr>
-        <w:t>Als systeem wil ik controleren dat een reis minstens één bestuurder en drie stewards heeft zodat de reis kan doorgaan.</w:t>
-      </w:r>
-    </w:p>
-    <w:p>
-      <w:pPr>
+          <w:b/>
+          <w:bCs/>
+        </w:rPr>
+      </w:pPr>
+      <w:proofErr w:type="spellStart"/>
+      <w:r>
+        <w:rPr>
+          <w:b/>
+          <w:bCs/>
+        </w:rPr>
+        <w:t>Certificaties</w:t>
+      </w:r>
+      <w:proofErr w:type="spellEnd"/>
+      <w:r>
+        <w:rPr>
+          <w:b/>
+          <w:bCs/>
+        </w:rPr>
+        <w:t xml:space="preserve"> toekennen </w:t>
+      </w:r>
+    </w:p>
+    <w:p>
+      <w:pPr>
+        <w:ind w:left="360"/>
+        <w:rPr>
+          <w:b/>
+          <w:bCs/>
+        </w:rPr>
+      </w:pPr>
+      <w:r>
+        <w:t xml:space="preserve">Als gebruiker wil </w:t>
+      </w:r>
+      <w:proofErr w:type="spellStart"/>
+      <w:r>
+        <w:t>certificaties</w:t>
+      </w:r>
+      <w:proofErr w:type="spellEnd"/>
+      <w:r>
+        <w:t xml:space="preserve"> kunnen toevoegen aan personeel zodat het gecontroleerd kan worden of zij geschikt zijn voor hun rol.</w:t>
+      </w:r>
+      <w:r>
+        <w:rPr>
+          <w:b/>
+          <w:bCs/>
+        </w:rPr>
+        <w:t xml:space="preserve"> </w:t>
+      </w:r>
+    </w:p>
+    <w:p>
+      <w:pPr>
+        <w:ind w:firstLine="360"/>
+        <w:rPr>
+          <w:b/>
+          <w:bCs/>
+        </w:rPr>
+      </w:pPr>
+      <w:proofErr w:type="spellStart"/>
+      <w:r>
+        <w:rPr>
+          <w:b/>
+          <w:bCs/>
+        </w:rPr>
+        <w:t>Acceptance</w:t>
+      </w:r>
+      <w:proofErr w:type="spellEnd"/>
+      <w:r>
+        <w:rPr>
+          <w:b/>
+          <w:bCs/>
+        </w:rPr>
+        <w:t xml:space="preserve"> Criteria</w:t>
+      </w:r>
+    </w:p>
+    <w:p>
+      <w:pPr>
+        <w:ind w:firstLine="360"/>
+      </w:pPr>
+      <w:proofErr w:type="spellStart"/>
+      <w:r>
+        <w:t>Given</w:t>
+      </w:r>
+      <w:proofErr w:type="spellEnd"/>
+      <w:r>
+        <w:t xml:space="preserve"> </w:t>
+      </w:r>
+      <w:r>
+        <w:sym w:font="Wingdings" w:char="F0E0"/>
+      </w:r>
+      <w:r>
+        <w:t xml:space="preserve"> </w:t>
+      </w:r>
+      <w:r>
+        <w:t>personeelslid bestaat</w:t>
+      </w:r>
+    </w:p>
+    <w:p>
+      <w:pPr>
+        <w:ind w:firstLine="360"/>
+      </w:pPr>
+      <w:proofErr w:type="spellStart"/>
+      <w:r>
+        <w:t>When</w:t>
+      </w:r>
+      <w:proofErr w:type="spellEnd"/>
+      <w:r>
+        <w:t xml:space="preserve"> </w:t>
+      </w:r>
+      <w:r>
+        <w:sym w:font="Wingdings" w:char="F0E0"/>
+      </w:r>
+      <w:r>
+        <w:t xml:space="preserve"> </w:t>
+      </w:r>
+      <w:r>
+        <w:t xml:space="preserve"> certificatie wordt toegevoegd</w:t>
+      </w:r>
+    </w:p>
+    <w:p>
+      <w:pPr>
+        <w:ind w:firstLine="360"/>
+      </w:pPr>
+      <w:proofErr w:type="spellStart"/>
+      <w:r>
+        <w:t>Then</w:t>
+      </w:r>
+      <w:proofErr w:type="spellEnd"/>
+      <w:r>
+        <w:t xml:space="preserve"> </w:t>
+      </w:r>
+      <w:r>
+        <w:sym w:font="Wingdings" w:char="F0E0"/>
+      </w:r>
+      <w:r>
+        <w:t xml:space="preserve"> </w:t>
+      </w:r>
+      <w:r>
+        <w:t>wordt deze opgeslagen in een lijst bij het personeelslid</w:t>
+      </w:r>
+    </w:p>
+    <w:p/>
+    <w:p>
+      <w:pPr>
+        <w:pStyle w:val="Lijstalinea"/>
         <w:numPr>
           <w:ilvl w:val="0"/>
-          <w:numId w:val="1"/>
+          <w:numId w:val="5"/>
         </w:numPr>
         <w:rPr>
-          <w:sz w:val="24"/>
-          <w:szCs w:val="24"/>
-        </w:rPr>
-      </w:pPr>
-      <w:r>
-        <w:rPr>
-          <w:sz w:val="24"/>
-          <w:szCs w:val="24"/>
-        </w:rPr>
-        <w:t>Als passagier wil ik een ticket kunnen aankopen voor een specifieke reis zodat ik kan meereizen.</w:t>
-      </w:r>
-    </w:p>
-    <w:p>
-      <w:pPr>
+          <w:b/>
+          <w:bCs/>
+        </w:rPr>
+      </w:pPr>
+      <w:r>
+        <w:rPr>
+          <w:b/>
+          <w:bCs/>
+        </w:rPr>
+        <w:t>Trein aanmaken</w:t>
+      </w:r>
+    </w:p>
+    <w:p>
+      <w:pPr>
+        <w:ind w:left="360"/>
+      </w:pPr>
+      <w:r>
+        <w:t>Als gebruiker</w:t>
+      </w:r>
+      <w:r>
+        <w:t xml:space="preserve"> </w:t>
+      </w:r>
+      <w:r>
+        <w:t>wil ik een trein kunnen aanmaken met een locomotieftype</w:t>
+      </w:r>
+      <w:r>
+        <w:br/>
+        <w:t xml:space="preserve">zodat de capaciteit correct </w:t>
+      </w:r>
+      <w:r>
+        <w:t>wordt bepaald</w:t>
+      </w:r>
+      <w:r>
+        <w:t>.</w:t>
+      </w:r>
+    </w:p>
+    <w:p>
+      <w:pPr>
+        <w:ind w:firstLine="360"/>
+        <w:rPr>
+          <w:b/>
+          <w:bCs/>
+        </w:rPr>
+      </w:pPr>
+      <w:proofErr w:type="spellStart"/>
+      <w:r>
+        <w:rPr>
+          <w:b/>
+          <w:bCs/>
+        </w:rPr>
+        <w:t>Acceptance</w:t>
+      </w:r>
+      <w:proofErr w:type="spellEnd"/>
+      <w:r>
+        <w:rPr>
+          <w:b/>
+          <w:bCs/>
+        </w:rPr>
+        <w:t xml:space="preserve"> Criteria</w:t>
+      </w:r>
+    </w:p>
+    <w:p>
+      <w:pPr>
+        <w:ind w:firstLine="360"/>
+      </w:pPr>
+      <w:proofErr w:type="spellStart"/>
+      <w:r>
+        <w:t>Given</w:t>
+      </w:r>
+      <w:proofErr w:type="spellEnd"/>
+      <w:r>
+        <w:t xml:space="preserve"> </w:t>
+      </w:r>
+      <w:r>
+        <w:sym w:font="Wingdings" w:char="F0E0"/>
+      </w:r>
+      <w:r>
+        <w:t xml:space="preserve"> </w:t>
+      </w:r>
+      <w:r>
+        <w:t>locomotieftype wordt gekozen</w:t>
+      </w:r>
+    </w:p>
+    <w:p>
+      <w:pPr>
+        <w:ind w:firstLine="360"/>
+      </w:pPr>
+      <w:proofErr w:type="spellStart"/>
+      <w:r>
+        <w:t>When</w:t>
+      </w:r>
+      <w:proofErr w:type="spellEnd"/>
+      <w:r>
+        <w:t xml:space="preserve"> </w:t>
+      </w:r>
+      <w:r>
+        <w:sym w:font="Wingdings" w:char="F0E0"/>
+      </w:r>
+      <w:r>
+        <w:t xml:space="preserve"> </w:t>
+      </w:r>
+      <w:r>
+        <w:t>trein wordt aangemaakt</w:t>
+      </w:r>
+    </w:p>
+    <w:p>
+      <w:pPr>
+        <w:ind w:firstLine="360"/>
+      </w:pPr>
+      <w:proofErr w:type="spellStart"/>
+      <w:r>
+        <w:t>Then</w:t>
+      </w:r>
+      <w:proofErr w:type="spellEnd"/>
+      <w:r>
+        <w:t xml:space="preserve"> </w:t>
+      </w:r>
+      <w:r>
+        <w:sym w:font="Wingdings" w:char="F0E0"/>
+      </w:r>
+      <w:r>
+        <w:t xml:space="preserve"> </w:t>
+      </w:r>
+      <w:r>
+        <w:t>wordt bijhorende capaciteit correct ingesteld</w:t>
+      </w:r>
+    </w:p>
+    <w:p/>
+    <w:p>
+      <w:pPr>
+        <w:pStyle w:val="Lijstalinea"/>
         <w:numPr>
           <w:ilvl w:val="0"/>
-          <w:numId w:val="1"/>
+          <w:numId w:val="5"/>
         </w:numPr>
         <w:rPr>
-          <w:sz w:val="24"/>
-          <w:szCs w:val="24"/>
-        </w:rPr>
-      </w:pPr>
-      <w:r>
-        <w:rPr>
-          <w:sz w:val="24"/>
-          <w:szCs w:val="24"/>
-        </w:rPr>
-        <w:t>Als passagier wil ik kunnen kiezen tussen eerste of tweede klasse zodat mijn ticket aan mijn voorkeur voldoet.</w:t>
-      </w:r>
-    </w:p>
-    <w:p>
-      <w:pPr>
+          <w:b/>
+          <w:bCs/>
+        </w:rPr>
+      </w:pPr>
+      <w:r>
+        <w:rPr>
+          <w:b/>
+          <w:bCs/>
+        </w:rPr>
+        <w:t xml:space="preserve"> Verschillende locomotieftypes</w:t>
+      </w:r>
+    </w:p>
+    <w:p>
+      <w:pPr>
+        <w:ind w:left="360"/>
+      </w:pPr>
+      <w:r>
+        <w:t>Als systeem</w:t>
+      </w:r>
+      <w:r>
+        <w:t xml:space="preserve"> </w:t>
+      </w:r>
+      <w:r>
+        <w:t>wil ik verschillende locomotieftypes ondersteunen</w:t>
+      </w:r>
+      <w:r>
+        <w:br/>
+        <w:t>zodat de maximumcapaciteit per type correct is.</w:t>
+      </w:r>
+    </w:p>
+    <w:p>
+      <w:pPr>
+        <w:ind w:firstLine="360"/>
+        <w:rPr>
+          <w:b/>
+          <w:bCs/>
+        </w:rPr>
+      </w:pPr>
+      <w:proofErr w:type="spellStart"/>
+      <w:r>
+        <w:rPr>
+          <w:b/>
+          <w:bCs/>
+        </w:rPr>
+        <w:t>Acceptance</w:t>
+      </w:r>
+      <w:proofErr w:type="spellEnd"/>
+      <w:r>
+        <w:rPr>
+          <w:b/>
+          <w:bCs/>
+        </w:rPr>
+        <w:t xml:space="preserve"> Criteria</w:t>
+      </w:r>
+    </w:p>
+    <w:p>
+      <w:pPr>
+        <w:ind w:firstLine="360"/>
+      </w:pPr>
+      <w:proofErr w:type="spellStart"/>
+      <w:r>
+        <w:t>Given</w:t>
+      </w:r>
+      <w:proofErr w:type="spellEnd"/>
+      <w:r>
+        <w:t xml:space="preserve"> </w:t>
+      </w:r>
+      <w:r>
+        <w:sym w:font="Wingdings" w:char="F0E0"/>
+      </w:r>
+      <w:r>
+        <w:t xml:space="preserve"> </w:t>
+      </w:r>
+      <w:r>
+        <w:t>locomotief wordt aangemaakt</w:t>
+      </w:r>
+    </w:p>
+    <w:p>
+      <w:pPr>
+        <w:ind w:firstLine="360"/>
+      </w:pPr>
+      <w:proofErr w:type="spellStart"/>
+      <w:r>
+        <w:t>When</w:t>
+      </w:r>
+      <w:proofErr w:type="spellEnd"/>
+      <w:r>
+        <w:t xml:space="preserve"> </w:t>
+      </w:r>
+      <w:r>
+        <w:sym w:font="Wingdings" w:char="F0E0"/>
+      </w:r>
+      <w:r>
+        <w:t xml:space="preserve"> </w:t>
+      </w:r>
+      <w:r>
+        <w:t>type Class 373 of Class 374 wordt gekozen</w:t>
+      </w:r>
+    </w:p>
+    <w:p>
+      <w:pPr>
+        <w:ind w:firstLine="360"/>
+      </w:pPr>
+      <w:proofErr w:type="spellStart"/>
+      <w:r>
+        <w:t>Then</w:t>
+      </w:r>
+      <w:proofErr w:type="spellEnd"/>
+      <w:r>
+        <w:t xml:space="preserve"> </w:t>
+      </w:r>
+      <w:r>
+        <w:sym w:font="Wingdings" w:char="F0E0"/>
+      </w:r>
+      <w:r>
+        <w:t xml:space="preserve"> wordt juiste maximum aantal wagons toegepast</w:t>
+      </w:r>
+    </w:p>
+    <w:p/>
+    <w:p>
+      <w:pPr>
+        <w:pStyle w:val="Lijstalinea"/>
         <w:numPr>
           <w:ilvl w:val="0"/>
-          <w:numId w:val="1"/>
+          <w:numId w:val="5"/>
         </w:numPr>
         <w:rPr>
-          <w:sz w:val="24"/>
-          <w:szCs w:val="24"/>
-        </w:rPr>
-      </w:pPr>
-      <w:r>
-        <w:rPr>
-          <w:sz w:val="24"/>
-          <w:szCs w:val="24"/>
-        </w:rPr>
-        <w:t>Als systeem wil ik verhinderen dat er meer tickets verkocht worden dan beschikbare plaatsen zodat de trein niet overboekt raakt.</w:t>
-      </w:r>
-    </w:p>
-    <w:p>
-      <w:pPr>
+          <w:b/>
+          <w:bCs/>
+        </w:rPr>
+      </w:pPr>
+      <w:r>
+        <w:rPr>
+          <w:b/>
+          <w:bCs/>
+        </w:rPr>
+        <w:br w:type="page"/>
+      </w:r>
+      <w:r>
+        <w:rPr>
+          <w:b/>
+          <w:bCs/>
+        </w:rPr>
+        <w:lastRenderedPageBreak/>
+        <w:t>Reis aanmaken</w:t>
+      </w:r>
+    </w:p>
+    <w:p>
+      <w:pPr>
+        <w:ind w:left="360"/>
+      </w:pPr>
+      <w:r>
+        <w:t>Als gebruiker</w:t>
+      </w:r>
+      <w:r>
+        <w:t xml:space="preserve"> </w:t>
+      </w:r>
+      <w:r>
+        <w:t xml:space="preserve">wil ik een reis kunnen aanmaken tussen twee </w:t>
+      </w:r>
+      <w:r>
+        <w:t xml:space="preserve">destinaties </w:t>
+      </w:r>
+      <w:r>
+        <w:br/>
+        <w:t xml:space="preserve">zodat tickets voor deze reis </w:t>
+      </w:r>
+      <w:r>
+        <w:t>gekocht</w:t>
+      </w:r>
+      <w:r>
+        <w:t xml:space="preserve"> kunnen worden.</w:t>
+      </w:r>
+    </w:p>
+    <w:p>
+      <w:pPr>
+        <w:ind w:left="360"/>
+        <w:rPr>
+          <w:b/>
+          <w:bCs/>
+        </w:rPr>
+      </w:pPr>
+      <w:proofErr w:type="spellStart"/>
+      <w:r>
+        <w:rPr>
+          <w:b/>
+          <w:bCs/>
+        </w:rPr>
+        <w:t>Acceptance</w:t>
+      </w:r>
+      <w:proofErr w:type="spellEnd"/>
+      <w:r>
+        <w:rPr>
+          <w:b/>
+          <w:bCs/>
+        </w:rPr>
+        <w:t xml:space="preserve"> Criteria</w:t>
+      </w:r>
+    </w:p>
+    <w:p>
+      <w:pPr>
+        <w:ind w:firstLine="360"/>
+      </w:pPr>
+      <w:proofErr w:type="spellStart"/>
+      <w:r>
+        <w:t>Given</w:t>
+      </w:r>
+      <w:proofErr w:type="spellEnd"/>
+      <w:r>
+        <w:t xml:space="preserve"> </w:t>
+      </w:r>
+      <w:r>
+        <w:sym w:font="Wingdings" w:char="F0E0"/>
+      </w:r>
+      <w:r>
+        <w:t xml:space="preserve"> </w:t>
+      </w:r>
+      <w:r>
+        <w:t>vertrekstation, aankomststation en tijdstip</w:t>
+      </w:r>
+    </w:p>
+    <w:p>
+      <w:pPr>
+        <w:ind w:firstLine="360"/>
+      </w:pPr>
+      <w:proofErr w:type="spellStart"/>
+      <w:r>
+        <w:t>When</w:t>
+      </w:r>
+      <w:proofErr w:type="spellEnd"/>
+      <w:r>
+        <w:t xml:space="preserve"> </w:t>
+      </w:r>
+      <w:r>
+        <w:sym w:font="Wingdings" w:char="F0E0"/>
+      </w:r>
+      <w:r>
+        <w:t xml:space="preserve"> </w:t>
+      </w:r>
+      <w:r>
+        <w:t>reis wordt aangemaakt</w:t>
+      </w:r>
+    </w:p>
+    <w:p>
+      <w:pPr>
+        <w:ind w:firstLine="360"/>
+      </w:pPr>
+      <w:proofErr w:type="spellStart"/>
+      <w:r>
+        <w:t>Then</w:t>
+      </w:r>
+      <w:proofErr w:type="spellEnd"/>
+      <w:r>
+        <w:t xml:space="preserve"> </w:t>
+      </w:r>
+      <w:r>
+        <w:sym w:font="Wingdings" w:char="F0E0"/>
+      </w:r>
+      <w:r>
+        <w:t xml:space="preserve"> wordt deze reis opgeslagen in systeem</w:t>
+      </w:r>
+    </w:p>
+    <w:p/>
+    <w:p>
+      <w:pPr>
+        <w:pStyle w:val="Lijstalinea"/>
         <w:numPr>
           <w:ilvl w:val="0"/>
-          <w:numId w:val="1"/>
+          <w:numId w:val="5"/>
         </w:numPr>
         <w:rPr>
-          <w:sz w:val="24"/>
-          <w:szCs w:val="24"/>
-        </w:rPr>
-      </w:pPr>
-      <w:r>
-        <w:rPr>
-          <w:sz w:val="24"/>
-          <w:szCs w:val="24"/>
-        </w:rPr>
-        <w:t>Als gebruiker wil ik een overzicht krijgen van verkochte tickets per reis zodat ik inzicht heb in bezetting.</w:t>
-      </w:r>
-    </w:p>
-    <w:p>
-      <w:pPr>
+          <w:b/>
+          <w:bCs/>
+        </w:rPr>
+      </w:pPr>
+      <w:r>
+        <w:rPr>
+          <w:b/>
+          <w:bCs/>
+        </w:rPr>
+        <w:t>Trein koppelen aan reis</w:t>
+      </w:r>
+    </w:p>
+    <w:p>
+      <w:pPr>
+        <w:ind w:left="360"/>
+      </w:pPr>
+      <w:r>
+        <w:t>Als gebruiker</w:t>
+      </w:r>
+      <w:r>
+        <w:t xml:space="preserve"> </w:t>
+      </w:r>
+      <w:r>
+        <w:t>wil ik een trein kunnen koppelen aan een reis</w:t>
+      </w:r>
+      <w:r>
+        <w:br/>
+        <w:t>zodat de reis uitgevoerd  wor</w:t>
+      </w:r>
+      <w:r>
+        <w:t>dt</w:t>
+      </w:r>
+      <w:r>
+        <w:t>.</w:t>
+      </w:r>
+    </w:p>
+    <w:p>
+      <w:pPr>
+        <w:ind w:left="360"/>
+        <w:rPr>
+          <w:b/>
+          <w:bCs/>
+        </w:rPr>
+      </w:pPr>
+      <w:proofErr w:type="spellStart"/>
+      <w:r>
+        <w:rPr>
+          <w:b/>
+          <w:bCs/>
+        </w:rPr>
+        <w:t>Acceptance</w:t>
+      </w:r>
+      <w:proofErr w:type="spellEnd"/>
+      <w:r>
+        <w:rPr>
+          <w:b/>
+          <w:bCs/>
+        </w:rPr>
+        <w:t xml:space="preserve"> Criteria</w:t>
+      </w:r>
+    </w:p>
+    <w:p>
+      <w:pPr>
+        <w:ind w:firstLine="360"/>
+      </w:pPr>
+      <w:proofErr w:type="spellStart"/>
+      <w:r>
+        <w:t>Given</w:t>
+      </w:r>
+      <w:proofErr w:type="spellEnd"/>
+      <w:r>
+        <w:t xml:space="preserve"> </w:t>
+      </w:r>
+      <w:r>
+        <w:sym w:font="Wingdings" w:char="F0E0"/>
+      </w:r>
+      <w:r>
+        <w:t xml:space="preserve"> bestaande reis</w:t>
+      </w:r>
+    </w:p>
+    <w:p>
+      <w:pPr>
+        <w:ind w:firstLine="360"/>
+      </w:pPr>
+      <w:proofErr w:type="spellStart"/>
+      <w:r>
+        <w:t>When</w:t>
+      </w:r>
+      <w:proofErr w:type="spellEnd"/>
+      <w:r>
+        <w:t xml:space="preserve"> </w:t>
+      </w:r>
+      <w:r>
+        <w:sym w:font="Wingdings" w:char="F0E0"/>
+      </w:r>
+      <w:r>
+        <w:t xml:space="preserve"> trein wordt gekoppeld</w:t>
+      </w:r>
+    </w:p>
+    <w:p>
+      <w:pPr>
+        <w:ind w:firstLine="360"/>
+      </w:pPr>
+      <w:proofErr w:type="spellStart"/>
+      <w:r>
+        <w:t>Then</w:t>
+      </w:r>
+      <w:proofErr w:type="spellEnd"/>
+      <w:r>
+        <w:t xml:space="preserve"> </w:t>
+      </w:r>
+      <w:r>
+        <w:sym w:font="Wingdings" w:char="F0E0"/>
+      </w:r>
+      <w:r>
+        <w:t xml:space="preserve"> </w:t>
+      </w:r>
+      <w:r>
+        <w:t>bevat de reis een geldige trein</w:t>
+      </w:r>
+    </w:p>
+    <w:p>
+      <w:pPr>
+        <w:ind w:firstLine="360"/>
+      </w:pPr>
+    </w:p>
+    <w:p>
+      <w:pPr>
+        <w:pStyle w:val="Lijstalinea"/>
         <w:numPr>
           <w:ilvl w:val="0"/>
-          <w:numId w:val="1"/>
+          <w:numId w:val="5"/>
         </w:numPr>
         <w:rPr>
-          <w:sz w:val="24"/>
-          <w:szCs w:val="24"/>
-        </w:rPr>
-      </w:pPr>
-      <w:r>
-        <w:rPr>
-          <w:sz w:val="24"/>
-          <w:szCs w:val="24"/>
-        </w:rPr>
-        <w:t>Als gebruiker wil ik een boardinglijst kunnen afdrukken voor een reis zodat het instappen vlot verloopt.</w:t>
-      </w:r>
-    </w:p>
-    <w:p>
-      <w:pPr>
+          <w:b/>
+          <w:bCs/>
+        </w:rPr>
+      </w:pPr>
+      <w:r>
+        <w:rPr>
+          <w:b/>
+          <w:bCs/>
+        </w:rPr>
+        <w:t xml:space="preserve"> Personeel toewijzen aan reis</w:t>
+      </w:r>
+    </w:p>
+    <w:p>
+      <w:pPr>
+        <w:ind w:left="360"/>
+      </w:pPr>
+      <w:r>
+        <w:t>Als gebruiker</w:t>
+      </w:r>
+      <w:r>
+        <w:t xml:space="preserve"> </w:t>
+      </w:r>
+      <w:r>
+        <w:t>wil ik personeelsleden aan een reis kunnen toewijzen</w:t>
+      </w:r>
+      <w:r>
+        <w:br/>
+        <w:t>zodat de reis operationeel is.</w:t>
+      </w:r>
+    </w:p>
+    <w:p>
+      <w:pPr>
+        <w:ind w:left="360"/>
+        <w:rPr>
+          <w:b/>
+          <w:bCs/>
+        </w:rPr>
+      </w:pPr>
+      <w:proofErr w:type="spellStart"/>
+      <w:r>
+        <w:rPr>
+          <w:b/>
+          <w:bCs/>
+        </w:rPr>
+        <w:t>Acceptance</w:t>
+      </w:r>
+      <w:proofErr w:type="spellEnd"/>
+      <w:r>
+        <w:rPr>
+          <w:b/>
+          <w:bCs/>
+        </w:rPr>
+        <w:t xml:space="preserve"> Criteria</w:t>
+      </w:r>
+    </w:p>
+    <w:p>
+      <w:pPr>
+        <w:ind w:firstLine="360"/>
+      </w:pPr>
+      <w:proofErr w:type="spellStart"/>
+      <w:r>
+        <w:t>Given</w:t>
+      </w:r>
+      <w:proofErr w:type="spellEnd"/>
+      <w:r>
+        <w:t xml:space="preserve"> </w:t>
+      </w:r>
+      <w:r>
+        <w:sym w:font="Wingdings" w:char="F0E0"/>
+      </w:r>
+      <w:r>
+        <w:t xml:space="preserve"> </w:t>
+      </w:r>
+      <w:r>
+        <w:t>bestaande reis</w:t>
+      </w:r>
+    </w:p>
+    <w:p>
+      <w:pPr>
+        <w:ind w:firstLine="360"/>
+      </w:pPr>
+      <w:proofErr w:type="spellStart"/>
+      <w:r>
+        <w:t>When</w:t>
+      </w:r>
+      <w:proofErr w:type="spellEnd"/>
+      <w:r>
+        <w:t xml:space="preserve"> </w:t>
+      </w:r>
+      <w:r>
+        <w:sym w:font="Wingdings" w:char="F0E0"/>
+      </w:r>
+      <w:r>
+        <w:t xml:space="preserve"> </w:t>
+      </w:r>
+      <w:r>
+        <w:t>personeelsleden worden toegevoegd</w:t>
+      </w:r>
+    </w:p>
+    <w:p>
+      <w:pPr>
+        <w:ind w:firstLine="360"/>
+      </w:pPr>
+      <w:proofErr w:type="spellStart"/>
+      <w:r>
+        <w:t>Then</w:t>
+      </w:r>
+      <w:proofErr w:type="spellEnd"/>
+      <w:r>
+        <w:t xml:space="preserve"> </w:t>
+      </w:r>
+      <w:r>
+        <w:sym w:font="Wingdings" w:char="F0E0"/>
+      </w:r>
+      <w:r>
+        <w:t xml:space="preserve"> </w:t>
+      </w:r>
+      <w:r>
+        <w:t>worden zij gekoppeld aan d</w:t>
+      </w:r>
+      <w:r>
+        <w:t xml:space="preserve">e </w:t>
+      </w:r>
+      <w:r>
+        <w:t>reis</w:t>
+      </w:r>
+    </w:p>
+    <w:p/>
+    <w:p>
+      <w:pPr>
+        <w:pStyle w:val="Lijstalinea"/>
         <w:numPr>
           <w:ilvl w:val="0"/>
-          <w:numId w:val="1"/>
+          <w:numId w:val="5"/>
         </w:numPr>
         <w:rPr>
-          <w:sz w:val="24"/>
-          <w:szCs w:val="24"/>
-        </w:rPr>
-      </w:pPr>
-      <w:r>
-        <w:rPr>
-          <w:sz w:val="24"/>
-          <w:szCs w:val="24"/>
-        </w:rPr>
-        <w:t>Als systeem wil ik de boardinglijst opslaan als tekstbestand met een duidelijke naam zodat deze eenvoudig terug te vinden is.</w:t>
-      </w:r>
-    </w:p>
-    <w:p>
-      <w:pPr>
+          <w:b/>
+          <w:bCs/>
+        </w:rPr>
+      </w:pPr>
+      <w:r>
+        <w:rPr>
+          <w:b/>
+          <w:bCs/>
+        </w:rPr>
+        <w:t xml:space="preserve"> Mini</w:t>
+      </w:r>
+      <w:r>
+        <w:rPr>
+          <w:b/>
+          <w:bCs/>
+        </w:rPr>
+        <w:t>mum</w:t>
+      </w:r>
+      <w:r>
+        <w:rPr>
+          <w:b/>
+          <w:bCs/>
+        </w:rPr>
+        <w:t xml:space="preserve"> </w:t>
+      </w:r>
+      <w:r>
+        <w:rPr>
+          <w:b/>
+          <w:bCs/>
+        </w:rPr>
+        <w:t>personeel</w:t>
+      </w:r>
+      <w:r>
+        <w:rPr>
+          <w:b/>
+          <w:bCs/>
+        </w:rPr>
+        <w:t xml:space="preserve"> per reis</w:t>
+      </w:r>
+    </w:p>
+    <w:p>
+      <w:pPr>
+        <w:ind w:left="360"/>
+      </w:pPr>
+      <w:r>
+        <w:t>Als systeem</w:t>
+      </w:r>
+      <w:r>
+        <w:t xml:space="preserve"> </w:t>
+      </w:r>
+      <w:r>
+        <w:t>wil ik controleren dat een reis minstens één conducteur en drie stewards heeft</w:t>
+      </w:r>
+      <w:r>
+        <w:br/>
+        <w:t>zodat de reis kan doorgaan.</w:t>
+      </w:r>
+    </w:p>
+    <w:p>
+      <w:pPr>
+        <w:ind w:left="360"/>
+        <w:rPr>
+          <w:b/>
+          <w:bCs/>
+        </w:rPr>
+      </w:pPr>
+      <w:proofErr w:type="spellStart"/>
+      <w:r>
+        <w:rPr>
+          <w:b/>
+          <w:bCs/>
+        </w:rPr>
+        <w:t>Acceptance</w:t>
+      </w:r>
+      <w:proofErr w:type="spellEnd"/>
+      <w:r>
+        <w:rPr>
+          <w:b/>
+          <w:bCs/>
+        </w:rPr>
+        <w:t xml:space="preserve"> Criteria</w:t>
+      </w:r>
+    </w:p>
+    <w:p>
+      <w:pPr>
+        <w:ind w:firstLine="360"/>
+      </w:pPr>
+      <w:proofErr w:type="spellStart"/>
+      <w:r>
+        <w:t>Given</w:t>
+      </w:r>
+      <w:proofErr w:type="spellEnd"/>
+      <w:r>
+        <w:t xml:space="preserve"> </w:t>
+      </w:r>
+      <w:r>
+        <w:sym w:font="Wingdings" w:char="F0E0"/>
+      </w:r>
+      <w:r>
+        <w:t xml:space="preserve"> </w:t>
+      </w:r>
+      <w:r>
+        <w:t>reis</w:t>
+      </w:r>
+    </w:p>
+    <w:p>
+      <w:pPr>
+        <w:ind w:firstLine="360"/>
+      </w:pPr>
+      <w:proofErr w:type="spellStart"/>
+      <w:r>
+        <w:t>When</w:t>
+      </w:r>
+      <w:proofErr w:type="spellEnd"/>
+      <w:r>
+        <w:t xml:space="preserve"> </w:t>
+      </w:r>
+      <w:r>
+        <w:sym w:font="Wingdings" w:char="F0E0"/>
+      </w:r>
+      <w:r>
+        <w:t xml:space="preserve"> reis wordt voorbereid</w:t>
+      </w:r>
+    </w:p>
+    <w:p>
+      <w:pPr>
+        <w:ind w:firstLine="360"/>
+      </w:pPr>
+      <w:proofErr w:type="spellStart"/>
+      <w:r>
+        <w:t>Then</w:t>
+      </w:r>
+      <w:proofErr w:type="spellEnd"/>
+      <w:r>
+        <w:t xml:space="preserve"> </w:t>
+      </w:r>
+      <w:r>
+        <w:sym w:font="Wingdings" w:char="F0E0"/>
+      </w:r>
+      <w:r>
+        <w:t xml:space="preserve"> </w:t>
+      </w:r>
+      <w:r>
+        <w:t>wordt gecontroleerd of de mini</w:t>
+      </w:r>
+      <w:r>
+        <w:t>mum</w:t>
+      </w:r>
+      <w:r>
+        <w:t xml:space="preserve"> </w:t>
+      </w:r>
+      <w:r>
+        <w:t>personeel</w:t>
+      </w:r>
+      <w:r>
+        <w:t xml:space="preserve"> aanwezig is</w:t>
+      </w:r>
+    </w:p>
+    <w:p>
+      <w:pPr>
+        <w:ind w:firstLine="360"/>
+      </w:pPr>
+      <w:proofErr w:type="spellStart"/>
+      <w:r>
+        <w:t>And</w:t>
+      </w:r>
+      <w:proofErr w:type="spellEnd"/>
+      <w:r>
+        <w:t xml:space="preserve"> </w:t>
+      </w:r>
+      <w:r>
+        <w:sym w:font="Wingdings" w:char="F0E0"/>
+      </w:r>
+      <w:r>
+        <w:t xml:space="preserve"> </w:t>
+      </w:r>
+      <w:r>
+        <w:t>wordt foutmelding getoond indien dit niet zo is</w:t>
+      </w:r>
+    </w:p>
+    <w:p>
+      <w:pPr>
+        <w:pStyle w:val="Lijstalinea"/>
         <w:numPr>
           <w:ilvl w:val="0"/>
-          <w:numId w:val="1"/>
+          <w:numId w:val="5"/>
         </w:numPr>
         <w:rPr>
-          <w:sz w:val="24"/>
-          <w:szCs w:val="24"/>
-        </w:rPr>
-      </w:pPr>
-      <w:r>
-        <w:rPr>
-          <w:sz w:val="24"/>
-          <w:szCs w:val="24"/>
+          <w:b/>
+          <w:bCs/>
+        </w:rPr>
+      </w:pPr>
+      <w:r>
+        <w:rPr>
+          <w:b/>
+          <w:bCs/>
         </w:rPr>
         <w:lastRenderedPageBreak/>
-        <w:t>Als systeem wil ik dat de boardinglijst alle passagiers met een geldig ticket bevat zodat controle mogelijk is.</w:t>
-      </w:r>
-    </w:p>
-    <w:p>
-      <w:pPr>
+        <w:t xml:space="preserve">  Ticket verkopen</w:t>
+      </w:r>
+    </w:p>
+    <w:p>
+      <w:pPr>
+        <w:ind w:left="360"/>
+      </w:pPr>
+      <w:r>
+        <w:t>Als passagier</w:t>
+      </w:r>
+      <w:r>
+        <w:t xml:space="preserve"> </w:t>
+      </w:r>
+      <w:r>
+        <w:t>wil ik een ticket kunnen kopen voor een reis</w:t>
+      </w:r>
+      <w:r>
+        <w:br/>
+        <w:t>zodat ik kan</w:t>
+      </w:r>
+      <w:r>
+        <w:t xml:space="preserve"> </w:t>
+      </w:r>
+      <w:r>
+        <w:t>reizen.</w:t>
+      </w:r>
+    </w:p>
+    <w:p>
+      <w:pPr>
+        <w:ind w:left="360"/>
+        <w:rPr>
+          <w:b/>
+          <w:bCs/>
+        </w:rPr>
+      </w:pPr>
+      <w:proofErr w:type="spellStart"/>
+      <w:r>
+        <w:rPr>
+          <w:b/>
+          <w:bCs/>
+        </w:rPr>
+        <w:t>Acceptance</w:t>
+      </w:r>
+      <w:proofErr w:type="spellEnd"/>
+      <w:r>
+        <w:rPr>
+          <w:b/>
+          <w:bCs/>
+        </w:rPr>
+        <w:t xml:space="preserve"> Criteria</w:t>
+      </w:r>
+    </w:p>
+    <w:p>
+      <w:pPr>
+        <w:ind w:left="360"/>
+      </w:pPr>
+      <w:proofErr w:type="spellStart"/>
+      <w:r>
+        <w:t>Given</w:t>
+      </w:r>
+      <w:proofErr w:type="spellEnd"/>
+      <w:r>
+        <w:t xml:space="preserve"> </w:t>
+      </w:r>
+      <w:r>
+        <w:sym w:font="Wingdings" w:char="F0E0"/>
+      </w:r>
+      <w:r>
+        <w:t xml:space="preserve"> </w:t>
+      </w:r>
+      <w:r>
+        <w:t>passagier en reis bestaan</w:t>
+      </w:r>
+    </w:p>
+    <w:p>
+      <w:pPr>
+        <w:ind w:left="360"/>
+      </w:pPr>
+      <w:proofErr w:type="spellStart"/>
+      <w:r>
+        <w:t>When</w:t>
+      </w:r>
+      <w:proofErr w:type="spellEnd"/>
+      <w:r>
+        <w:t xml:space="preserve"> </w:t>
+      </w:r>
+      <w:r>
+        <w:sym w:font="Wingdings" w:char="F0E0"/>
+      </w:r>
+      <w:r>
+        <w:t xml:space="preserve"> </w:t>
+      </w:r>
+      <w:r>
+        <w:t>ticket wordt aangemaakt</w:t>
+      </w:r>
+    </w:p>
+    <w:p>
+      <w:pPr>
+        <w:ind w:left="360"/>
+      </w:pPr>
+      <w:proofErr w:type="spellStart"/>
+      <w:r>
+        <w:t>Then</w:t>
+      </w:r>
+      <w:proofErr w:type="spellEnd"/>
+      <w:r>
+        <w:t xml:space="preserve"> </w:t>
+      </w:r>
+      <w:r>
+        <w:sym w:font="Wingdings" w:char="F0E0"/>
+      </w:r>
+      <w:r>
+        <w:t xml:space="preserve"> </w:t>
+      </w:r>
+      <w:r>
+        <w:t>wordt d</w:t>
+      </w:r>
+      <w:r>
+        <w:t>e</w:t>
+      </w:r>
+      <w:r>
+        <w:t xml:space="preserve"> ticket gekoppeld aan passagier en reis</w:t>
+      </w:r>
+    </w:p>
+    <w:p/>
+    <w:p>
+      <w:pPr>
+        <w:pStyle w:val="Lijstalinea"/>
         <w:numPr>
           <w:ilvl w:val="0"/>
-          <w:numId w:val="1"/>
+          <w:numId w:val="5"/>
         </w:numPr>
         <w:rPr>
-          <w:sz w:val="24"/>
-          <w:szCs w:val="24"/>
-        </w:rPr>
-      </w:pPr>
-      <w:r>
-        <w:rPr>
-          <w:sz w:val="24"/>
-          <w:szCs w:val="24"/>
-        </w:rPr>
-        <w:t>Als gebruiker wil ik foutmeldingen krijgen bij ongeldige acties zodat ik weet wat er misloopt.</w:t>
-      </w:r>
-    </w:p>
-    <w:p>
-      <w:pPr>
+          <w:b/>
+          <w:bCs/>
+        </w:rPr>
+      </w:pPr>
+      <w:r>
+        <w:rPr>
+          <w:b/>
+          <w:bCs/>
+        </w:rPr>
+        <w:t>Klasse kiezen</w:t>
+      </w:r>
+    </w:p>
+    <w:p>
+      <w:pPr>
+        <w:ind w:left="360"/>
+      </w:pPr>
+      <w:r>
+        <w:t>Als passagier</w:t>
+      </w:r>
+      <w:r>
+        <w:t xml:space="preserve"> </w:t>
+      </w:r>
+      <w:r>
+        <w:t>wil ik kunnen kiezen tussen eerste en tweede klasse</w:t>
+      </w:r>
+      <w:r>
+        <w:br/>
+        <w:t>zodat mijn ticket aan mijn voorkeur voldoet.</w:t>
+      </w:r>
+    </w:p>
+    <w:p>
+      <w:pPr>
+        <w:ind w:left="360"/>
+      </w:pPr>
+    </w:p>
+    <w:p>
+      <w:pPr>
+        <w:pStyle w:val="Lijstalinea"/>
         <w:numPr>
           <w:ilvl w:val="0"/>
-          <w:numId w:val="1"/>
+          <w:numId w:val="5"/>
         </w:numPr>
         <w:rPr>
-          <w:sz w:val="24"/>
-          <w:szCs w:val="24"/>
-        </w:rPr>
-      </w:pPr>
-      <w:r>
-        <w:rPr>
-          <w:sz w:val="24"/>
-          <w:szCs w:val="24"/>
-        </w:rPr>
-        <w:t>Als systeem wil ik alle kerngegevens (personen, treinen, reizen en tickets) intern bijhouden zodat de applicatie correct blijft functioneren.</w:t>
-      </w:r>
-    </w:p>
-    <w:p>
-      <w:pPr>
+          <w:b/>
+          <w:bCs/>
+        </w:rPr>
+      </w:pPr>
+      <w:r>
+        <w:rPr>
+          <w:b/>
+          <w:bCs/>
+        </w:rPr>
+        <w:t>Capaciteitscontrole</w:t>
+      </w:r>
+    </w:p>
+    <w:p>
+      <w:pPr>
+        <w:ind w:left="360"/>
+      </w:pPr>
+      <w:r>
+        <w:t>Als systeem</w:t>
+      </w:r>
+      <w:r>
+        <w:t xml:space="preserve"> </w:t>
+      </w:r>
+      <w:r>
+        <w:t xml:space="preserve">wil ik </w:t>
+      </w:r>
+      <w:r>
+        <w:t>voorkomen</w:t>
+      </w:r>
+      <w:r>
+        <w:t xml:space="preserve"> dat er meer tickets verkocht worden dan beschikbare plaatsen</w:t>
+      </w:r>
+      <w:r>
+        <w:t xml:space="preserve"> </w:t>
+      </w:r>
+      <w:r>
+        <w:t>zodat de trein niet overboekt raakt.</w:t>
+      </w:r>
+    </w:p>
+    <w:p>
+      <w:pPr>
+        <w:ind w:left="360"/>
+        <w:rPr>
+          <w:b/>
+          <w:bCs/>
+        </w:rPr>
+      </w:pPr>
+      <w:proofErr w:type="spellStart"/>
+      <w:r>
+        <w:rPr>
+          <w:b/>
+          <w:bCs/>
+        </w:rPr>
+        <w:t>Acceptance</w:t>
+      </w:r>
+      <w:proofErr w:type="spellEnd"/>
+      <w:r>
+        <w:rPr>
+          <w:b/>
+          <w:bCs/>
+        </w:rPr>
+        <w:t xml:space="preserve"> Criteria</w:t>
+      </w:r>
+    </w:p>
+    <w:p>
+      <w:pPr>
+        <w:ind w:left="360"/>
+      </w:pPr>
+      <w:proofErr w:type="spellStart"/>
+      <w:r>
+        <w:t>Given</w:t>
+      </w:r>
+      <w:proofErr w:type="spellEnd"/>
+      <w:r>
+        <w:t xml:space="preserve"> </w:t>
+      </w:r>
+      <w:r>
+        <w:sym w:font="Wingdings" w:char="F0E0"/>
+      </w:r>
+      <w:r>
+        <w:t xml:space="preserve"> </w:t>
+      </w:r>
+      <w:r>
+        <w:t>trein met beperkte capaciteit</w:t>
+      </w:r>
+    </w:p>
+    <w:p>
+      <w:pPr>
+        <w:ind w:left="360"/>
+      </w:pPr>
+      <w:proofErr w:type="spellStart"/>
+      <w:r>
+        <w:t>When</w:t>
+      </w:r>
+      <w:proofErr w:type="spellEnd"/>
+      <w:r>
+        <w:t xml:space="preserve"> </w:t>
+      </w:r>
+      <w:r>
+        <w:sym w:font="Wingdings" w:char="F0E0"/>
+      </w:r>
+      <w:r>
+        <w:t xml:space="preserve"> </w:t>
+      </w:r>
+      <w:r>
+        <w:t>ticket wordt verkocht</w:t>
+      </w:r>
+    </w:p>
+    <w:p>
+      <w:pPr>
+        <w:ind w:left="360"/>
+      </w:pPr>
+      <w:proofErr w:type="spellStart"/>
+      <w:r>
+        <w:t>Then</w:t>
+      </w:r>
+      <w:proofErr w:type="spellEnd"/>
+      <w:r>
+        <w:t xml:space="preserve"> </w:t>
+      </w:r>
+      <w:r>
+        <w:sym w:font="Wingdings" w:char="F0E0"/>
+      </w:r>
+      <w:r>
+        <w:t xml:space="preserve"> </w:t>
+      </w:r>
+      <w:r>
+        <w:t>wordt gecontroleerd of nog plaatsen beschikbaar zijn</w:t>
+      </w:r>
+    </w:p>
+    <w:p>
+      <w:pPr>
+        <w:ind w:left="360"/>
+      </w:pPr>
+      <w:proofErr w:type="spellStart"/>
+      <w:r>
+        <w:t>And</w:t>
+      </w:r>
+      <w:proofErr w:type="spellEnd"/>
+      <w:r>
+        <w:t xml:space="preserve"> </w:t>
+      </w:r>
+      <w:r>
+        <w:sym w:font="Wingdings" w:char="F0E0"/>
+      </w:r>
+      <w:r>
+        <w:t xml:space="preserve"> </w:t>
+      </w:r>
+      <w:r>
+        <w:t>wordt verkoop geweigerd indien</w:t>
+      </w:r>
+      <w:r>
+        <w:t xml:space="preserve"> </w:t>
+      </w:r>
+      <w:r>
+        <w:t>trein vol is</w:t>
+      </w:r>
+    </w:p>
+    <w:p/>
+    <w:p>
+      <w:pPr>
+        <w:pStyle w:val="Lijstalinea"/>
         <w:numPr>
           <w:ilvl w:val="0"/>
-          <w:numId w:val="1"/>
+          <w:numId w:val="5"/>
         </w:numPr>
         <w:rPr>
-          <w:sz w:val="24"/>
-          <w:szCs w:val="24"/>
-        </w:rPr>
-      </w:pPr>
-      <w:r>
-        <w:rPr>
-          <w:sz w:val="24"/>
-          <w:szCs w:val="24"/>
-        </w:rPr>
-        <w:t xml:space="preserve">Als ontwikkelaar wil ik dat het ontwerp </w:t>
-      </w:r>
-      <w:proofErr w:type="spellStart"/>
-      <w:r>
-        <w:rPr>
-          <w:sz w:val="24"/>
-          <w:szCs w:val="24"/>
-        </w:rPr>
-        <w:t>uitbreidbaar</w:t>
-      </w:r>
-      <w:proofErr w:type="spellEnd"/>
-      <w:r>
-        <w:rPr>
-          <w:sz w:val="24"/>
-          <w:szCs w:val="24"/>
-        </w:rPr>
-        <w:t xml:space="preserve"> is zodat toekomstige functionaliteit kan worden toegevoegd zonder grote herwerkingen.</w:t>
+          <w:b/>
+          <w:bCs/>
+        </w:rPr>
+      </w:pPr>
+      <w:r>
+        <w:rPr>
+          <w:b/>
+          <w:bCs/>
+        </w:rPr>
+        <w:t>Boardinglijst genereren</w:t>
+      </w:r>
+    </w:p>
+    <w:p>
+      <w:pPr>
+        <w:ind w:left="360"/>
+      </w:pPr>
+      <w:r>
+        <w:t>Als gebruiker</w:t>
+      </w:r>
+      <w:r>
+        <w:t xml:space="preserve"> </w:t>
+      </w:r>
+      <w:r>
+        <w:t>wil ik een boardinglijst kunnen afdrukken</w:t>
+      </w:r>
+      <w:r>
+        <w:br/>
+        <w:t>zodat het instappen vlot verloopt.</w:t>
+      </w:r>
+    </w:p>
+    <w:p>
+      <w:pPr>
+        <w:ind w:left="360"/>
+        <w:rPr>
+          <w:b/>
+          <w:bCs/>
+        </w:rPr>
+      </w:pPr>
+      <w:proofErr w:type="spellStart"/>
+      <w:r>
+        <w:rPr>
+          <w:b/>
+          <w:bCs/>
+        </w:rPr>
+        <w:t>Acceptance</w:t>
+      </w:r>
+      <w:proofErr w:type="spellEnd"/>
+      <w:r>
+        <w:rPr>
+          <w:b/>
+          <w:bCs/>
+        </w:rPr>
+        <w:t xml:space="preserve"> Criteria</w:t>
+      </w:r>
+    </w:p>
+    <w:p>
+      <w:pPr>
+        <w:ind w:left="360"/>
+      </w:pPr>
+      <w:proofErr w:type="spellStart"/>
+      <w:r>
+        <w:t>Given</w:t>
+      </w:r>
+      <w:proofErr w:type="spellEnd"/>
+      <w:r>
+        <w:t xml:space="preserve"> </w:t>
+      </w:r>
+      <w:r>
+        <w:sym w:font="Wingdings" w:char="F0E0"/>
+      </w:r>
+      <w:r>
+        <w:t xml:space="preserve"> </w:t>
+      </w:r>
+      <w:r>
+        <w:t>reis</w:t>
+      </w:r>
+    </w:p>
+    <w:p>
+      <w:pPr>
+        <w:ind w:left="360"/>
+      </w:pPr>
+      <w:proofErr w:type="spellStart"/>
+      <w:r>
+        <w:t>When</w:t>
+      </w:r>
+      <w:proofErr w:type="spellEnd"/>
+      <w:r>
+        <w:t xml:space="preserve"> </w:t>
+      </w:r>
+      <w:r>
+        <w:sym w:font="Wingdings" w:char="F0E0"/>
+      </w:r>
+      <w:r>
+        <w:t xml:space="preserve"> </w:t>
+      </w:r>
+      <w:r>
+        <w:t>boardinglijst wordt gegenereerd</w:t>
+      </w:r>
+    </w:p>
+    <w:p>
+      <w:pPr>
+        <w:ind w:left="360"/>
+      </w:pPr>
+      <w:proofErr w:type="spellStart"/>
+      <w:r>
+        <w:t>Then</w:t>
+      </w:r>
+      <w:proofErr w:type="spellEnd"/>
+      <w:r>
+        <w:t xml:space="preserve"> </w:t>
+      </w:r>
+      <w:r>
+        <w:sym w:font="Wingdings" w:char="F0E0"/>
+      </w:r>
+      <w:r>
+        <w:t xml:space="preserve"> </w:t>
+      </w:r>
+      <w:r>
+        <w:t>wordt tekstbestand aangemaakt</w:t>
+      </w:r>
+    </w:p>
+    <w:p>
+      <w:pPr>
+        <w:ind w:left="360"/>
+      </w:pPr>
+      <w:proofErr w:type="spellStart"/>
+      <w:r>
+        <w:t>And</w:t>
+      </w:r>
+      <w:proofErr w:type="spellEnd"/>
+      <w:r>
+        <w:t xml:space="preserve"> </w:t>
+      </w:r>
+      <w:r>
+        <w:sym w:font="Wingdings" w:char="F0E0"/>
+      </w:r>
+      <w:r>
+        <w:t xml:space="preserve"> </w:t>
+      </w:r>
+      <w:r>
+        <w:t>bevat dit bestand alle passagiers met geldig ticket</w:t>
       </w:r>
     </w:p>
     <w:p/>
+    <w:p>
+      <w:pPr>
+        <w:rPr>
+          <w:b/>
+          <w:bCs/>
+        </w:rPr>
+      </w:pPr>
+      <w:r>
+        <w:rPr>
+          <w:b/>
+          <w:bCs/>
+        </w:rPr>
+        <w:br w:type="page"/>
+      </w:r>
+    </w:p>
+    <w:p>
+      <w:pPr>
+        <w:pStyle w:val="Lijstalinea"/>
+        <w:numPr>
+          <w:ilvl w:val="0"/>
+          <w:numId w:val="5"/>
+        </w:numPr>
+        <w:rPr>
+          <w:b/>
+          <w:bCs/>
+        </w:rPr>
+      </w:pPr>
+      <w:r>
+        <w:rPr>
+          <w:b/>
+          <w:bCs/>
+        </w:rPr>
+        <w:lastRenderedPageBreak/>
+        <w:t>Bestandsnaam boardinglijst</w:t>
+      </w:r>
+    </w:p>
+    <w:p>
+      <w:pPr>
+        <w:ind w:left="360"/>
+      </w:pPr>
+      <w:r>
+        <w:t>Als systeem</w:t>
+      </w:r>
+      <w:r>
+        <w:t xml:space="preserve"> </w:t>
+      </w:r>
+      <w:r>
+        <w:t>wil ik de boardinglijst opslaan met stations en datum in de naam</w:t>
+      </w:r>
+      <w:r>
+        <w:br/>
+        <w:t xml:space="preserve">zodat het bestand </w:t>
+      </w:r>
+      <w:r>
+        <w:t xml:space="preserve">simpel </w:t>
+      </w:r>
+      <w:r>
+        <w:t>terug te vinden is.</w:t>
+      </w:r>
+    </w:p>
+    <w:p>
+      <w:pPr>
+        <w:ind w:left="360"/>
+        <w:rPr>
+          <w:b/>
+          <w:bCs/>
+        </w:rPr>
+      </w:pPr>
+      <w:proofErr w:type="spellStart"/>
+      <w:r>
+        <w:rPr>
+          <w:b/>
+          <w:bCs/>
+        </w:rPr>
+        <w:t>Acceptance</w:t>
+      </w:r>
+      <w:proofErr w:type="spellEnd"/>
+      <w:r>
+        <w:rPr>
+          <w:b/>
+          <w:bCs/>
+        </w:rPr>
+        <w:t xml:space="preserve"> Criteria</w:t>
+      </w:r>
+    </w:p>
+    <w:p>
+      <w:pPr>
+        <w:ind w:left="360"/>
+      </w:pPr>
+      <w:proofErr w:type="spellStart"/>
+      <w:r>
+        <w:t>Given</w:t>
+      </w:r>
+      <w:proofErr w:type="spellEnd"/>
+      <w:r>
+        <w:t xml:space="preserve"> </w:t>
+      </w:r>
+      <w:r>
+        <w:sym w:font="Wingdings" w:char="F0E0"/>
+      </w:r>
+      <w:r>
+        <w:t xml:space="preserve"> reis</w:t>
+      </w:r>
+    </w:p>
+    <w:p>
+      <w:pPr>
+        <w:ind w:left="360"/>
+      </w:pPr>
+      <w:proofErr w:type="spellStart"/>
+      <w:r>
+        <w:t>When</w:t>
+      </w:r>
+      <w:proofErr w:type="spellEnd"/>
+      <w:r>
+        <w:t xml:space="preserve"> </w:t>
+      </w:r>
+      <w:r>
+        <w:sym w:font="Wingdings" w:char="F0E0"/>
+      </w:r>
+      <w:r>
+        <w:t xml:space="preserve"> </w:t>
+      </w:r>
+      <w:r>
+        <w:t>boardinglijst wordt aangemaakt</w:t>
+      </w:r>
+    </w:p>
+    <w:p>
+      <w:pPr>
+        <w:ind w:left="360"/>
+      </w:pPr>
+      <w:proofErr w:type="spellStart"/>
+      <w:r>
+        <w:t>Then</w:t>
+      </w:r>
+      <w:proofErr w:type="spellEnd"/>
+      <w:r>
+        <w:t xml:space="preserve"> </w:t>
+      </w:r>
+      <w:r>
+        <w:sym w:font="Wingdings" w:char="F0E0"/>
+      </w:r>
+      <w:r>
+        <w:t xml:space="preserve"> </w:t>
+      </w:r>
+      <w:r>
+        <w:t>volgt de bestandsnaam het formaat:</w:t>
+      </w:r>
+      <w:r>
+        <w:br/>
+        <w:t>Vertrek_Aankomst_DatumTijd.txt</w:t>
+      </w:r>
+    </w:p>
     <w:p/>
+    <w:p>
+      <w:pPr>
+        <w:pStyle w:val="Lijstalinea"/>
+        <w:numPr>
+          <w:ilvl w:val="0"/>
+          <w:numId w:val="5"/>
+        </w:numPr>
+        <w:rPr>
+          <w:b/>
+          <w:bCs/>
+        </w:rPr>
+      </w:pPr>
+      <w:r>
+        <w:rPr>
+          <w:b/>
+          <w:bCs/>
+        </w:rPr>
+        <w:t>Foutmeldingen</w:t>
+      </w:r>
+    </w:p>
+    <w:p>
+      <w:pPr>
+        <w:ind w:left="360"/>
+      </w:pPr>
+      <w:r>
+        <w:t>Als gebruiker</w:t>
+      </w:r>
+      <w:r>
+        <w:t xml:space="preserve"> </w:t>
+      </w:r>
+      <w:r>
+        <w:t>wil ik duidelijke foutmeldingen krijgen bij ongeldige acties</w:t>
+      </w:r>
+      <w:r>
+        <w:br/>
+        <w:t>zodat ik weet wat er misloopt.</w:t>
+      </w:r>
+    </w:p>
+    <w:p>
+      <w:pPr>
+        <w:ind w:left="360"/>
+        <w:rPr>
+          <w:b/>
+          <w:bCs/>
+        </w:rPr>
+      </w:pPr>
+      <w:proofErr w:type="spellStart"/>
+      <w:r>
+        <w:rPr>
+          <w:b/>
+          <w:bCs/>
+        </w:rPr>
+        <w:t>Acceptance</w:t>
+      </w:r>
+      <w:proofErr w:type="spellEnd"/>
+      <w:r>
+        <w:rPr>
+          <w:b/>
+          <w:bCs/>
+        </w:rPr>
+        <w:t xml:space="preserve"> Criteria</w:t>
+      </w:r>
+    </w:p>
+    <w:p>
+      <w:pPr>
+        <w:ind w:left="360"/>
+      </w:pPr>
+      <w:proofErr w:type="spellStart"/>
+      <w:r>
+        <w:t>Given</w:t>
+      </w:r>
+      <w:proofErr w:type="spellEnd"/>
+      <w:r>
+        <w:t xml:space="preserve"> </w:t>
+      </w:r>
+      <w:r>
+        <w:sym w:font="Wingdings" w:char="F0E0"/>
+      </w:r>
+      <w:r>
+        <w:t xml:space="preserve"> </w:t>
+      </w:r>
+      <w:r>
+        <w:t>ongeldige actie</w:t>
+      </w:r>
+    </w:p>
+    <w:p>
+      <w:pPr>
+        <w:ind w:left="360"/>
+      </w:pPr>
+      <w:proofErr w:type="spellStart"/>
+      <w:r>
+        <w:t>When</w:t>
+      </w:r>
+      <w:proofErr w:type="spellEnd"/>
+      <w:r>
+        <w:t xml:space="preserve"> </w:t>
+      </w:r>
+      <w:r>
+        <w:sym w:font="Wingdings" w:char="F0E0"/>
+      </w:r>
+      <w:r>
+        <w:t xml:space="preserve"> </w:t>
+      </w:r>
+      <w:r>
+        <w:t>deze wordt uitgevoerd</w:t>
+      </w:r>
+    </w:p>
+    <w:p>
+      <w:pPr>
+        <w:ind w:left="360"/>
+      </w:pPr>
+      <w:proofErr w:type="spellStart"/>
+      <w:r>
+        <w:t>Then</w:t>
+      </w:r>
+      <w:proofErr w:type="spellEnd"/>
+      <w:r>
+        <w:t xml:space="preserve"> </w:t>
+      </w:r>
+      <w:r>
+        <w:sym w:font="Wingdings" w:char="F0E0"/>
+      </w:r>
+      <w:r>
+        <w:t xml:space="preserve"> </w:t>
+      </w:r>
+      <w:r>
+        <w:t>wordt duidelijke foutmelding getoond</w:t>
+      </w:r>
+    </w:p>
+    <w:p/>
+    <w:p>
+      <w:pPr>
+        <w:pStyle w:val="Lijstalinea"/>
+        <w:numPr>
+          <w:ilvl w:val="0"/>
+          <w:numId w:val="5"/>
+        </w:numPr>
+        <w:rPr>
+          <w:b/>
+          <w:bCs/>
+        </w:rPr>
+      </w:pPr>
+      <w:r>
+        <w:rPr>
+          <w:b/>
+          <w:bCs/>
+        </w:rPr>
+        <w:t>Interne opslag</w:t>
+      </w:r>
+    </w:p>
+    <w:p>
+      <w:pPr>
+        <w:ind w:left="360"/>
+      </w:pPr>
+      <w:r>
+        <w:t>Als systeem</w:t>
+      </w:r>
+      <w:r>
+        <w:t xml:space="preserve"> </w:t>
+      </w:r>
+      <w:r>
+        <w:t>wil ik alle kerngegevens intern bijhouden</w:t>
+      </w:r>
+      <w:r>
+        <w:br/>
+        <w:t>zodat de applicatie correct blijft functioneren.</w:t>
+      </w:r>
+    </w:p>
+    <w:p>
+      <w:pPr>
+        <w:ind w:left="360"/>
+      </w:pPr>
+    </w:p>
+    <w:p>
+      <w:pPr>
+        <w:pStyle w:val="Lijstalinea"/>
+        <w:numPr>
+          <w:ilvl w:val="0"/>
+          <w:numId w:val="5"/>
+        </w:numPr>
+        <w:rPr>
+          <w:b/>
+          <w:bCs/>
+        </w:rPr>
+      </w:pPr>
+      <w:r>
+        <w:rPr>
+          <w:b/>
+          <w:bCs/>
+        </w:rPr>
+        <w:t>Uitbreidbaarheid</w:t>
+      </w:r>
+    </w:p>
+    <w:p>
+      <w:pPr>
+        <w:ind w:left="360"/>
+      </w:pPr>
+      <w:r>
+        <w:t>Als ontwikkelaar</w:t>
+      </w:r>
+      <w:r>
+        <w:t xml:space="preserve"> </w:t>
+      </w:r>
+      <w:r>
+        <w:t xml:space="preserve">wil ik een </w:t>
+      </w:r>
+      <w:r>
+        <w:t>uitbreid baar</w:t>
+      </w:r>
+      <w:r>
+        <w:t xml:space="preserve"> ontwerp</w:t>
+      </w:r>
+      <w:r>
+        <w:br/>
+        <w:t>zodat toekomstige functionaliteiten kunnen worden toegevoegd zonder grote herwerkingen.</w:t>
+      </w:r>
+    </w:p>
+    <w:p/>
+    <w:p>
+      <w:pPr>
+        <w:pStyle w:val="Lijstalinea"/>
+        <w:numPr>
+          <w:ilvl w:val="0"/>
+          <w:numId w:val="5"/>
+        </w:numPr>
+        <w:rPr>
+          <w:b/>
+          <w:bCs/>
+        </w:rPr>
+      </w:pPr>
+      <w:r>
+        <w:rPr>
+          <w:b/>
+          <w:bCs/>
+        </w:rPr>
+        <w:t>O</w:t>
+      </w:r>
+      <w:r>
+        <w:rPr>
+          <w:b/>
+          <w:bCs/>
+        </w:rPr>
+        <w:t>plevering</w:t>
+      </w:r>
+    </w:p>
+    <w:p>
+      <w:pPr>
+        <w:ind w:left="360"/>
+      </w:pPr>
+      <w:r>
+        <w:t>Als opdrachtgever</w:t>
+      </w:r>
+      <w:r>
+        <w:t xml:space="preserve"> </w:t>
+      </w:r>
+      <w:r>
+        <w:t xml:space="preserve">wil ik een werkende </w:t>
+      </w:r>
+      <w:proofErr w:type="spellStart"/>
+      <w:r>
+        <w:t>command</w:t>
+      </w:r>
+      <w:proofErr w:type="spellEnd"/>
+      <w:r>
+        <w:t xml:space="preserve"> line applicatie</w:t>
+      </w:r>
+      <w:r>
+        <w:br/>
+        <w:t xml:space="preserve">zodat het </w:t>
+      </w:r>
+      <w:proofErr w:type="spellStart"/>
+      <w:r>
+        <w:t>proof</w:t>
+      </w:r>
+      <w:proofErr w:type="spellEnd"/>
+      <w:r>
+        <w:t xml:space="preserve"> of concept kan worden beoordeeld.</w:t>
+      </w:r>
+    </w:p>
+    <w:p>
+      <w:pPr>
+        <w:ind w:left="360"/>
+        <w:rPr>
+          <w:b/>
+          <w:bCs/>
+        </w:rPr>
+      </w:pPr>
+      <w:proofErr w:type="spellStart"/>
+      <w:r>
+        <w:rPr>
+          <w:b/>
+          <w:bCs/>
+        </w:rPr>
+        <w:t>Acceptance</w:t>
+      </w:r>
+      <w:proofErr w:type="spellEnd"/>
+      <w:r>
+        <w:rPr>
+          <w:b/>
+          <w:bCs/>
+        </w:rPr>
+        <w:t xml:space="preserve"> Criteria</w:t>
+      </w:r>
+    </w:p>
+    <w:p>
+      <w:pPr>
+        <w:ind w:left="360"/>
+      </w:pPr>
+      <w:proofErr w:type="spellStart"/>
+      <w:r>
+        <w:t>Given</w:t>
+      </w:r>
+      <w:proofErr w:type="spellEnd"/>
+      <w:r>
+        <w:t xml:space="preserve"> </w:t>
+      </w:r>
+      <w:r>
+        <w:sym w:font="Wingdings" w:char="F0E0"/>
+      </w:r>
+      <w:r>
+        <w:t xml:space="preserve"> </w:t>
+      </w:r>
+      <w:r>
+        <w:t>alle kernfunctionaliteiten</w:t>
+      </w:r>
+    </w:p>
+    <w:p>
+      <w:pPr>
+        <w:ind w:left="360"/>
+      </w:pPr>
+      <w:proofErr w:type="spellStart"/>
+      <w:r>
+        <w:t>When</w:t>
+      </w:r>
+      <w:proofErr w:type="spellEnd"/>
+      <w:r>
+        <w:t xml:space="preserve"> </w:t>
+      </w:r>
+      <w:r>
+        <w:sym w:font="Wingdings" w:char="F0E0"/>
+      </w:r>
+      <w:r>
+        <w:t xml:space="preserve"> </w:t>
+      </w:r>
+      <w:r>
+        <w:t>applicatie wordt uitgevoerd</w:t>
+      </w:r>
+    </w:p>
+    <w:p>
+      <w:pPr>
+        <w:ind w:left="360"/>
+      </w:pPr>
+      <w:proofErr w:type="spellStart"/>
+      <w:r>
+        <w:t>Then</w:t>
+      </w:r>
+      <w:proofErr w:type="spellEnd"/>
+      <w:r>
+        <w:t xml:space="preserve"> </w:t>
+      </w:r>
+      <w:r>
+        <w:sym w:font="Wingdings" w:char="F0E0"/>
+      </w:r>
+      <w:r>
+        <w:t xml:space="preserve"> </w:t>
+      </w:r>
+      <w:r>
+        <w:t>voldoet deze aan alle minimumvereisten van het project</w:t>
+      </w:r>
+    </w:p>
     <w:p/>
     <w:sectPr>
       <w:pgSz w:w="11906" w:h="16838"/>
@@ -437,9 +2688,718 @@
 <file path=word/numbering.xml><?xml version="1.0" encoding="utf-8"?>
 <w:numbering xmlns:wpc="http://schemas.microsoft.com/office/word/2010/wordprocessingCanvas" xmlns:cx="http://schemas.microsoft.com/office/drawing/2014/chartex" xmlns:cx1="http://schemas.microsoft.com/office/drawing/2015/9/8/chartex" xmlns:cx2="http://schemas.microsoft.com/office/drawing/2015/10/21/chartex" xmlns:cx3="http://schemas.microsoft.com/office/drawing/2016/5/9/chartex" xmlns:cx4="http://schemas.microsoft.com/office/drawing/2016/5/10/chartex" xmlns:cx5="http://schemas.microsoft.com/office/drawing/2016/5/11/chartex" xmlns:cx6="http://schemas.microsoft.com/office/drawing/2016/5/12/chartex" xmlns:cx7="http://schemas.microsoft.com/office/drawing/2016/5/13/chartex" xmlns:cx8="http://schemas.microsoft.com/office/drawing/2016/5/14/chartex" xmlns:mc="http://schemas.openxmlformats.org/markup-compatibility/2006" xmlns:aink="http://schemas.microsoft.com/office/drawing/2016/ink" xmlns:am3d="http://schemas.microsoft.com/office/drawing/2017/model3d" xmlns:o="urn:schemas-microsoft-com:office:office" xmlns:oel="http://schemas.microsoft.com/office/2019/extlst" xmlns:r="http://schemas.openxmlformats.org/officeDocument/2006/relationships" xmlns:m="http://schemas.openxmlformats.org/officeDocument/2006/math" xmlns:v="urn:schemas-microsoft-com:vml" xmlns:wp14="http://schemas.microsoft.com/office/word/2010/wordprocessingDrawing" xmlns:wp="http://schemas.openxmlformats.org/drawingml/2006/wordprocessingDrawing" xmlns:w10="urn:schemas-microsoft-com:office:word" xmlns:w="http://schemas.openxmlformats.org/wordprocessingml/2006/main" xmlns:w14="http://schemas.microsoft.com/office/word/2010/wordml" xmlns:w15="http://schemas.microsoft.com/office/word/2012/wordml" xmlns:w16cex="http://schemas.microsoft.com/office/word/2018/wordml/cex" xmlns:w16cid="http://schemas.microsoft.com/office/word/2016/wordml/cid" xmlns:w16="http://schemas.microsoft.com/office/word/2018/wordml" xmlns:w16du="http://schemas.microsoft.com/office/word/2023/wordml/word16du" xmlns:w16sdtdh="http://schemas.microsoft.com/office/word/2020/wordml/sdtdatahash" xmlns:w16sdtfl="http://schemas.microsoft.com/office/word/2024/wordml/sdtformatlock" xmlns:w16se="http://schemas.microsoft.com/office/word/2015/wordml/symex" xmlns:wpg="http://schemas.microsoft.com/office/word/2010/wordprocessingGroup" xmlns:wpi="http://schemas.microsoft.com/office/word/2010/wordprocessingInk" xmlns:wne="http://schemas.microsoft.com/office/word/2006/wordml" xmlns:wps="http://schemas.microsoft.com/office/word/2010/wordprocessingShape" mc:Ignorable="w14 w15 w16se w16cid w16 w16cex w16sdtdh w16sdtfl w16du wp14">
   <w:abstractNum w:abstractNumId="0" w15:restartNumberingAfterBreak="0">
+    <w:nsid w:val="084E3C84"/>
+    <w:multiLevelType w:val="multilevel"/>
+    <w:tmpl w:val="C3F88736"/>
+    <w:lvl w:ilvl="0">
+      <w:start w:val="1"/>
+      <w:numFmt w:val="bullet"/>
+      <w:lvlText w:val=""/>
+      <w:lvlJc w:val="left"/>
+      <w:pPr>
+        <w:tabs>
+          <w:tab w:val="num" w:pos="720"/>
+        </w:tabs>
+        <w:ind w:left="720" w:hanging="360"/>
+      </w:pPr>
+      <w:rPr>
+        <w:rFonts w:ascii="Symbol" w:hAnsi="Symbol" w:hint="default"/>
+        <w:sz w:val="20"/>
+      </w:rPr>
+    </w:lvl>
+    <w:lvl w:ilvl="1" w:tentative="1">
+      <w:start w:val="1"/>
+      <w:numFmt w:val="bullet"/>
+      <w:lvlText w:val="o"/>
+      <w:lvlJc w:val="left"/>
+      <w:pPr>
+        <w:tabs>
+          <w:tab w:val="num" w:pos="1440"/>
+        </w:tabs>
+        <w:ind w:left="1440" w:hanging="360"/>
+      </w:pPr>
+      <w:rPr>
+        <w:rFonts w:ascii="Courier New" w:hAnsi="Courier New" w:hint="default"/>
+        <w:sz w:val="20"/>
+      </w:rPr>
+    </w:lvl>
+    <w:lvl w:ilvl="2" w:tentative="1">
+      <w:start w:val="1"/>
+      <w:numFmt w:val="bullet"/>
+      <w:lvlText w:val=""/>
+      <w:lvlJc w:val="left"/>
+      <w:pPr>
+        <w:tabs>
+          <w:tab w:val="num" w:pos="2160"/>
+        </w:tabs>
+        <w:ind w:left="2160" w:hanging="360"/>
+      </w:pPr>
+      <w:rPr>
+        <w:rFonts w:ascii="Wingdings" w:hAnsi="Wingdings" w:hint="default"/>
+        <w:sz w:val="20"/>
+      </w:rPr>
+    </w:lvl>
+    <w:lvl w:ilvl="3" w:tentative="1">
+      <w:start w:val="1"/>
+      <w:numFmt w:val="bullet"/>
+      <w:lvlText w:val=""/>
+      <w:lvlJc w:val="left"/>
+      <w:pPr>
+        <w:tabs>
+          <w:tab w:val="num" w:pos="2880"/>
+        </w:tabs>
+        <w:ind w:left="2880" w:hanging="360"/>
+      </w:pPr>
+      <w:rPr>
+        <w:rFonts w:ascii="Wingdings" w:hAnsi="Wingdings" w:hint="default"/>
+        <w:sz w:val="20"/>
+      </w:rPr>
+    </w:lvl>
+    <w:lvl w:ilvl="4" w:tentative="1">
+      <w:start w:val="1"/>
+      <w:numFmt w:val="bullet"/>
+      <w:lvlText w:val=""/>
+      <w:lvlJc w:val="left"/>
+      <w:pPr>
+        <w:tabs>
+          <w:tab w:val="num" w:pos="3600"/>
+        </w:tabs>
+        <w:ind w:left="3600" w:hanging="360"/>
+      </w:pPr>
+      <w:rPr>
+        <w:rFonts w:ascii="Wingdings" w:hAnsi="Wingdings" w:hint="default"/>
+        <w:sz w:val="20"/>
+      </w:rPr>
+    </w:lvl>
+    <w:lvl w:ilvl="5" w:tentative="1">
+      <w:start w:val="1"/>
+      <w:numFmt w:val="bullet"/>
+      <w:lvlText w:val=""/>
+      <w:lvlJc w:val="left"/>
+      <w:pPr>
+        <w:tabs>
+          <w:tab w:val="num" w:pos="4320"/>
+        </w:tabs>
+        <w:ind w:left="4320" w:hanging="360"/>
+      </w:pPr>
+      <w:rPr>
+        <w:rFonts w:ascii="Wingdings" w:hAnsi="Wingdings" w:hint="default"/>
+        <w:sz w:val="20"/>
+      </w:rPr>
+    </w:lvl>
+    <w:lvl w:ilvl="6" w:tentative="1">
+      <w:start w:val="1"/>
+      <w:numFmt w:val="bullet"/>
+      <w:lvlText w:val=""/>
+      <w:lvlJc w:val="left"/>
+      <w:pPr>
+        <w:tabs>
+          <w:tab w:val="num" w:pos="5040"/>
+        </w:tabs>
+        <w:ind w:left="5040" w:hanging="360"/>
+      </w:pPr>
+      <w:rPr>
+        <w:rFonts w:ascii="Wingdings" w:hAnsi="Wingdings" w:hint="default"/>
+        <w:sz w:val="20"/>
+      </w:rPr>
+    </w:lvl>
+    <w:lvl w:ilvl="7" w:tentative="1">
+      <w:start w:val="1"/>
+      <w:numFmt w:val="bullet"/>
+      <w:lvlText w:val=""/>
+      <w:lvlJc w:val="left"/>
+      <w:pPr>
+        <w:tabs>
+          <w:tab w:val="num" w:pos="5760"/>
+        </w:tabs>
+        <w:ind w:left="5760" w:hanging="360"/>
+      </w:pPr>
+      <w:rPr>
+        <w:rFonts w:ascii="Wingdings" w:hAnsi="Wingdings" w:hint="default"/>
+        <w:sz w:val="20"/>
+      </w:rPr>
+    </w:lvl>
+    <w:lvl w:ilvl="8" w:tentative="1">
+      <w:start w:val="1"/>
+      <w:numFmt w:val="bullet"/>
+      <w:lvlText w:val=""/>
+      <w:lvlJc w:val="left"/>
+      <w:pPr>
+        <w:tabs>
+          <w:tab w:val="num" w:pos="6480"/>
+        </w:tabs>
+        <w:ind w:left="6480" w:hanging="360"/>
+      </w:pPr>
+      <w:rPr>
+        <w:rFonts w:ascii="Wingdings" w:hAnsi="Wingdings" w:hint="default"/>
+        <w:sz w:val="20"/>
+      </w:rPr>
+    </w:lvl>
+  </w:abstractNum>
+  <w:abstractNum w:abstractNumId="1" w15:restartNumberingAfterBreak="0">
+    <w:nsid w:val="092E58D3"/>
+    <w:multiLevelType w:val="hybridMultilevel"/>
+    <w:tmpl w:val="53AC755C"/>
+    <w:lvl w:ilvl="0" w:tplc="04BE6AF2">
+      <w:start w:val="1"/>
+      <w:numFmt w:val="bullet"/>
+      <w:lvlText w:val=""/>
+      <w:lvlJc w:val="left"/>
+      <w:pPr>
+        <w:ind w:left="720" w:hanging="360"/>
+      </w:pPr>
+      <w:rPr>
+        <w:rFonts w:ascii="Symbol" w:eastAsiaTheme="minorHAnsi" w:hAnsi="Symbol" w:cstheme="minorBidi" w:hint="default"/>
+      </w:rPr>
+    </w:lvl>
+    <w:lvl w:ilvl="1" w:tplc="08130003" w:tentative="1">
+      <w:start w:val="1"/>
+      <w:numFmt w:val="bullet"/>
+      <w:lvlText w:val="o"/>
+      <w:lvlJc w:val="left"/>
+      <w:pPr>
+        <w:ind w:left="1440" w:hanging="360"/>
+      </w:pPr>
+      <w:rPr>
+        <w:rFonts w:ascii="Courier New" w:hAnsi="Courier New" w:cs="Courier New" w:hint="default"/>
+      </w:rPr>
+    </w:lvl>
+    <w:lvl w:ilvl="2" w:tplc="08130005" w:tentative="1">
+      <w:start w:val="1"/>
+      <w:numFmt w:val="bullet"/>
+      <w:lvlText w:val=""/>
+      <w:lvlJc w:val="left"/>
+      <w:pPr>
+        <w:ind w:left="2160" w:hanging="360"/>
+      </w:pPr>
+      <w:rPr>
+        <w:rFonts w:ascii="Wingdings" w:hAnsi="Wingdings" w:hint="default"/>
+      </w:rPr>
+    </w:lvl>
+    <w:lvl w:ilvl="3" w:tplc="08130001" w:tentative="1">
+      <w:start w:val="1"/>
+      <w:numFmt w:val="bullet"/>
+      <w:lvlText w:val=""/>
+      <w:lvlJc w:val="left"/>
+      <w:pPr>
+        <w:ind w:left="2880" w:hanging="360"/>
+      </w:pPr>
+      <w:rPr>
+        <w:rFonts w:ascii="Symbol" w:hAnsi="Symbol" w:hint="default"/>
+      </w:rPr>
+    </w:lvl>
+    <w:lvl w:ilvl="4" w:tplc="08130003" w:tentative="1">
+      <w:start w:val="1"/>
+      <w:numFmt w:val="bullet"/>
+      <w:lvlText w:val="o"/>
+      <w:lvlJc w:val="left"/>
+      <w:pPr>
+        <w:ind w:left="3600" w:hanging="360"/>
+      </w:pPr>
+      <w:rPr>
+        <w:rFonts w:ascii="Courier New" w:hAnsi="Courier New" w:cs="Courier New" w:hint="default"/>
+      </w:rPr>
+    </w:lvl>
+    <w:lvl w:ilvl="5" w:tplc="08130005" w:tentative="1">
+      <w:start w:val="1"/>
+      <w:numFmt w:val="bullet"/>
+      <w:lvlText w:val=""/>
+      <w:lvlJc w:val="left"/>
+      <w:pPr>
+        <w:ind w:left="4320" w:hanging="360"/>
+      </w:pPr>
+      <w:rPr>
+        <w:rFonts w:ascii="Wingdings" w:hAnsi="Wingdings" w:hint="default"/>
+      </w:rPr>
+    </w:lvl>
+    <w:lvl w:ilvl="6" w:tplc="08130001" w:tentative="1">
+      <w:start w:val="1"/>
+      <w:numFmt w:val="bullet"/>
+      <w:lvlText w:val=""/>
+      <w:lvlJc w:val="left"/>
+      <w:pPr>
+        <w:ind w:left="5040" w:hanging="360"/>
+      </w:pPr>
+      <w:rPr>
+        <w:rFonts w:ascii="Symbol" w:hAnsi="Symbol" w:hint="default"/>
+      </w:rPr>
+    </w:lvl>
+    <w:lvl w:ilvl="7" w:tplc="08130003" w:tentative="1">
+      <w:start w:val="1"/>
+      <w:numFmt w:val="bullet"/>
+      <w:lvlText w:val="o"/>
+      <w:lvlJc w:val="left"/>
+      <w:pPr>
+        <w:ind w:left="5760" w:hanging="360"/>
+      </w:pPr>
+      <w:rPr>
+        <w:rFonts w:ascii="Courier New" w:hAnsi="Courier New" w:cs="Courier New" w:hint="default"/>
+      </w:rPr>
+    </w:lvl>
+    <w:lvl w:ilvl="8" w:tplc="08130005" w:tentative="1">
+      <w:start w:val="1"/>
+      <w:numFmt w:val="bullet"/>
+      <w:lvlText w:val=""/>
+      <w:lvlJc w:val="left"/>
+      <w:pPr>
+        <w:ind w:left="6480" w:hanging="360"/>
+      </w:pPr>
+      <w:rPr>
+        <w:rFonts w:ascii="Wingdings" w:hAnsi="Wingdings" w:hint="default"/>
+      </w:rPr>
+    </w:lvl>
+  </w:abstractNum>
+  <w:abstractNum w:abstractNumId="2" w15:restartNumberingAfterBreak="0">
+    <w:nsid w:val="0F392E5D"/>
+    <w:multiLevelType w:val="multilevel"/>
+    <w:tmpl w:val="9D844114"/>
+    <w:lvl w:ilvl="0">
+      <w:start w:val="1"/>
+      <w:numFmt w:val="bullet"/>
+      <w:lvlText w:val=""/>
+      <w:lvlJc w:val="left"/>
+      <w:pPr>
+        <w:tabs>
+          <w:tab w:val="num" w:pos="720"/>
+        </w:tabs>
+        <w:ind w:left="720" w:hanging="360"/>
+      </w:pPr>
+      <w:rPr>
+        <w:rFonts w:ascii="Symbol" w:hAnsi="Symbol" w:hint="default"/>
+        <w:sz w:val="20"/>
+      </w:rPr>
+    </w:lvl>
+    <w:lvl w:ilvl="1" w:tentative="1">
+      <w:start w:val="1"/>
+      <w:numFmt w:val="bullet"/>
+      <w:lvlText w:val="o"/>
+      <w:lvlJc w:val="left"/>
+      <w:pPr>
+        <w:tabs>
+          <w:tab w:val="num" w:pos="1440"/>
+        </w:tabs>
+        <w:ind w:left="1440" w:hanging="360"/>
+      </w:pPr>
+      <w:rPr>
+        <w:rFonts w:ascii="Courier New" w:hAnsi="Courier New" w:hint="default"/>
+        <w:sz w:val="20"/>
+      </w:rPr>
+    </w:lvl>
+    <w:lvl w:ilvl="2" w:tentative="1">
+      <w:start w:val="1"/>
+      <w:numFmt w:val="bullet"/>
+      <w:lvlText w:val=""/>
+      <w:lvlJc w:val="left"/>
+      <w:pPr>
+        <w:tabs>
+          <w:tab w:val="num" w:pos="2160"/>
+        </w:tabs>
+        <w:ind w:left="2160" w:hanging="360"/>
+      </w:pPr>
+      <w:rPr>
+        <w:rFonts w:ascii="Wingdings" w:hAnsi="Wingdings" w:hint="default"/>
+        <w:sz w:val="20"/>
+      </w:rPr>
+    </w:lvl>
+    <w:lvl w:ilvl="3" w:tentative="1">
+      <w:start w:val="1"/>
+      <w:numFmt w:val="bullet"/>
+      <w:lvlText w:val=""/>
+      <w:lvlJc w:val="left"/>
+      <w:pPr>
+        <w:tabs>
+          <w:tab w:val="num" w:pos="2880"/>
+        </w:tabs>
+        <w:ind w:left="2880" w:hanging="360"/>
+      </w:pPr>
+      <w:rPr>
+        <w:rFonts w:ascii="Wingdings" w:hAnsi="Wingdings" w:hint="default"/>
+        <w:sz w:val="20"/>
+      </w:rPr>
+    </w:lvl>
+    <w:lvl w:ilvl="4" w:tentative="1">
+      <w:start w:val="1"/>
+      <w:numFmt w:val="bullet"/>
+      <w:lvlText w:val=""/>
+      <w:lvlJc w:val="left"/>
+      <w:pPr>
+        <w:tabs>
+          <w:tab w:val="num" w:pos="3600"/>
+        </w:tabs>
+        <w:ind w:left="3600" w:hanging="360"/>
+      </w:pPr>
+      <w:rPr>
+        <w:rFonts w:ascii="Wingdings" w:hAnsi="Wingdings" w:hint="default"/>
+        <w:sz w:val="20"/>
+      </w:rPr>
+    </w:lvl>
+    <w:lvl w:ilvl="5" w:tentative="1">
+      <w:start w:val="1"/>
+      <w:numFmt w:val="bullet"/>
+      <w:lvlText w:val=""/>
+      <w:lvlJc w:val="left"/>
+      <w:pPr>
+        <w:tabs>
+          <w:tab w:val="num" w:pos="4320"/>
+        </w:tabs>
+        <w:ind w:left="4320" w:hanging="360"/>
+      </w:pPr>
+      <w:rPr>
+        <w:rFonts w:ascii="Wingdings" w:hAnsi="Wingdings" w:hint="default"/>
+        <w:sz w:val="20"/>
+      </w:rPr>
+    </w:lvl>
+    <w:lvl w:ilvl="6" w:tentative="1">
+      <w:start w:val="1"/>
+      <w:numFmt w:val="bullet"/>
+      <w:lvlText w:val=""/>
+      <w:lvlJc w:val="left"/>
+      <w:pPr>
+        <w:tabs>
+          <w:tab w:val="num" w:pos="5040"/>
+        </w:tabs>
+        <w:ind w:left="5040" w:hanging="360"/>
+      </w:pPr>
+      <w:rPr>
+        <w:rFonts w:ascii="Wingdings" w:hAnsi="Wingdings" w:hint="default"/>
+        <w:sz w:val="20"/>
+      </w:rPr>
+    </w:lvl>
+    <w:lvl w:ilvl="7" w:tentative="1">
+      <w:start w:val="1"/>
+      <w:numFmt w:val="bullet"/>
+      <w:lvlText w:val=""/>
+      <w:lvlJc w:val="left"/>
+      <w:pPr>
+        <w:tabs>
+          <w:tab w:val="num" w:pos="5760"/>
+        </w:tabs>
+        <w:ind w:left="5760" w:hanging="360"/>
+      </w:pPr>
+      <w:rPr>
+        <w:rFonts w:ascii="Wingdings" w:hAnsi="Wingdings" w:hint="default"/>
+        <w:sz w:val="20"/>
+      </w:rPr>
+    </w:lvl>
+    <w:lvl w:ilvl="8" w:tentative="1">
+      <w:start w:val="1"/>
+      <w:numFmt w:val="bullet"/>
+      <w:lvlText w:val=""/>
+      <w:lvlJc w:val="left"/>
+      <w:pPr>
+        <w:tabs>
+          <w:tab w:val="num" w:pos="6480"/>
+        </w:tabs>
+        <w:ind w:left="6480" w:hanging="360"/>
+      </w:pPr>
+      <w:rPr>
+        <w:rFonts w:ascii="Wingdings" w:hAnsi="Wingdings" w:hint="default"/>
+        <w:sz w:val="20"/>
+      </w:rPr>
+    </w:lvl>
+  </w:abstractNum>
+  <w:abstractNum w:abstractNumId="3" w15:restartNumberingAfterBreak="0">
+    <w:nsid w:val="11371221"/>
+    <w:multiLevelType w:val="multilevel"/>
+    <w:tmpl w:val="5D5AC036"/>
+    <w:lvl w:ilvl="0">
+      <w:start w:val="1"/>
+      <w:numFmt w:val="bullet"/>
+      <w:lvlText w:val=""/>
+      <w:lvlJc w:val="left"/>
+      <w:pPr>
+        <w:tabs>
+          <w:tab w:val="num" w:pos="720"/>
+        </w:tabs>
+        <w:ind w:left="720" w:hanging="360"/>
+      </w:pPr>
+      <w:rPr>
+        <w:rFonts w:ascii="Symbol" w:hAnsi="Symbol" w:hint="default"/>
+        <w:sz w:val="20"/>
+      </w:rPr>
+    </w:lvl>
+    <w:lvl w:ilvl="1" w:tentative="1">
+      <w:start w:val="1"/>
+      <w:numFmt w:val="bullet"/>
+      <w:lvlText w:val="o"/>
+      <w:lvlJc w:val="left"/>
+      <w:pPr>
+        <w:tabs>
+          <w:tab w:val="num" w:pos="1440"/>
+        </w:tabs>
+        <w:ind w:left="1440" w:hanging="360"/>
+      </w:pPr>
+      <w:rPr>
+        <w:rFonts w:ascii="Courier New" w:hAnsi="Courier New" w:hint="default"/>
+        <w:sz w:val="20"/>
+      </w:rPr>
+    </w:lvl>
+    <w:lvl w:ilvl="2" w:tentative="1">
+      <w:start w:val="1"/>
+      <w:numFmt w:val="bullet"/>
+      <w:lvlText w:val=""/>
+      <w:lvlJc w:val="left"/>
+      <w:pPr>
+        <w:tabs>
+          <w:tab w:val="num" w:pos="2160"/>
+        </w:tabs>
+        <w:ind w:left="2160" w:hanging="360"/>
+      </w:pPr>
+      <w:rPr>
+        <w:rFonts w:ascii="Wingdings" w:hAnsi="Wingdings" w:hint="default"/>
+        <w:sz w:val="20"/>
+      </w:rPr>
+    </w:lvl>
+    <w:lvl w:ilvl="3" w:tentative="1">
+      <w:start w:val="1"/>
+      <w:numFmt w:val="bullet"/>
+      <w:lvlText w:val=""/>
+      <w:lvlJc w:val="left"/>
+      <w:pPr>
+        <w:tabs>
+          <w:tab w:val="num" w:pos="2880"/>
+        </w:tabs>
+        <w:ind w:left="2880" w:hanging="360"/>
+      </w:pPr>
+      <w:rPr>
+        <w:rFonts w:ascii="Wingdings" w:hAnsi="Wingdings" w:hint="default"/>
+        <w:sz w:val="20"/>
+      </w:rPr>
+    </w:lvl>
+    <w:lvl w:ilvl="4" w:tentative="1">
+      <w:start w:val="1"/>
+      <w:numFmt w:val="bullet"/>
+      <w:lvlText w:val=""/>
+      <w:lvlJc w:val="left"/>
+      <w:pPr>
+        <w:tabs>
+          <w:tab w:val="num" w:pos="3600"/>
+        </w:tabs>
+        <w:ind w:left="3600" w:hanging="360"/>
+      </w:pPr>
+      <w:rPr>
+        <w:rFonts w:ascii="Wingdings" w:hAnsi="Wingdings" w:hint="default"/>
+        <w:sz w:val="20"/>
+      </w:rPr>
+    </w:lvl>
+    <w:lvl w:ilvl="5" w:tentative="1">
+      <w:start w:val="1"/>
+      <w:numFmt w:val="bullet"/>
+      <w:lvlText w:val=""/>
+      <w:lvlJc w:val="left"/>
+      <w:pPr>
+        <w:tabs>
+          <w:tab w:val="num" w:pos="4320"/>
+        </w:tabs>
+        <w:ind w:left="4320" w:hanging="360"/>
+      </w:pPr>
+      <w:rPr>
+        <w:rFonts w:ascii="Wingdings" w:hAnsi="Wingdings" w:hint="default"/>
+        <w:sz w:val="20"/>
+      </w:rPr>
+    </w:lvl>
+    <w:lvl w:ilvl="6" w:tentative="1">
+      <w:start w:val="1"/>
+      <w:numFmt w:val="bullet"/>
+      <w:lvlText w:val=""/>
+      <w:lvlJc w:val="left"/>
+      <w:pPr>
+        <w:tabs>
+          <w:tab w:val="num" w:pos="5040"/>
+        </w:tabs>
+        <w:ind w:left="5040" w:hanging="360"/>
+      </w:pPr>
+      <w:rPr>
+        <w:rFonts w:ascii="Wingdings" w:hAnsi="Wingdings" w:hint="default"/>
+        <w:sz w:val="20"/>
+      </w:rPr>
+    </w:lvl>
+    <w:lvl w:ilvl="7" w:tentative="1">
+      <w:start w:val="1"/>
+      <w:numFmt w:val="bullet"/>
+      <w:lvlText w:val=""/>
+      <w:lvlJc w:val="left"/>
+      <w:pPr>
+        <w:tabs>
+          <w:tab w:val="num" w:pos="5760"/>
+        </w:tabs>
+        <w:ind w:left="5760" w:hanging="360"/>
+      </w:pPr>
+      <w:rPr>
+        <w:rFonts w:ascii="Wingdings" w:hAnsi="Wingdings" w:hint="default"/>
+        <w:sz w:val="20"/>
+      </w:rPr>
+    </w:lvl>
+    <w:lvl w:ilvl="8" w:tentative="1">
+      <w:start w:val="1"/>
+      <w:numFmt w:val="bullet"/>
+      <w:lvlText w:val=""/>
+      <w:lvlJc w:val="left"/>
+      <w:pPr>
+        <w:tabs>
+          <w:tab w:val="num" w:pos="6480"/>
+        </w:tabs>
+        <w:ind w:left="6480" w:hanging="360"/>
+      </w:pPr>
+      <w:rPr>
+        <w:rFonts w:ascii="Wingdings" w:hAnsi="Wingdings" w:hint="default"/>
+        <w:sz w:val="20"/>
+      </w:rPr>
+    </w:lvl>
+  </w:abstractNum>
+  <w:abstractNum w:abstractNumId="4" w15:restartNumberingAfterBreak="0">
+    <w:nsid w:val="22DD20C5"/>
+    <w:multiLevelType w:val="multilevel"/>
+    <w:tmpl w:val="D93690DE"/>
+    <w:lvl w:ilvl="0">
+      <w:start w:val="1"/>
+      <w:numFmt w:val="bullet"/>
+      <w:lvlText w:val=""/>
+      <w:lvlJc w:val="left"/>
+      <w:pPr>
+        <w:tabs>
+          <w:tab w:val="num" w:pos="720"/>
+        </w:tabs>
+        <w:ind w:left="720" w:hanging="360"/>
+      </w:pPr>
+      <w:rPr>
+        <w:rFonts w:ascii="Symbol" w:hAnsi="Symbol" w:hint="default"/>
+        <w:sz w:val="20"/>
+      </w:rPr>
+    </w:lvl>
+    <w:lvl w:ilvl="1" w:tentative="1">
+      <w:start w:val="1"/>
+      <w:numFmt w:val="bullet"/>
+      <w:lvlText w:val="o"/>
+      <w:lvlJc w:val="left"/>
+      <w:pPr>
+        <w:tabs>
+          <w:tab w:val="num" w:pos="1440"/>
+        </w:tabs>
+        <w:ind w:left="1440" w:hanging="360"/>
+      </w:pPr>
+      <w:rPr>
+        <w:rFonts w:ascii="Courier New" w:hAnsi="Courier New" w:hint="default"/>
+        <w:sz w:val="20"/>
+      </w:rPr>
+    </w:lvl>
+    <w:lvl w:ilvl="2" w:tentative="1">
+      <w:start w:val="1"/>
+      <w:numFmt w:val="bullet"/>
+      <w:lvlText w:val=""/>
+      <w:lvlJc w:val="left"/>
+      <w:pPr>
+        <w:tabs>
+          <w:tab w:val="num" w:pos="2160"/>
+        </w:tabs>
+        <w:ind w:left="2160" w:hanging="360"/>
+      </w:pPr>
+      <w:rPr>
+        <w:rFonts w:ascii="Wingdings" w:hAnsi="Wingdings" w:hint="default"/>
+        <w:sz w:val="20"/>
+      </w:rPr>
+    </w:lvl>
+    <w:lvl w:ilvl="3" w:tentative="1">
+      <w:start w:val="1"/>
+      <w:numFmt w:val="bullet"/>
+      <w:lvlText w:val=""/>
+      <w:lvlJc w:val="left"/>
+      <w:pPr>
+        <w:tabs>
+          <w:tab w:val="num" w:pos="2880"/>
+        </w:tabs>
+        <w:ind w:left="2880" w:hanging="360"/>
+      </w:pPr>
+      <w:rPr>
+        <w:rFonts w:ascii="Wingdings" w:hAnsi="Wingdings" w:hint="default"/>
+        <w:sz w:val="20"/>
+      </w:rPr>
+    </w:lvl>
+    <w:lvl w:ilvl="4" w:tentative="1">
+      <w:start w:val="1"/>
+      <w:numFmt w:val="bullet"/>
+      <w:lvlText w:val=""/>
+      <w:lvlJc w:val="left"/>
+      <w:pPr>
+        <w:tabs>
+          <w:tab w:val="num" w:pos="3600"/>
+        </w:tabs>
+        <w:ind w:left="3600" w:hanging="360"/>
+      </w:pPr>
+      <w:rPr>
+        <w:rFonts w:ascii="Wingdings" w:hAnsi="Wingdings" w:hint="default"/>
+        <w:sz w:val="20"/>
+      </w:rPr>
+    </w:lvl>
+    <w:lvl w:ilvl="5" w:tentative="1">
+      <w:start w:val="1"/>
+      <w:numFmt w:val="bullet"/>
+      <w:lvlText w:val=""/>
+      <w:lvlJc w:val="left"/>
+      <w:pPr>
+        <w:tabs>
+          <w:tab w:val="num" w:pos="4320"/>
+        </w:tabs>
+        <w:ind w:left="4320" w:hanging="360"/>
+      </w:pPr>
+      <w:rPr>
+        <w:rFonts w:ascii="Wingdings" w:hAnsi="Wingdings" w:hint="default"/>
+        <w:sz w:val="20"/>
+      </w:rPr>
+    </w:lvl>
+    <w:lvl w:ilvl="6" w:tentative="1">
+      <w:start w:val="1"/>
+      <w:numFmt w:val="bullet"/>
+      <w:lvlText w:val=""/>
+      <w:lvlJc w:val="left"/>
+      <w:pPr>
+        <w:tabs>
+          <w:tab w:val="num" w:pos="5040"/>
+        </w:tabs>
+        <w:ind w:left="5040" w:hanging="360"/>
+      </w:pPr>
+      <w:rPr>
+        <w:rFonts w:ascii="Wingdings" w:hAnsi="Wingdings" w:hint="default"/>
+        <w:sz w:val="20"/>
+      </w:rPr>
+    </w:lvl>
+    <w:lvl w:ilvl="7" w:tentative="1">
+      <w:start w:val="1"/>
+      <w:numFmt w:val="bullet"/>
+      <w:lvlText w:val=""/>
+      <w:lvlJc w:val="left"/>
+      <w:pPr>
+        <w:tabs>
+          <w:tab w:val="num" w:pos="5760"/>
+        </w:tabs>
+        <w:ind w:left="5760" w:hanging="360"/>
+      </w:pPr>
+      <w:rPr>
+        <w:rFonts w:ascii="Wingdings" w:hAnsi="Wingdings" w:hint="default"/>
+        <w:sz w:val="20"/>
+      </w:rPr>
+    </w:lvl>
+    <w:lvl w:ilvl="8" w:tentative="1">
+      <w:start w:val="1"/>
+      <w:numFmt w:val="bullet"/>
+      <w:lvlText w:val=""/>
+      <w:lvlJc w:val="left"/>
+      <w:pPr>
+        <w:tabs>
+          <w:tab w:val="num" w:pos="6480"/>
+        </w:tabs>
+        <w:ind w:left="6480" w:hanging="360"/>
+      </w:pPr>
+      <w:rPr>
+        <w:rFonts w:ascii="Wingdings" w:hAnsi="Wingdings" w:hint="default"/>
+        <w:sz w:val="20"/>
+      </w:rPr>
+    </w:lvl>
+  </w:abstractNum>
+  <w:abstractNum w:abstractNumId="5" w15:restartNumberingAfterBreak="0">
     <w:nsid w:val="316B0CE1"/>
     <w:multiLevelType w:val="multilevel"/>
-    <w:tmpl w:val="6682093E"/>
+    <w:tmpl w:val="AE0CB2BE"/>
     <w:lvl w:ilvl="0">
       <w:start w:val="1"/>
       <w:numFmt w:val="decimal"/>
@@ -452,17 +3412,16 @@
         <w:ind w:left="720" w:hanging="360"/>
       </w:pPr>
     </w:lvl>
-    <w:lvl w:ilvl="1" w:tentative="1">
-      <w:start w:val="1"/>
-      <w:numFmt w:val="decimal"/>
-      <w:lvlText w:val="%2."/>
-      <w:lvlJc w:val="left"/>
-      <w:pPr>
-        <w:tabs>
-          <w:tab w:val="num" w:pos="1440"/>
-        </w:tabs>
+    <w:lvl w:ilvl="1">
+      <w:numFmt w:val="bullet"/>
+      <w:lvlText w:val="-"/>
+      <w:lvlJc w:val="left"/>
+      <w:pPr>
         <w:ind w:left="1440" w:hanging="360"/>
       </w:pPr>
+      <w:rPr>
+        <w:rFonts w:ascii="Aptos" w:eastAsiaTheme="minorHAnsi" w:hAnsi="Aptos" w:cstheme="minorBidi" w:hint="default"/>
+      </w:rPr>
     </w:lvl>
     <w:lvl w:ilvl="2" w:tentative="1">
       <w:start w:val="1"/>
@@ -549,8 +3508,1912 @@
       </w:pPr>
     </w:lvl>
   </w:abstractNum>
+  <w:abstractNum w:abstractNumId="6" w15:restartNumberingAfterBreak="0">
+    <w:nsid w:val="37E0448C"/>
+    <w:multiLevelType w:val="multilevel"/>
+    <w:tmpl w:val="EA6250D6"/>
+    <w:lvl w:ilvl="0">
+      <w:start w:val="1"/>
+      <w:numFmt w:val="bullet"/>
+      <w:lvlText w:val=""/>
+      <w:lvlJc w:val="left"/>
+      <w:pPr>
+        <w:tabs>
+          <w:tab w:val="num" w:pos="720"/>
+        </w:tabs>
+        <w:ind w:left="720" w:hanging="360"/>
+      </w:pPr>
+      <w:rPr>
+        <w:rFonts w:ascii="Symbol" w:hAnsi="Symbol" w:hint="default"/>
+        <w:sz w:val="20"/>
+      </w:rPr>
+    </w:lvl>
+    <w:lvl w:ilvl="1" w:tentative="1">
+      <w:start w:val="1"/>
+      <w:numFmt w:val="bullet"/>
+      <w:lvlText w:val="o"/>
+      <w:lvlJc w:val="left"/>
+      <w:pPr>
+        <w:tabs>
+          <w:tab w:val="num" w:pos="1440"/>
+        </w:tabs>
+        <w:ind w:left="1440" w:hanging="360"/>
+      </w:pPr>
+      <w:rPr>
+        <w:rFonts w:ascii="Courier New" w:hAnsi="Courier New" w:hint="default"/>
+        <w:sz w:val="20"/>
+      </w:rPr>
+    </w:lvl>
+    <w:lvl w:ilvl="2" w:tentative="1">
+      <w:start w:val="1"/>
+      <w:numFmt w:val="bullet"/>
+      <w:lvlText w:val=""/>
+      <w:lvlJc w:val="left"/>
+      <w:pPr>
+        <w:tabs>
+          <w:tab w:val="num" w:pos="2160"/>
+        </w:tabs>
+        <w:ind w:left="2160" w:hanging="360"/>
+      </w:pPr>
+      <w:rPr>
+        <w:rFonts w:ascii="Wingdings" w:hAnsi="Wingdings" w:hint="default"/>
+        <w:sz w:val="20"/>
+      </w:rPr>
+    </w:lvl>
+    <w:lvl w:ilvl="3" w:tentative="1">
+      <w:start w:val="1"/>
+      <w:numFmt w:val="bullet"/>
+      <w:lvlText w:val=""/>
+      <w:lvlJc w:val="left"/>
+      <w:pPr>
+        <w:tabs>
+          <w:tab w:val="num" w:pos="2880"/>
+        </w:tabs>
+        <w:ind w:left="2880" w:hanging="360"/>
+      </w:pPr>
+      <w:rPr>
+        <w:rFonts w:ascii="Wingdings" w:hAnsi="Wingdings" w:hint="default"/>
+        <w:sz w:val="20"/>
+      </w:rPr>
+    </w:lvl>
+    <w:lvl w:ilvl="4" w:tentative="1">
+      <w:start w:val="1"/>
+      <w:numFmt w:val="bullet"/>
+      <w:lvlText w:val=""/>
+      <w:lvlJc w:val="left"/>
+      <w:pPr>
+        <w:tabs>
+          <w:tab w:val="num" w:pos="3600"/>
+        </w:tabs>
+        <w:ind w:left="3600" w:hanging="360"/>
+      </w:pPr>
+      <w:rPr>
+        <w:rFonts w:ascii="Wingdings" w:hAnsi="Wingdings" w:hint="default"/>
+        <w:sz w:val="20"/>
+      </w:rPr>
+    </w:lvl>
+    <w:lvl w:ilvl="5" w:tentative="1">
+      <w:start w:val="1"/>
+      <w:numFmt w:val="bullet"/>
+      <w:lvlText w:val=""/>
+      <w:lvlJc w:val="left"/>
+      <w:pPr>
+        <w:tabs>
+          <w:tab w:val="num" w:pos="4320"/>
+        </w:tabs>
+        <w:ind w:left="4320" w:hanging="360"/>
+      </w:pPr>
+      <w:rPr>
+        <w:rFonts w:ascii="Wingdings" w:hAnsi="Wingdings" w:hint="default"/>
+        <w:sz w:val="20"/>
+      </w:rPr>
+    </w:lvl>
+    <w:lvl w:ilvl="6" w:tentative="1">
+      <w:start w:val="1"/>
+      <w:numFmt w:val="bullet"/>
+      <w:lvlText w:val=""/>
+      <w:lvlJc w:val="left"/>
+      <w:pPr>
+        <w:tabs>
+          <w:tab w:val="num" w:pos="5040"/>
+        </w:tabs>
+        <w:ind w:left="5040" w:hanging="360"/>
+      </w:pPr>
+      <w:rPr>
+        <w:rFonts w:ascii="Wingdings" w:hAnsi="Wingdings" w:hint="default"/>
+        <w:sz w:val="20"/>
+      </w:rPr>
+    </w:lvl>
+    <w:lvl w:ilvl="7" w:tentative="1">
+      <w:start w:val="1"/>
+      <w:numFmt w:val="bullet"/>
+      <w:lvlText w:val=""/>
+      <w:lvlJc w:val="left"/>
+      <w:pPr>
+        <w:tabs>
+          <w:tab w:val="num" w:pos="5760"/>
+        </w:tabs>
+        <w:ind w:left="5760" w:hanging="360"/>
+      </w:pPr>
+      <w:rPr>
+        <w:rFonts w:ascii="Wingdings" w:hAnsi="Wingdings" w:hint="default"/>
+        <w:sz w:val="20"/>
+      </w:rPr>
+    </w:lvl>
+    <w:lvl w:ilvl="8" w:tentative="1">
+      <w:start w:val="1"/>
+      <w:numFmt w:val="bullet"/>
+      <w:lvlText w:val=""/>
+      <w:lvlJc w:val="left"/>
+      <w:pPr>
+        <w:tabs>
+          <w:tab w:val="num" w:pos="6480"/>
+        </w:tabs>
+        <w:ind w:left="6480" w:hanging="360"/>
+      </w:pPr>
+      <w:rPr>
+        <w:rFonts w:ascii="Wingdings" w:hAnsi="Wingdings" w:hint="default"/>
+        <w:sz w:val="20"/>
+      </w:rPr>
+    </w:lvl>
+  </w:abstractNum>
+  <w:abstractNum w:abstractNumId="7" w15:restartNumberingAfterBreak="0">
+    <w:nsid w:val="3A336FA3"/>
+    <w:multiLevelType w:val="hybridMultilevel"/>
+    <w:tmpl w:val="D5EEC93C"/>
+    <w:lvl w:ilvl="0" w:tplc="0813000F">
+      <w:start w:val="1"/>
+      <w:numFmt w:val="decimal"/>
+      <w:lvlText w:val="%1."/>
+      <w:lvlJc w:val="left"/>
+      <w:pPr>
+        <w:ind w:left="720" w:hanging="360"/>
+      </w:pPr>
+      <w:rPr>
+        <w:rFonts w:hint="default"/>
+      </w:rPr>
+    </w:lvl>
+    <w:lvl w:ilvl="1" w:tplc="08130019" w:tentative="1">
+      <w:start w:val="1"/>
+      <w:numFmt w:val="lowerLetter"/>
+      <w:lvlText w:val="%2."/>
+      <w:lvlJc w:val="left"/>
+      <w:pPr>
+        <w:ind w:left="1440" w:hanging="360"/>
+      </w:pPr>
+    </w:lvl>
+    <w:lvl w:ilvl="2" w:tplc="0813001B" w:tentative="1">
+      <w:start w:val="1"/>
+      <w:numFmt w:val="lowerRoman"/>
+      <w:lvlText w:val="%3."/>
+      <w:lvlJc w:val="right"/>
+      <w:pPr>
+        <w:ind w:left="2160" w:hanging="180"/>
+      </w:pPr>
+    </w:lvl>
+    <w:lvl w:ilvl="3" w:tplc="0813000F" w:tentative="1">
+      <w:start w:val="1"/>
+      <w:numFmt w:val="decimal"/>
+      <w:lvlText w:val="%4."/>
+      <w:lvlJc w:val="left"/>
+      <w:pPr>
+        <w:ind w:left="2880" w:hanging="360"/>
+      </w:pPr>
+    </w:lvl>
+    <w:lvl w:ilvl="4" w:tplc="08130019" w:tentative="1">
+      <w:start w:val="1"/>
+      <w:numFmt w:val="lowerLetter"/>
+      <w:lvlText w:val="%5."/>
+      <w:lvlJc w:val="left"/>
+      <w:pPr>
+        <w:ind w:left="3600" w:hanging="360"/>
+      </w:pPr>
+    </w:lvl>
+    <w:lvl w:ilvl="5" w:tplc="0813001B" w:tentative="1">
+      <w:start w:val="1"/>
+      <w:numFmt w:val="lowerRoman"/>
+      <w:lvlText w:val="%6."/>
+      <w:lvlJc w:val="right"/>
+      <w:pPr>
+        <w:ind w:left="4320" w:hanging="180"/>
+      </w:pPr>
+    </w:lvl>
+    <w:lvl w:ilvl="6" w:tplc="0813000F" w:tentative="1">
+      <w:start w:val="1"/>
+      <w:numFmt w:val="decimal"/>
+      <w:lvlText w:val="%7."/>
+      <w:lvlJc w:val="left"/>
+      <w:pPr>
+        <w:ind w:left="5040" w:hanging="360"/>
+      </w:pPr>
+    </w:lvl>
+    <w:lvl w:ilvl="7" w:tplc="08130019" w:tentative="1">
+      <w:start w:val="1"/>
+      <w:numFmt w:val="lowerLetter"/>
+      <w:lvlText w:val="%8."/>
+      <w:lvlJc w:val="left"/>
+      <w:pPr>
+        <w:ind w:left="5760" w:hanging="360"/>
+      </w:pPr>
+    </w:lvl>
+    <w:lvl w:ilvl="8" w:tplc="0813001B" w:tentative="1">
+      <w:start w:val="1"/>
+      <w:numFmt w:val="lowerRoman"/>
+      <w:lvlText w:val="%9."/>
+      <w:lvlJc w:val="right"/>
+      <w:pPr>
+        <w:ind w:left="6480" w:hanging="180"/>
+      </w:pPr>
+    </w:lvl>
+  </w:abstractNum>
+  <w:abstractNum w:abstractNumId="8" w15:restartNumberingAfterBreak="0">
+    <w:nsid w:val="3C595519"/>
+    <w:multiLevelType w:val="multilevel"/>
+    <w:tmpl w:val="EC4A644A"/>
+    <w:lvl w:ilvl="0">
+      <w:start w:val="1"/>
+      <w:numFmt w:val="bullet"/>
+      <w:lvlText w:val=""/>
+      <w:lvlJc w:val="left"/>
+      <w:pPr>
+        <w:tabs>
+          <w:tab w:val="num" w:pos="720"/>
+        </w:tabs>
+        <w:ind w:left="720" w:hanging="360"/>
+      </w:pPr>
+      <w:rPr>
+        <w:rFonts w:ascii="Symbol" w:hAnsi="Symbol" w:hint="default"/>
+        <w:sz w:val="20"/>
+      </w:rPr>
+    </w:lvl>
+    <w:lvl w:ilvl="1" w:tentative="1">
+      <w:start w:val="1"/>
+      <w:numFmt w:val="bullet"/>
+      <w:lvlText w:val="o"/>
+      <w:lvlJc w:val="left"/>
+      <w:pPr>
+        <w:tabs>
+          <w:tab w:val="num" w:pos="1440"/>
+        </w:tabs>
+        <w:ind w:left="1440" w:hanging="360"/>
+      </w:pPr>
+      <w:rPr>
+        <w:rFonts w:ascii="Courier New" w:hAnsi="Courier New" w:hint="default"/>
+        <w:sz w:val="20"/>
+      </w:rPr>
+    </w:lvl>
+    <w:lvl w:ilvl="2" w:tentative="1">
+      <w:start w:val="1"/>
+      <w:numFmt w:val="bullet"/>
+      <w:lvlText w:val=""/>
+      <w:lvlJc w:val="left"/>
+      <w:pPr>
+        <w:tabs>
+          <w:tab w:val="num" w:pos="2160"/>
+        </w:tabs>
+        <w:ind w:left="2160" w:hanging="360"/>
+      </w:pPr>
+      <w:rPr>
+        <w:rFonts w:ascii="Wingdings" w:hAnsi="Wingdings" w:hint="default"/>
+        <w:sz w:val="20"/>
+      </w:rPr>
+    </w:lvl>
+    <w:lvl w:ilvl="3" w:tentative="1">
+      <w:start w:val="1"/>
+      <w:numFmt w:val="bullet"/>
+      <w:lvlText w:val=""/>
+      <w:lvlJc w:val="left"/>
+      <w:pPr>
+        <w:tabs>
+          <w:tab w:val="num" w:pos="2880"/>
+        </w:tabs>
+        <w:ind w:left="2880" w:hanging="360"/>
+      </w:pPr>
+      <w:rPr>
+        <w:rFonts w:ascii="Wingdings" w:hAnsi="Wingdings" w:hint="default"/>
+        <w:sz w:val="20"/>
+      </w:rPr>
+    </w:lvl>
+    <w:lvl w:ilvl="4" w:tentative="1">
+      <w:start w:val="1"/>
+      <w:numFmt w:val="bullet"/>
+      <w:lvlText w:val=""/>
+      <w:lvlJc w:val="left"/>
+      <w:pPr>
+        <w:tabs>
+          <w:tab w:val="num" w:pos="3600"/>
+        </w:tabs>
+        <w:ind w:left="3600" w:hanging="360"/>
+      </w:pPr>
+      <w:rPr>
+        <w:rFonts w:ascii="Wingdings" w:hAnsi="Wingdings" w:hint="default"/>
+        <w:sz w:val="20"/>
+      </w:rPr>
+    </w:lvl>
+    <w:lvl w:ilvl="5" w:tentative="1">
+      <w:start w:val="1"/>
+      <w:numFmt w:val="bullet"/>
+      <w:lvlText w:val=""/>
+      <w:lvlJc w:val="left"/>
+      <w:pPr>
+        <w:tabs>
+          <w:tab w:val="num" w:pos="4320"/>
+        </w:tabs>
+        <w:ind w:left="4320" w:hanging="360"/>
+      </w:pPr>
+      <w:rPr>
+        <w:rFonts w:ascii="Wingdings" w:hAnsi="Wingdings" w:hint="default"/>
+        <w:sz w:val="20"/>
+      </w:rPr>
+    </w:lvl>
+    <w:lvl w:ilvl="6" w:tentative="1">
+      <w:start w:val="1"/>
+      <w:numFmt w:val="bullet"/>
+      <w:lvlText w:val=""/>
+      <w:lvlJc w:val="left"/>
+      <w:pPr>
+        <w:tabs>
+          <w:tab w:val="num" w:pos="5040"/>
+        </w:tabs>
+        <w:ind w:left="5040" w:hanging="360"/>
+      </w:pPr>
+      <w:rPr>
+        <w:rFonts w:ascii="Wingdings" w:hAnsi="Wingdings" w:hint="default"/>
+        <w:sz w:val="20"/>
+      </w:rPr>
+    </w:lvl>
+    <w:lvl w:ilvl="7" w:tentative="1">
+      <w:start w:val="1"/>
+      <w:numFmt w:val="bullet"/>
+      <w:lvlText w:val=""/>
+      <w:lvlJc w:val="left"/>
+      <w:pPr>
+        <w:tabs>
+          <w:tab w:val="num" w:pos="5760"/>
+        </w:tabs>
+        <w:ind w:left="5760" w:hanging="360"/>
+      </w:pPr>
+      <w:rPr>
+        <w:rFonts w:ascii="Wingdings" w:hAnsi="Wingdings" w:hint="default"/>
+        <w:sz w:val="20"/>
+      </w:rPr>
+    </w:lvl>
+    <w:lvl w:ilvl="8" w:tentative="1">
+      <w:start w:val="1"/>
+      <w:numFmt w:val="bullet"/>
+      <w:lvlText w:val=""/>
+      <w:lvlJc w:val="left"/>
+      <w:pPr>
+        <w:tabs>
+          <w:tab w:val="num" w:pos="6480"/>
+        </w:tabs>
+        <w:ind w:left="6480" w:hanging="360"/>
+      </w:pPr>
+      <w:rPr>
+        <w:rFonts w:ascii="Wingdings" w:hAnsi="Wingdings" w:hint="default"/>
+        <w:sz w:val="20"/>
+      </w:rPr>
+    </w:lvl>
+  </w:abstractNum>
+  <w:abstractNum w:abstractNumId="9" w15:restartNumberingAfterBreak="0">
+    <w:nsid w:val="3C7355F0"/>
+    <w:multiLevelType w:val="multilevel"/>
+    <w:tmpl w:val="6644BCF2"/>
+    <w:lvl w:ilvl="0">
+      <w:start w:val="1"/>
+      <w:numFmt w:val="bullet"/>
+      <w:lvlText w:val=""/>
+      <w:lvlJc w:val="left"/>
+      <w:pPr>
+        <w:tabs>
+          <w:tab w:val="num" w:pos="720"/>
+        </w:tabs>
+        <w:ind w:left="720" w:hanging="360"/>
+      </w:pPr>
+      <w:rPr>
+        <w:rFonts w:ascii="Symbol" w:hAnsi="Symbol" w:hint="default"/>
+        <w:sz w:val="20"/>
+      </w:rPr>
+    </w:lvl>
+    <w:lvl w:ilvl="1" w:tentative="1">
+      <w:start w:val="1"/>
+      <w:numFmt w:val="bullet"/>
+      <w:lvlText w:val="o"/>
+      <w:lvlJc w:val="left"/>
+      <w:pPr>
+        <w:tabs>
+          <w:tab w:val="num" w:pos="1440"/>
+        </w:tabs>
+        <w:ind w:left="1440" w:hanging="360"/>
+      </w:pPr>
+      <w:rPr>
+        <w:rFonts w:ascii="Courier New" w:hAnsi="Courier New" w:hint="default"/>
+        <w:sz w:val="20"/>
+      </w:rPr>
+    </w:lvl>
+    <w:lvl w:ilvl="2" w:tentative="1">
+      <w:start w:val="1"/>
+      <w:numFmt w:val="bullet"/>
+      <w:lvlText w:val=""/>
+      <w:lvlJc w:val="left"/>
+      <w:pPr>
+        <w:tabs>
+          <w:tab w:val="num" w:pos="2160"/>
+        </w:tabs>
+        <w:ind w:left="2160" w:hanging="360"/>
+      </w:pPr>
+      <w:rPr>
+        <w:rFonts w:ascii="Wingdings" w:hAnsi="Wingdings" w:hint="default"/>
+        <w:sz w:val="20"/>
+      </w:rPr>
+    </w:lvl>
+    <w:lvl w:ilvl="3" w:tentative="1">
+      <w:start w:val="1"/>
+      <w:numFmt w:val="bullet"/>
+      <w:lvlText w:val=""/>
+      <w:lvlJc w:val="left"/>
+      <w:pPr>
+        <w:tabs>
+          <w:tab w:val="num" w:pos="2880"/>
+        </w:tabs>
+        <w:ind w:left="2880" w:hanging="360"/>
+      </w:pPr>
+      <w:rPr>
+        <w:rFonts w:ascii="Wingdings" w:hAnsi="Wingdings" w:hint="default"/>
+        <w:sz w:val="20"/>
+      </w:rPr>
+    </w:lvl>
+    <w:lvl w:ilvl="4" w:tentative="1">
+      <w:start w:val="1"/>
+      <w:numFmt w:val="bullet"/>
+      <w:lvlText w:val=""/>
+      <w:lvlJc w:val="left"/>
+      <w:pPr>
+        <w:tabs>
+          <w:tab w:val="num" w:pos="3600"/>
+        </w:tabs>
+        <w:ind w:left="3600" w:hanging="360"/>
+      </w:pPr>
+      <w:rPr>
+        <w:rFonts w:ascii="Wingdings" w:hAnsi="Wingdings" w:hint="default"/>
+        <w:sz w:val="20"/>
+      </w:rPr>
+    </w:lvl>
+    <w:lvl w:ilvl="5" w:tentative="1">
+      <w:start w:val="1"/>
+      <w:numFmt w:val="bullet"/>
+      <w:lvlText w:val=""/>
+      <w:lvlJc w:val="left"/>
+      <w:pPr>
+        <w:tabs>
+          <w:tab w:val="num" w:pos="4320"/>
+        </w:tabs>
+        <w:ind w:left="4320" w:hanging="360"/>
+      </w:pPr>
+      <w:rPr>
+        <w:rFonts w:ascii="Wingdings" w:hAnsi="Wingdings" w:hint="default"/>
+        <w:sz w:val="20"/>
+      </w:rPr>
+    </w:lvl>
+    <w:lvl w:ilvl="6" w:tentative="1">
+      <w:start w:val="1"/>
+      <w:numFmt w:val="bullet"/>
+      <w:lvlText w:val=""/>
+      <w:lvlJc w:val="left"/>
+      <w:pPr>
+        <w:tabs>
+          <w:tab w:val="num" w:pos="5040"/>
+        </w:tabs>
+        <w:ind w:left="5040" w:hanging="360"/>
+      </w:pPr>
+      <w:rPr>
+        <w:rFonts w:ascii="Wingdings" w:hAnsi="Wingdings" w:hint="default"/>
+        <w:sz w:val="20"/>
+      </w:rPr>
+    </w:lvl>
+    <w:lvl w:ilvl="7" w:tentative="1">
+      <w:start w:val="1"/>
+      <w:numFmt w:val="bullet"/>
+      <w:lvlText w:val=""/>
+      <w:lvlJc w:val="left"/>
+      <w:pPr>
+        <w:tabs>
+          <w:tab w:val="num" w:pos="5760"/>
+        </w:tabs>
+        <w:ind w:left="5760" w:hanging="360"/>
+      </w:pPr>
+      <w:rPr>
+        <w:rFonts w:ascii="Wingdings" w:hAnsi="Wingdings" w:hint="default"/>
+        <w:sz w:val="20"/>
+      </w:rPr>
+    </w:lvl>
+    <w:lvl w:ilvl="8" w:tentative="1">
+      <w:start w:val="1"/>
+      <w:numFmt w:val="bullet"/>
+      <w:lvlText w:val=""/>
+      <w:lvlJc w:val="left"/>
+      <w:pPr>
+        <w:tabs>
+          <w:tab w:val="num" w:pos="6480"/>
+        </w:tabs>
+        <w:ind w:left="6480" w:hanging="360"/>
+      </w:pPr>
+      <w:rPr>
+        <w:rFonts w:ascii="Wingdings" w:hAnsi="Wingdings" w:hint="default"/>
+        <w:sz w:val="20"/>
+      </w:rPr>
+    </w:lvl>
+  </w:abstractNum>
+  <w:abstractNum w:abstractNumId="10" w15:restartNumberingAfterBreak="0">
+    <w:nsid w:val="41E0022E"/>
+    <w:multiLevelType w:val="multilevel"/>
+    <w:tmpl w:val="88FEDFC4"/>
+    <w:lvl w:ilvl="0">
+      <w:start w:val="1"/>
+      <w:numFmt w:val="bullet"/>
+      <w:lvlText w:val=""/>
+      <w:lvlJc w:val="left"/>
+      <w:pPr>
+        <w:tabs>
+          <w:tab w:val="num" w:pos="720"/>
+        </w:tabs>
+        <w:ind w:left="720" w:hanging="360"/>
+      </w:pPr>
+      <w:rPr>
+        <w:rFonts w:ascii="Symbol" w:hAnsi="Symbol" w:hint="default"/>
+        <w:sz w:val="20"/>
+      </w:rPr>
+    </w:lvl>
+    <w:lvl w:ilvl="1" w:tentative="1">
+      <w:start w:val="1"/>
+      <w:numFmt w:val="bullet"/>
+      <w:lvlText w:val="o"/>
+      <w:lvlJc w:val="left"/>
+      <w:pPr>
+        <w:tabs>
+          <w:tab w:val="num" w:pos="1440"/>
+        </w:tabs>
+        <w:ind w:left="1440" w:hanging="360"/>
+      </w:pPr>
+      <w:rPr>
+        <w:rFonts w:ascii="Courier New" w:hAnsi="Courier New" w:hint="default"/>
+        <w:sz w:val="20"/>
+      </w:rPr>
+    </w:lvl>
+    <w:lvl w:ilvl="2" w:tentative="1">
+      <w:start w:val="1"/>
+      <w:numFmt w:val="bullet"/>
+      <w:lvlText w:val=""/>
+      <w:lvlJc w:val="left"/>
+      <w:pPr>
+        <w:tabs>
+          <w:tab w:val="num" w:pos="2160"/>
+        </w:tabs>
+        <w:ind w:left="2160" w:hanging="360"/>
+      </w:pPr>
+      <w:rPr>
+        <w:rFonts w:ascii="Wingdings" w:hAnsi="Wingdings" w:hint="default"/>
+        <w:sz w:val="20"/>
+      </w:rPr>
+    </w:lvl>
+    <w:lvl w:ilvl="3" w:tentative="1">
+      <w:start w:val="1"/>
+      <w:numFmt w:val="bullet"/>
+      <w:lvlText w:val=""/>
+      <w:lvlJc w:val="left"/>
+      <w:pPr>
+        <w:tabs>
+          <w:tab w:val="num" w:pos="2880"/>
+        </w:tabs>
+        <w:ind w:left="2880" w:hanging="360"/>
+      </w:pPr>
+      <w:rPr>
+        <w:rFonts w:ascii="Wingdings" w:hAnsi="Wingdings" w:hint="default"/>
+        <w:sz w:val="20"/>
+      </w:rPr>
+    </w:lvl>
+    <w:lvl w:ilvl="4" w:tentative="1">
+      <w:start w:val="1"/>
+      <w:numFmt w:val="bullet"/>
+      <w:lvlText w:val=""/>
+      <w:lvlJc w:val="left"/>
+      <w:pPr>
+        <w:tabs>
+          <w:tab w:val="num" w:pos="3600"/>
+        </w:tabs>
+        <w:ind w:left="3600" w:hanging="360"/>
+      </w:pPr>
+      <w:rPr>
+        <w:rFonts w:ascii="Wingdings" w:hAnsi="Wingdings" w:hint="default"/>
+        <w:sz w:val="20"/>
+      </w:rPr>
+    </w:lvl>
+    <w:lvl w:ilvl="5" w:tentative="1">
+      <w:start w:val="1"/>
+      <w:numFmt w:val="bullet"/>
+      <w:lvlText w:val=""/>
+      <w:lvlJc w:val="left"/>
+      <w:pPr>
+        <w:tabs>
+          <w:tab w:val="num" w:pos="4320"/>
+        </w:tabs>
+        <w:ind w:left="4320" w:hanging="360"/>
+      </w:pPr>
+      <w:rPr>
+        <w:rFonts w:ascii="Wingdings" w:hAnsi="Wingdings" w:hint="default"/>
+        <w:sz w:val="20"/>
+      </w:rPr>
+    </w:lvl>
+    <w:lvl w:ilvl="6" w:tentative="1">
+      <w:start w:val="1"/>
+      <w:numFmt w:val="bullet"/>
+      <w:lvlText w:val=""/>
+      <w:lvlJc w:val="left"/>
+      <w:pPr>
+        <w:tabs>
+          <w:tab w:val="num" w:pos="5040"/>
+        </w:tabs>
+        <w:ind w:left="5040" w:hanging="360"/>
+      </w:pPr>
+      <w:rPr>
+        <w:rFonts w:ascii="Wingdings" w:hAnsi="Wingdings" w:hint="default"/>
+        <w:sz w:val="20"/>
+      </w:rPr>
+    </w:lvl>
+    <w:lvl w:ilvl="7" w:tentative="1">
+      <w:start w:val="1"/>
+      <w:numFmt w:val="bullet"/>
+      <w:lvlText w:val=""/>
+      <w:lvlJc w:val="left"/>
+      <w:pPr>
+        <w:tabs>
+          <w:tab w:val="num" w:pos="5760"/>
+        </w:tabs>
+        <w:ind w:left="5760" w:hanging="360"/>
+      </w:pPr>
+      <w:rPr>
+        <w:rFonts w:ascii="Wingdings" w:hAnsi="Wingdings" w:hint="default"/>
+        <w:sz w:val="20"/>
+      </w:rPr>
+    </w:lvl>
+    <w:lvl w:ilvl="8" w:tentative="1">
+      <w:start w:val="1"/>
+      <w:numFmt w:val="bullet"/>
+      <w:lvlText w:val=""/>
+      <w:lvlJc w:val="left"/>
+      <w:pPr>
+        <w:tabs>
+          <w:tab w:val="num" w:pos="6480"/>
+        </w:tabs>
+        <w:ind w:left="6480" w:hanging="360"/>
+      </w:pPr>
+      <w:rPr>
+        <w:rFonts w:ascii="Wingdings" w:hAnsi="Wingdings" w:hint="default"/>
+        <w:sz w:val="20"/>
+      </w:rPr>
+    </w:lvl>
+  </w:abstractNum>
+  <w:abstractNum w:abstractNumId="11" w15:restartNumberingAfterBreak="0">
+    <w:nsid w:val="440D6FEF"/>
+    <w:multiLevelType w:val="multilevel"/>
+    <w:tmpl w:val="DB9EDF04"/>
+    <w:lvl w:ilvl="0">
+      <w:start w:val="1"/>
+      <w:numFmt w:val="bullet"/>
+      <w:lvlText w:val=""/>
+      <w:lvlJc w:val="left"/>
+      <w:pPr>
+        <w:tabs>
+          <w:tab w:val="num" w:pos="720"/>
+        </w:tabs>
+        <w:ind w:left="720" w:hanging="360"/>
+      </w:pPr>
+      <w:rPr>
+        <w:rFonts w:ascii="Symbol" w:hAnsi="Symbol" w:hint="default"/>
+        <w:sz w:val="20"/>
+      </w:rPr>
+    </w:lvl>
+    <w:lvl w:ilvl="1" w:tentative="1">
+      <w:start w:val="1"/>
+      <w:numFmt w:val="bullet"/>
+      <w:lvlText w:val="o"/>
+      <w:lvlJc w:val="left"/>
+      <w:pPr>
+        <w:tabs>
+          <w:tab w:val="num" w:pos="1440"/>
+        </w:tabs>
+        <w:ind w:left="1440" w:hanging="360"/>
+      </w:pPr>
+      <w:rPr>
+        <w:rFonts w:ascii="Courier New" w:hAnsi="Courier New" w:hint="default"/>
+        <w:sz w:val="20"/>
+      </w:rPr>
+    </w:lvl>
+    <w:lvl w:ilvl="2" w:tentative="1">
+      <w:start w:val="1"/>
+      <w:numFmt w:val="bullet"/>
+      <w:lvlText w:val=""/>
+      <w:lvlJc w:val="left"/>
+      <w:pPr>
+        <w:tabs>
+          <w:tab w:val="num" w:pos="2160"/>
+        </w:tabs>
+        <w:ind w:left="2160" w:hanging="360"/>
+      </w:pPr>
+      <w:rPr>
+        <w:rFonts w:ascii="Wingdings" w:hAnsi="Wingdings" w:hint="default"/>
+        <w:sz w:val="20"/>
+      </w:rPr>
+    </w:lvl>
+    <w:lvl w:ilvl="3" w:tentative="1">
+      <w:start w:val="1"/>
+      <w:numFmt w:val="bullet"/>
+      <w:lvlText w:val=""/>
+      <w:lvlJc w:val="left"/>
+      <w:pPr>
+        <w:tabs>
+          <w:tab w:val="num" w:pos="2880"/>
+        </w:tabs>
+        <w:ind w:left="2880" w:hanging="360"/>
+      </w:pPr>
+      <w:rPr>
+        <w:rFonts w:ascii="Wingdings" w:hAnsi="Wingdings" w:hint="default"/>
+        <w:sz w:val="20"/>
+      </w:rPr>
+    </w:lvl>
+    <w:lvl w:ilvl="4" w:tentative="1">
+      <w:start w:val="1"/>
+      <w:numFmt w:val="bullet"/>
+      <w:lvlText w:val=""/>
+      <w:lvlJc w:val="left"/>
+      <w:pPr>
+        <w:tabs>
+          <w:tab w:val="num" w:pos="3600"/>
+        </w:tabs>
+        <w:ind w:left="3600" w:hanging="360"/>
+      </w:pPr>
+      <w:rPr>
+        <w:rFonts w:ascii="Wingdings" w:hAnsi="Wingdings" w:hint="default"/>
+        <w:sz w:val="20"/>
+      </w:rPr>
+    </w:lvl>
+    <w:lvl w:ilvl="5" w:tentative="1">
+      <w:start w:val="1"/>
+      <w:numFmt w:val="bullet"/>
+      <w:lvlText w:val=""/>
+      <w:lvlJc w:val="left"/>
+      <w:pPr>
+        <w:tabs>
+          <w:tab w:val="num" w:pos="4320"/>
+        </w:tabs>
+        <w:ind w:left="4320" w:hanging="360"/>
+      </w:pPr>
+      <w:rPr>
+        <w:rFonts w:ascii="Wingdings" w:hAnsi="Wingdings" w:hint="default"/>
+        <w:sz w:val="20"/>
+      </w:rPr>
+    </w:lvl>
+    <w:lvl w:ilvl="6" w:tentative="1">
+      <w:start w:val="1"/>
+      <w:numFmt w:val="bullet"/>
+      <w:lvlText w:val=""/>
+      <w:lvlJc w:val="left"/>
+      <w:pPr>
+        <w:tabs>
+          <w:tab w:val="num" w:pos="5040"/>
+        </w:tabs>
+        <w:ind w:left="5040" w:hanging="360"/>
+      </w:pPr>
+      <w:rPr>
+        <w:rFonts w:ascii="Wingdings" w:hAnsi="Wingdings" w:hint="default"/>
+        <w:sz w:val="20"/>
+      </w:rPr>
+    </w:lvl>
+    <w:lvl w:ilvl="7" w:tentative="1">
+      <w:start w:val="1"/>
+      <w:numFmt w:val="bullet"/>
+      <w:lvlText w:val=""/>
+      <w:lvlJc w:val="left"/>
+      <w:pPr>
+        <w:tabs>
+          <w:tab w:val="num" w:pos="5760"/>
+        </w:tabs>
+        <w:ind w:left="5760" w:hanging="360"/>
+      </w:pPr>
+      <w:rPr>
+        <w:rFonts w:ascii="Wingdings" w:hAnsi="Wingdings" w:hint="default"/>
+        <w:sz w:val="20"/>
+      </w:rPr>
+    </w:lvl>
+    <w:lvl w:ilvl="8" w:tentative="1">
+      <w:start w:val="1"/>
+      <w:numFmt w:val="bullet"/>
+      <w:lvlText w:val=""/>
+      <w:lvlJc w:val="left"/>
+      <w:pPr>
+        <w:tabs>
+          <w:tab w:val="num" w:pos="6480"/>
+        </w:tabs>
+        <w:ind w:left="6480" w:hanging="360"/>
+      </w:pPr>
+      <w:rPr>
+        <w:rFonts w:ascii="Wingdings" w:hAnsi="Wingdings" w:hint="default"/>
+        <w:sz w:val="20"/>
+      </w:rPr>
+    </w:lvl>
+  </w:abstractNum>
+  <w:abstractNum w:abstractNumId="12" w15:restartNumberingAfterBreak="0">
+    <w:nsid w:val="5D793460"/>
+    <w:multiLevelType w:val="multilevel"/>
+    <w:tmpl w:val="F7367D2C"/>
+    <w:lvl w:ilvl="0">
+      <w:start w:val="1"/>
+      <w:numFmt w:val="bullet"/>
+      <w:lvlText w:val=""/>
+      <w:lvlJc w:val="left"/>
+      <w:pPr>
+        <w:tabs>
+          <w:tab w:val="num" w:pos="720"/>
+        </w:tabs>
+        <w:ind w:left="720" w:hanging="360"/>
+      </w:pPr>
+      <w:rPr>
+        <w:rFonts w:ascii="Symbol" w:hAnsi="Symbol" w:hint="default"/>
+        <w:sz w:val="20"/>
+      </w:rPr>
+    </w:lvl>
+    <w:lvl w:ilvl="1" w:tentative="1">
+      <w:start w:val="1"/>
+      <w:numFmt w:val="bullet"/>
+      <w:lvlText w:val="o"/>
+      <w:lvlJc w:val="left"/>
+      <w:pPr>
+        <w:tabs>
+          <w:tab w:val="num" w:pos="1440"/>
+        </w:tabs>
+        <w:ind w:left="1440" w:hanging="360"/>
+      </w:pPr>
+      <w:rPr>
+        <w:rFonts w:ascii="Courier New" w:hAnsi="Courier New" w:hint="default"/>
+        <w:sz w:val="20"/>
+      </w:rPr>
+    </w:lvl>
+    <w:lvl w:ilvl="2" w:tentative="1">
+      <w:start w:val="1"/>
+      <w:numFmt w:val="bullet"/>
+      <w:lvlText w:val=""/>
+      <w:lvlJc w:val="left"/>
+      <w:pPr>
+        <w:tabs>
+          <w:tab w:val="num" w:pos="2160"/>
+        </w:tabs>
+        <w:ind w:left="2160" w:hanging="360"/>
+      </w:pPr>
+      <w:rPr>
+        <w:rFonts w:ascii="Wingdings" w:hAnsi="Wingdings" w:hint="default"/>
+        <w:sz w:val="20"/>
+      </w:rPr>
+    </w:lvl>
+    <w:lvl w:ilvl="3" w:tentative="1">
+      <w:start w:val="1"/>
+      <w:numFmt w:val="bullet"/>
+      <w:lvlText w:val=""/>
+      <w:lvlJc w:val="left"/>
+      <w:pPr>
+        <w:tabs>
+          <w:tab w:val="num" w:pos="2880"/>
+        </w:tabs>
+        <w:ind w:left="2880" w:hanging="360"/>
+      </w:pPr>
+      <w:rPr>
+        <w:rFonts w:ascii="Wingdings" w:hAnsi="Wingdings" w:hint="default"/>
+        <w:sz w:val="20"/>
+      </w:rPr>
+    </w:lvl>
+    <w:lvl w:ilvl="4" w:tentative="1">
+      <w:start w:val="1"/>
+      <w:numFmt w:val="bullet"/>
+      <w:lvlText w:val=""/>
+      <w:lvlJc w:val="left"/>
+      <w:pPr>
+        <w:tabs>
+          <w:tab w:val="num" w:pos="3600"/>
+        </w:tabs>
+        <w:ind w:left="3600" w:hanging="360"/>
+      </w:pPr>
+      <w:rPr>
+        <w:rFonts w:ascii="Wingdings" w:hAnsi="Wingdings" w:hint="default"/>
+        <w:sz w:val="20"/>
+      </w:rPr>
+    </w:lvl>
+    <w:lvl w:ilvl="5" w:tentative="1">
+      <w:start w:val="1"/>
+      <w:numFmt w:val="bullet"/>
+      <w:lvlText w:val=""/>
+      <w:lvlJc w:val="left"/>
+      <w:pPr>
+        <w:tabs>
+          <w:tab w:val="num" w:pos="4320"/>
+        </w:tabs>
+        <w:ind w:left="4320" w:hanging="360"/>
+      </w:pPr>
+      <w:rPr>
+        <w:rFonts w:ascii="Wingdings" w:hAnsi="Wingdings" w:hint="default"/>
+        <w:sz w:val="20"/>
+      </w:rPr>
+    </w:lvl>
+    <w:lvl w:ilvl="6" w:tentative="1">
+      <w:start w:val="1"/>
+      <w:numFmt w:val="bullet"/>
+      <w:lvlText w:val=""/>
+      <w:lvlJc w:val="left"/>
+      <w:pPr>
+        <w:tabs>
+          <w:tab w:val="num" w:pos="5040"/>
+        </w:tabs>
+        <w:ind w:left="5040" w:hanging="360"/>
+      </w:pPr>
+      <w:rPr>
+        <w:rFonts w:ascii="Wingdings" w:hAnsi="Wingdings" w:hint="default"/>
+        <w:sz w:val="20"/>
+      </w:rPr>
+    </w:lvl>
+    <w:lvl w:ilvl="7" w:tentative="1">
+      <w:start w:val="1"/>
+      <w:numFmt w:val="bullet"/>
+      <w:lvlText w:val=""/>
+      <w:lvlJc w:val="left"/>
+      <w:pPr>
+        <w:tabs>
+          <w:tab w:val="num" w:pos="5760"/>
+        </w:tabs>
+        <w:ind w:left="5760" w:hanging="360"/>
+      </w:pPr>
+      <w:rPr>
+        <w:rFonts w:ascii="Wingdings" w:hAnsi="Wingdings" w:hint="default"/>
+        <w:sz w:val="20"/>
+      </w:rPr>
+    </w:lvl>
+    <w:lvl w:ilvl="8" w:tentative="1">
+      <w:start w:val="1"/>
+      <w:numFmt w:val="bullet"/>
+      <w:lvlText w:val=""/>
+      <w:lvlJc w:val="left"/>
+      <w:pPr>
+        <w:tabs>
+          <w:tab w:val="num" w:pos="6480"/>
+        </w:tabs>
+        <w:ind w:left="6480" w:hanging="360"/>
+      </w:pPr>
+      <w:rPr>
+        <w:rFonts w:ascii="Wingdings" w:hAnsi="Wingdings" w:hint="default"/>
+        <w:sz w:val="20"/>
+      </w:rPr>
+    </w:lvl>
+  </w:abstractNum>
+  <w:abstractNum w:abstractNumId="13" w15:restartNumberingAfterBreak="0">
+    <w:nsid w:val="5DF82F8A"/>
+    <w:multiLevelType w:val="hybridMultilevel"/>
+    <w:tmpl w:val="B1684F1E"/>
+    <w:lvl w:ilvl="0" w:tplc="59A0C3CA">
+      <w:start w:val="1"/>
+      <w:numFmt w:val="decimal"/>
+      <w:lvlText w:val="%1."/>
+      <w:lvlJc w:val="left"/>
+      <w:pPr>
+        <w:ind w:left="720" w:hanging="360"/>
+      </w:pPr>
+      <w:rPr>
+        <w:rFonts w:hint="default"/>
+        <w:sz w:val="24"/>
+      </w:rPr>
+    </w:lvl>
+    <w:lvl w:ilvl="1" w:tplc="08130019" w:tentative="1">
+      <w:start w:val="1"/>
+      <w:numFmt w:val="lowerLetter"/>
+      <w:lvlText w:val="%2."/>
+      <w:lvlJc w:val="left"/>
+      <w:pPr>
+        <w:ind w:left="1440" w:hanging="360"/>
+      </w:pPr>
+    </w:lvl>
+    <w:lvl w:ilvl="2" w:tplc="0813001B" w:tentative="1">
+      <w:start w:val="1"/>
+      <w:numFmt w:val="lowerRoman"/>
+      <w:lvlText w:val="%3."/>
+      <w:lvlJc w:val="right"/>
+      <w:pPr>
+        <w:ind w:left="2160" w:hanging="180"/>
+      </w:pPr>
+    </w:lvl>
+    <w:lvl w:ilvl="3" w:tplc="0813000F" w:tentative="1">
+      <w:start w:val="1"/>
+      <w:numFmt w:val="decimal"/>
+      <w:lvlText w:val="%4."/>
+      <w:lvlJc w:val="left"/>
+      <w:pPr>
+        <w:ind w:left="2880" w:hanging="360"/>
+      </w:pPr>
+    </w:lvl>
+    <w:lvl w:ilvl="4" w:tplc="08130019" w:tentative="1">
+      <w:start w:val="1"/>
+      <w:numFmt w:val="lowerLetter"/>
+      <w:lvlText w:val="%5."/>
+      <w:lvlJc w:val="left"/>
+      <w:pPr>
+        <w:ind w:left="3600" w:hanging="360"/>
+      </w:pPr>
+    </w:lvl>
+    <w:lvl w:ilvl="5" w:tplc="0813001B" w:tentative="1">
+      <w:start w:val="1"/>
+      <w:numFmt w:val="lowerRoman"/>
+      <w:lvlText w:val="%6."/>
+      <w:lvlJc w:val="right"/>
+      <w:pPr>
+        <w:ind w:left="4320" w:hanging="180"/>
+      </w:pPr>
+    </w:lvl>
+    <w:lvl w:ilvl="6" w:tplc="0813000F" w:tentative="1">
+      <w:start w:val="1"/>
+      <w:numFmt w:val="decimal"/>
+      <w:lvlText w:val="%7."/>
+      <w:lvlJc w:val="left"/>
+      <w:pPr>
+        <w:ind w:left="5040" w:hanging="360"/>
+      </w:pPr>
+    </w:lvl>
+    <w:lvl w:ilvl="7" w:tplc="08130019" w:tentative="1">
+      <w:start w:val="1"/>
+      <w:numFmt w:val="lowerLetter"/>
+      <w:lvlText w:val="%8."/>
+      <w:lvlJc w:val="left"/>
+      <w:pPr>
+        <w:ind w:left="5760" w:hanging="360"/>
+      </w:pPr>
+    </w:lvl>
+    <w:lvl w:ilvl="8" w:tplc="0813001B" w:tentative="1">
+      <w:start w:val="1"/>
+      <w:numFmt w:val="lowerRoman"/>
+      <w:lvlText w:val="%9."/>
+      <w:lvlJc w:val="right"/>
+      <w:pPr>
+        <w:ind w:left="6480" w:hanging="180"/>
+      </w:pPr>
+    </w:lvl>
+  </w:abstractNum>
+  <w:abstractNum w:abstractNumId="14" w15:restartNumberingAfterBreak="0">
+    <w:nsid w:val="634A472D"/>
+    <w:multiLevelType w:val="multilevel"/>
+    <w:tmpl w:val="84FE7BCE"/>
+    <w:lvl w:ilvl="0">
+      <w:start w:val="1"/>
+      <w:numFmt w:val="bullet"/>
+      <w:lvlText w:val=""/>
+      <w:lvlJc w:val="left"/>
+      <w:pPr>
+        <w:tabs>
+          <w:tab w:val="num" w:pos="720"/>
+        </w:tabs>
+        <w:ind w:left="720" w:hanging="360"/>
+      </w:pPr>
+      <w:rPr>
+        <w:rFonts w:ascii="Symbol" w:hAnsi="Symbol" w:hint="default"/>
+        <w:sz w:val="20"/>
+      </w:rPr>
+    </w:lvl>
+    <w:lvl w:ilvl="1" w:tentative="1">
+      <w:start w:val="1"/>
+      <w:numFmt w:val="bullet"/>
+      <w:lvlText w:val="o"/>
+      <w:lvlJc w:val="left"/>
+      <w:pPr>
+        <w:tabs>
+          <w:tab w:val="num" w:pos="1440"/>
+        </w:tabs>
+        <w:ind w:left="1440" w:hanging="360"/>
+      </w:pPr>
+      <w:rPr>
+        <w:rFonts w:ascii="Courier New" w:hAnsi="Courier New" w:hint="default"/>
+        <w:sz w:val="20"/>
+      </w:rPr>
+    </w:lvl>
+    <w:lvl w:ilvl="2" w:tentative="1">
+      <w:start w:val="1"/>
+      <w:numFmt w:val="bullet"/>
+      <w:lvlText w:val=""/>
+      <w:lvlJc w:val="left"/>
+      <w:pPr>
+        <w:tabs>
+          <w:tab w:val="num" w:pos="2160"/>
+        </w:tabs>
+        <w:ind w:left="2160" w:hanging="360"/>
+      </w:pPr>
+      <w:rPr>
+        <w:rFonts w:ascii="Wingdings" w:hAnsi="Wingdings" w:hint="default"/>
+        <w:sz w:val="20"/>
+      </w:rPr>
+    </w:lvl>
+    <w:lvl w:ilvl="3" w:tentative="1">
+      <w:start w:val="1"/>
+      <w:numFmt w:val="bullet"/>
+      <w:lvlText w:val=""/>
+      <w:lvlJc w:val="left"/>
+      <w:pPr>
+        <w:tabs>
+          <w:tab w:val="num" w:pos="2880"/>
+        </w:tabs>
+        <w:ind w:left="2880" w:hanging="360"/>
+      </w:pPr>
+      <w:rPr>
+        <w:rFonts w:ascii="Wingdings" w:hAnsi="Wingdings" w:hint="default"/>
+        <w:sz w:val="20"/>
+      </w:rPr>
+    </w:lvl>
+    <w:lvl w:ilvl="4" w:tentative="1">
+      <w:start w:val="1"/>
+      <w:numFmt w:val="bullet"/>
+      <w:lvlText w:val=""/>
+      <w:lvlJc w:val="left"/>
+      <w:pPr>
+        <w:tabs>
+          <w:tab w:val="num" w:pos="3600"/>
+        </w:tabs>
+        <w:ind w:left="3600" w:hanging="360"/>
+      </w:pPr>
+      <w:rPr>
+        <w:rFonts w:ascii="Wingdings" w:hAnsi="Wingdings" w:hint="default"/>
+        <w:sz w:val="20"/>
+      </w:rPr>
+    </w:lvl>
+    <w:lvl w:ilvl="5" w:tentative="1">
+      <w:start w:val="1"/>
+      <w:numFmt w:val="bullet"/>
+      <w:lvlText w:val=""/>
+      <w:lvlJc w:val="left"/>
+      <w:pPr>
+        <w:tabs>
+          <w:tab w:val="num" w:pos="4320"/>
+        </w:tabs>
+        <w:ind w:left="4320" w:hanging="360"/>
+      </w:pPr>
+      <w:rPr>
+        <w:rFonts w:ascii="Wingdings" w:hAnsi="Wingdings" w:hint="default"/>
+        <w:sz w:val="20"/>
+      </w:rPr>
+    </w:lvl>
+    <w:lvl w:ilvl="6" w:tentative="1">
+      <w:start w:val="1"/>
+      <w:numFmt w:val="bullet"/>
+      <w:lvlText w:val=""/>
+      <w:lvlJc w:val="left"/>
+      <w:pPr>
+        <w:tabs>
+          <w:tab w:val="num" w:pos="5040"/>
+        </w:tabs>
+        <w:ind w:left="5040" w:hanging="360"/>
+      </w:pPr>
+      <w:rPr>
+        <w:rFonts w:ascii="Wingdings" w:hAnsi="Wingdings" w:hint="default"/>
+        <w:sz w:val="20"/>
+      </w:rPr>
+    </w:lvl>
+    <w:lvl w:ilvl="7" w:tentative="1">
+      <w:start w:val="1"/>
+      <w:numFmt w:val="bullet"/>
+      <w:lvlText w:val=""/>
+      <w:lvlJc w:val="left"/>
+      <w:pPr>
+        <w:tabs>
+          <w:tab w:val="num" w:pos="5760"/>
+        </w:tabs>
+        <w:ind w:left="5760" w:hanging="360"/>
+      </w:pPr>
+      <w:rPr>
+        <w:rFonts w:ascii="Wingdings" w:hAnsi="Wingdings" w:hint="default"/>
+        <w:sz w:val="20"/>
+      </w:rPr>
+    </w:lvl>
+    <w:lvl w:ilvl="8" w:tentative="1">
+      <w:start w:val="1"/>
+      <w:numFmt w:val="bullet"/>
+      <w:lvlText w:val=""/>
+      <w:lvlJc w:val="left"/>
+      <w:pPr>
+        <w:tabs>
+          <w:tab w:val="num" w:pos="6480"/>
+        </w:tabs>
+        <w:ind w:left="6480" w:hanging="360"/>
+      </w:pPr>
+      <w:rPr>
+        <w:rFonts w:ascii="Wingdings" w:hAnsi="Wingdings" w:hint="default"/>
+        <w:sz w:val="20"/>
+      </w:rPr>
+    </w:lvl>
+  </w:abstractNum>
+  <w:abstractNum w:abstractNumId="15" w15:restartNumberingAfterBreak="0">
+    <w:nsid w:val="68426D69"/>
+    <w:multiLevelType w:val="multilevel"/>
+    <w:tmpl w:val="426CAE2A"/>
+    <w:lvl w:ilvl="0">
+      <w:start w:val="1"/>
+      <w:numFmt w:val="bullet"/>
+      <w:lvlText w:val=""/>
+      <w:lvlJc w:val="left"/>
+      <w:pPr>
+        <w:tabs>
+          <w:tab w:val="num" w:pos="720"/>
+        </w:tabs>
+        <w:ind w:left="720" w:hanging="360"/>
+      </w:pPr>
+      <w:rPr>
+        <w:rFonts w:ascii="Symbol" w:hAnsi="Symbol" w:hint="default"/>
+        <w:sz w:val="20"/>
+      </w:rPr>
+    </w:lvl>
+    <w:lvl w:ilvl="1" w:tentative="1">
+      <w:start w:val="1"/>
+      <w:numFmt w:val="bullet"/>
+      <w:lvlText w:val="o"/>
+      <w:lvlJc w:val="left"/>
+      <w:pPr>
+        <w:tabs>
+          <w:tab w:val="num" w:pos="1440"/>
+        </w:tabs>
+        <w:ind w:left="1440" w:hanging="360"/>
+      </w:pPr>
+      <w:rPr>
+        <w:rFonts w:ascii="Courier New" w:hAnsi="Courier New" w:hint="default"/>
+        <w:sz w:val="20"/>
+      </w:rPr>
+    </w:lvl>
+    <w:lvl w:ilvl="2" w:tentative="1">
+      <w:start w:val="1"/>
+      <w:numFmt w:val="bullet"/>
+      <w:lvlText w:val=""/>
+      <w:lvlJc w:val="left"/>
+      <w:pPr>
+        <w:tabs>
+          <w:tab w:val="num" w:pos="2160"/>
+        </w:tabs>
+        <w:ind w:left="2160" w:hanging="360"/>
+      </w:pPr>
+      <w:rPr>
+        <w:rFonts w:ascii="Wingdings" w:hAnsi="Wingdings" w:hint="default"/>
+        <w:sz w:val="20"/>
+      </w:rPr>
+    </w:lvl>
+    <w:lvl w:ilvl="3" w:tentative="1">
+      <w:start w:val="1"/>
+      <w:numFmt w:val="bullet"/>
+      <w:lvlText w:val=""/>
+      <w:lvlJc w:val="left"/>
+      <w:pPr>
+        <w:tabs>
+          <w:tab w:val="num" w:pos="2880"/>
+        </w:tabs>
+        <w:ind w:left="2880" w:hanging="360"/>
+      </w:pPr>
+      <w:rPr>
+        <w:rFonts w:ascii="Wingdings" w:hAnsi="Wingdings" w:hint="default"/>
+        <w:sz w:val="20"/>
+      </w:rPr>
+    </w:lvl>
+    <w:lvl w:ilvl="4" w:tentative="1">
+      <w:start w:val="1"/>
+      <w:numFmt w:val="bullet"/>
+      <w:lvlText w:val=""/>
+      <w:lvlJc w:val="left"/>
+      <w:pPr>
+        <w:tabs>
+          <w:tab w:val="num" w:pos="3600"/>
+        </w:tabs>
+        <w:ind w:left="3600" w:hanging="360"/>
+      </w:pPr>
+      <w:rPr>
+        <w:rFonts w:ascii="Wingdings" w:hAnsi="Wingdings" w:hint="default"/>
+        <w:sz w:val="20"/>
+      </w:rPr>
+    </w:lvl>
+    <w:lvl w:ilvl="5" w:tentative="1">
+      <w:start w:val="1"/>
+      <w:numFmt w:val="bullet"/>
+      <w:lvlText w:val=""/>
+      <w:lvlJc w:val="left"/>
+      <w:pPr>
+        <w:tabs>
+          <w:tab w:val="num" w:pos="4320"/>
+        </w:tabs>
+        <w:ind w:left="4320" w:hanging="360"/>
+      </w:pPr>
+      <w:rPr>
+        <w:rFonts w:ascii="Wingdings" w:hAnsi="Wingdings" w:hint="default"/>
+        <w:sz w:val="20"/>
+      </w:rPr>
+    </w:lvl>
+    <w:lvl w:ilvl="6" w:tentative="1">
+      <w:start w:val="1"/>
+      <w:numFmt w:val="bullet"/>
+      <w:lvlText w:val=""/>
+      <w:lvlJc w:val="left"/>
+      <w:pPr>
+        <w:tabs>
+          <w:tab w:val="num" w:pos="5040"/>
+        </w:tabs>
+        <w:ind w:left="5040" w:hanging="360"/>
+      </w:pPr>
+      <w:rPr>
+        <w:rFonts w:ascii="Wingdings" w:hAnsi="Wingdings" w:hint="default"/>
+        <w:sz w:val="20"/>
+      </w:rPr>
+    </w:lvl>
+    <w:lvl w:ilvl="7" w:tentative="1">
+      <w:start w:val="1"/>
+      <w:numFmt w:val="bullet"/>
+      <w:lvlText w:val=""/>
+      <w:lvlJc w:val="left"/>
+      <w:pPr>
+        <w:tabs>
+          <w:tab w:val="num" w:pos="5760"/>
+        </w:tabs>
+        <w:ind w:left="5760" w:hanging="360"/>
+      </w:pPr>
+      <w:rPr>
+        <w:rFonts w:ascii="Wingdings" w:hAnsi="Wingdings" w:hint="default"/>
+        <w:sz w:val="20"/>
+      </w:rPr>
+    </w:lvl>
+    <w:lvl w:ilvl="8" w:tentative="1">
+      <w:start w:val="1"/>
+      <w:numFmt w:val="bullet"/>
+      <w:lvlText w:val=""/>
+      <w:lvlJc w:val="left"/>
+      <w:pPr>
+        <w:tabs>
+          <w:tab w:val="num" w:pos="6480"/>
+        </w:tabs>
+        <w:ind w:left="6480" w:hanging="360"/>
+      </w:pPr>
+      <w:rPr>
+        <w:rFonts w:ascii="Wingdings" w:hAnsi="Wingdings" w:hint="default"/>
+        <w:sz w:val="20"/>
+      </w:rPr>
+    </w:lvl>
+  </w:abstractNum>
+  <w:abstractNum w:abstractNumId="16" w15:restartNumberingAfterBreak="0">
+    <w:nsid w:val="75B87219"/>
+    <w:multiLevelType w:val="multilevel"/>
+    <w:tmpl w:val="DEE0F500"/>
+    <w:lvl w:ilvl="0">
+      <w:start w:val="1"/>
+      <w:numFmt w:val="bullet"/>
+      <w:lvlText w:val=""/>
+      <w:lvlJc w:val="left"/>
+      <w:pPr>
+        <w:tabs>
+          <w:tab w:val="num" w:pos="720"/>
+        </w:tabs>
+        <w:ind w:left="720" w:hanging="360"/>
+      </w:pPr>
+      <w:rPr>
+        <w:rFonts w:ascii="Symbol" w:hAnsi="Symbol" w:hint="default"/>
+        <w:sz w:val="20"/>
+      </w:rPr>
+    </w:lvl>
+    <w:lvl w:ilvl="1" w:tentative="1">
+      <w:start w:val="1"/>
+      <w:numFmt w:val="bullet"/>
+      <w:lvlText w:val="o"/>
+      <w:lvlJc w:val="left"/>
+      <w:pPr>
+        <w:tabs>
+          <w:tab w:val="num" w:pos="1440"/>
+        </w:tabs>
+        <w:ind w:left="1440" w:hanging="360"/>
+      </w:pPr>
+      <w:rPr>
+        <w:rFonts w:ascii="Courier New" w:hAnsi="Courier New" w:hint="default"/>
+        <w:sz w:val="20"/>
+      </w:rPr>
+    </w:lvl>
+    <w:lvl w:ilvl="2" w:tentative="1">
+      <w:start w:val="1"/>
+      <w:numFmt w:val="bullet"/>
+      <w:lvlText w:val=""/>
+      <w:lvlJc w:val="left"/>
+      <w:pPr>
+        <w:tabs>
+          <w:tab w:val="num" w:pos="2160"/>
+        </w:tabs>
+        <w:ind w:left="2160" w:hanging="360"/>
+      </w:pPr>
+      <w:rPr>
+        <w:rFonts w:ascii="Wingdings" w:hAnsi="Wingdings" w:hint="default"/>
+        <w:sz w:val="20"/>
+      </w:rPr>
+    </w:lvl>
+    <w:lvl w:ilvl="3" w:tentative="1">
+      <w:start w:val="1"/>
+      <w:numFmt w:val="bullet"/>
+      <w:lvlText w:val=""/>
+      <w:lvlJc w:val="left"/>
+      <w:pPr>
+        <w:tabs>
+          <w:tab w:val="num" w:pos="2880"/>
+        </w:tabs>
+        <w:ind w:left="2880" w:hanging="360"/>
+      </w:pPr>
+      <w:rPr>
+        <w:rFonts w:ascii="Wingdings" w:hAnsi="Wingdings" w:hint="default"/>
+        <w:sz w:val="20"/>
+      </w:rPr>
+    </w:lvl>
+    <w:lvl w:ilvl="4" w:tentative="1">
+      <w:start w:val="1"/>
+      <w:numFmt w:val="bullet"/>
+      <w:lvlText w:val=""/>
+      <w:lvlJc w:val="left"/>
+      <w:pPr>
+        <w:tabs>
+          <w:tab w:val="num" w:pos="3600"/>
+        </w:tabs>
+        <w:ind w:left="3600" w:hanging="360"/>
+      </w:pPr>
+      <w:rPr>
+        <w:rFonts w:ascii="Wingdings" w:hAnsi="Wingdings" w:hint="default"/>
+        <w:sz w:val="20"/>
+      </w:rPr>
+    </w:lvl>
+    <w:lvl w:ilvl="5" w:tentative="1">
+      <w:start w:val="1"/>
+      <w:numFmt w:val="bullet"/>
+      <w:lvlText w:val=""/>
+      <w:lvlJc w:val="left"/>
+      <w:pPr>
+        <w:tabs>
+          <w:tab w:val="num" w:pos="4320"/>
+        </w:tabs>
+        <w:ind w:left="4320" w:hanging="360"/>
+      </w:pPr>
+      <w:rPr>
+        <w:rFonts w:ascii="Wingdings" w:hAnsi="Wingdings" w:hint="default"/>
+        <w:sz w:val="20"/>
+      </w:rPr>
+    </w:lvl>
+    <w:lvl w:ilvl="6" w:tentative="1">
+      <w:start w:val="1"/>
+      <w:numFmt w:val="bullet"/>
+      <w:lvlText w:val=""/>
+      <w:lvlJc w:val="left"/>
+      <w:pPr>
+        <w:tabs>
+          <w:tab w:val="num" w:pos="5040"/>
+        </w:tabs>
+        <w:ind w:left="5040" w:hanging="360"/>
+      </w:pPr>
+      <w:rPr>
+        <w:rFonts w:ascii="Wingdings" w:hAnsi="Wingdings" w:hint="default"/>
+        <w:sz w:val="20"/>
+      </w:rPr>
+    </w:lvl>
+    <w:lvl w:ilvl="7" w:tentative="1">
+      <w:start w:val="1"/>
+      <w:numFmt w:val="bullet"/>
+      <w:lvlText w:val=""/>
+      <w:lvlJc w:val="left"/>
+      <w:pPr>
+        <w:tabs>
+          <w:tab w:val="num" w:pos="5760"/>
+        </w:tabs>
+        <w:ind w:left="5760" w:hanging="360"/>
+      </w:pPr>
+      <w:rPr>
+        <w:rFonts w:ascii="Wingdings" w:hAnsi="Wingdings" w:hint="default"/>
+        <w:sz w:val="20"/>
+      </w:rPr>
+    </w:lvl>
+    <w:lvl w:ilvl="8" w:tentative="1">
+      <w:start w:val="1"/>
+      <w:numFmt w:val="bullet"/>
+      <w:lvlText w:val=""/>
+      <w:lvlJc w:val="left"/>
+      <w:pPr>
+        <w:tabs>
+          <w:tab w:val="num" w:pos="6480"/>
+        </w:tabs>
+        <w:ind w:left="6480" w:hanging="360"/>
+      </w:pPr>
+      <w:rPr>
+        <w:rFonts w:ascii="Wingdings" w:hAnsi="Wingdings" w:hint="default"/>
+        <w:sz w:val="20"/>
+      </w:rPr>
+    </w:lvl>
+  </w:abstractNum>
+  <w:abstractNum w:abstractNumId="17" w15:restartNumberingAfterBreak="0">
+    <w:nsid w:val="761F5B3B"/>
+    <w:multiLevelType w:val="multilevel"/>
+    <w:tmpl w:val="3DFC66D0"/>
+    <w:lvl w:ilvl="0">
+      <w:start w:val="1"/>
+      <w:numFmt w:val="bullet"/>
+      <w:lvlText w:val=""/>
+      <w:lvlJc w:val="left"/>
+      <w:pPr>
+        <w:tabs>
+          <w:tab w:val="num" w:pos="720"/>
+        </w:tabs>
+        <w:ind w:left="720" w:hanging="360"/>
+      </w:pPr>
+      <w:rPr>
+        <w:rFonts w:ascii="Symbol" w:hAnsi="Symbol" w:hint="default"/>
+        <w:sz w:val="20"/>
+      </w:rPr>
+    </w:lvl>
+    <w:lvl w:ilvl="1" w:tentative="1">
+      <w:start w:val="1"/>
+      <w:numFmt w:val="bullet"/>
+      <w:lvlText w:val="o"/>
+      <w:lvlJc w:val="left"/>
+      <w:pPr>
+        <w:tabs>
+          <w:tab w:val="num" w:pos="1440"/>
+        </w:tabs>
+        <w:ind w:left="1440" w:hanging="360"/>
+      </w:pPr>
+      <w:rPr>
+        <w:rFonts w:ascii="Courier New" w:hAnsi="Courier New" w:hint="default"/>
+        <w:sz w:val="20"/>
+      </w:rPr>
+    </w:lvl>
+    <w:lvl w:ilvl="2" w:tentative="1">
+      <w:start w:val="1"/>
+      <w:numFmt w:val="bullet"/>
+      <w:lvlText w:val=""/>
+      <w:lvlJc w:val="left"/>
+      <w:pPr>
+        <w:tabs>
+          <w:tab w:val="num" w:pos="2160"/>
+        </w:tabs>
+        <w:ind w:left="2160" w:hanging="360"/>
+      </w:pPr>
+      <w:rPr>
+        <w:rFonts w:ascii="Wingdings" w:hAnsi="Wingdings" w:hint="default"/>
+        <w:sz w:val="20"/>
+      </w:rPr>
+    </w:lvl>
+    <w:lvl w:ilvl="3" w:tentative="1">
+      <w:start w:val="1"/>
+      <w:numFmt w:val="bullet"/>
+      <w:lvlText w:val=""/>
+      <w:lvlJc w:val="left"/>
+      <w:pPr>
+        <w:tabs>
+          <w:tab w:val="num" w:pos="2880"/>
+        </w:tabs>
+        <w:ind w:left="2880" w:hanging="360"/>
+      </w:pPr>
+      <w:rPr>
+        <w:rFonts w:ascii="Wingdings" w:hAnsi="Wingdings" w:hint="default"/>
+        <w:sz w:val="20"/>
+      </w:rPr>
+    </w:lvl>
+    <w:lvl w:ilvl="4" w:tentative="1">
+      <w:start w:val="1"/>
+      <w:numFmt w:val="bullet"/>
+      <w:lvlText w:val=""/>
+      <w:lvlJc w:val="left"/>
+      <w:pPr>
+        <w:tabs>
+          <w:tab w:val="num" w:pos="3600"/>
+        </w:tabs>
+        <w:ind w:left="3600" w:hanging="360"/>
+      </w:pPr>
+      <w:rPr>
+        <w:rFonts w:ascii="Wingdings" w:hAnsi="Wingdings" w:hint="default"/>
+        <w:sz w:val="20"/>
+      </w:rPr>
+    </w:lvl>
+    <w:lvl w:ilvl="5" w:tentative="1">
+      <w:start w:val="1"/>
+      <w:numFmt w:val="bullet"/>
+      <w:lvlText w:val=""/>
+      <w:lvlJc w:val="left"/>
+      <w:pPr>
+        <w:tabs>
+          <w:tab w:val="num" w:pos="4320"/>
+        </w:tabs>
+        <w:ind w:left="4320" w:hanging="360"/>
+      </w:pPr>
+      <w:rPr>
+        <w:rFonts w:ascii="Wingdings" w:hAnsi="Wingdings" w:hint="default"/>
+        <w:sz w:val="20"/>
+      </w:rPr>
+    </w:lvl>
+    <w:lvl w:ilvl="6" w:tentative="1">
+      <w:start w:val="1"/>
+      <w:numFmt w:val="bullet"/>
+      <w:lvlText w:val=""/>
+      <w:lvlJc w:val="left"/>
+      <w:pPr>
+        <w:tabs>
+          <w:tab w:val="num" w:pos="5040"/>
+        </w:tabs>
+        <w:ind w:left="5040" w:hanging="360"/>
+      </w:pPr>
+      <w:rPr>
+        <w:rFonts w:ascii="Wingdings" w:hAnsi="Wingdings" w:hint="default"/>
+        <w:sz w:val="20"/>
+      </w:rPr>
+    </w:lvl>
+    <w:lvl w:ilvl="7" w:tentative="1">
+      <w:start w:val="1"/>
+      <w:numFmt w:val="bullet"/>
+      <w:lvlText w:val=""/>
+      <w:lvlJc w:val="left"/>
+      <w:pPr>
+        <w:tabs>
+          <w:tab w:val="num" w:pos="5760"/>
+        </w:tabs>
+        <w:ind w:left="5760" w:hanging="360"/>
+      </w:pPr>
+      <w:rPr>
+        <w:rFonts w:ascii="Wingdings" w:hAnsi="Wingdings" w:hint="default"/>
+        <w:sz w:val="20"/>
+      </w:rPr>
+    </w:lvl>
+    <w:lvl w:ilvl="8" w:tentative="1">
+      <w:start w:val="1"/>
+      <w:numFmt w:val="bullet"/>
+      <w:lvlText w:val=""/>
+      <w:lvlJc w:val="left"/>
+      <w:pPr>
+        <w:tabs>
+          <w:tab w:val="num" w:pos="6480"/>
+        </w:tabs>
+        <w:ind w:left="6480" w:hanging="360"/>
+      </w:pPr>
+      <w:rPr>
+        <w:rFonts w:ascii="Wingdings" w:hAnsi="Wingdings" w:hint="default"/>
+        <w:sz w:val="20"/>
+      </w:rPr>
+    </w:lvl>
+  </w:abstractNum>
+  <w:abstractNum w:abstractNumId="18" w15:restartNumberingAfterBreak="0">
+    <w:nsid w:val="7A4F07F0"/>
+    <w:multiLevelType w:val="hybridMultilevel"/>
+    <w:tmpl w:val="AFFCD6EE"/>
+    <w:lvl w:ilvl="0" w:tplc="0813000F">
+      <w:start w:val="1"/>
+      <w:numFmt w:val="decimal"/>
+      <w:lvlText w:val="%1."/>
+      <w:lvlJc w:val="left"/>
+      <w:pPr>
+        <w:ind w:left="720" w:hanging="360"/>
+      </w:pPr>
+      <w:rPr>
+        <w:rFonts w:hint="default"/>
+      </w:rPr>
+    </w:lvl>
+    <w:lvl w:ilvl="1" w:tplc="08130019" w:tentative="1">
+      <w:start w:val="1"/>
+      <w:numFmt w:val="lowerLetter"/>
+      <w:lvlText w:val="%2."/>
+      <w:lvlJc w:val="left"/>
+      <w:pPr>
+        <w:ind w:left="1440" w:hanging="360"/>
+      </w:pPr>
+    </w:lvl>
+    <w:lvl w:ilvl="2" w:tplc="0813001B" w:tentative="1">
+      <w:start w:val="1"/>
+      <w:numFmt w:val="lowerRoman"/>
+      <w:lvlText w:val="%3."/>
+      <w:lvlJc w:val="right"/>
+      <w:pPr>
+        <w:ind w:left="2160" w:hanging="180"/>
+      </w:pPr>
+    </w:lvl>
+    <w:lvl w:ilvl="3" w:tplc="0813000F" w:tentative="1">
+      <w:start w:val="1"/>
+      <w:numFmt w:val="decimal"/>
+      <w:lvlText w:val="%4."/>
+      <w:lvlJc w:val="left"/>
+      <w:pPr>
+        <w:ind w:left="2880" w:hanging="360"/>
+      </w:pPr>
+    </w:lvl>
+    <w:lvl w:ilvl="4" w:tplc="08130019" w:tentative="1">
+      <w:start w:val="1"/>
+      <w:numFmt w:val="lowerLetter"/>
+      <w:lvlText w:val="%5."/>
+      <w:lvlJc w:val="left"/>
+      <w:pPr>
+        <w:ind w:left="3600" w:hanging="360"/>
+      </w:pPr>
+    </w:lvl>
+    <w:lvl w:ilvl="5" w:tplc="0813001B" w:tentative="1">
+      <w:start w:val="1"/>
+      <w:numFmt w:val="lowerRoman"/>
+      <w:lvlText w:val="%6."/>
+      <w:lvlJc w:val="right"/>
+      <w:pPr>
+        <w:ind w:left="4320" w:hanging="180"/>
+      </w:pPr>
+    </w:lvl>
+    <w:lvl w:ilvl="6" w:tplc="0813000F" w:tentative="1">
+      <w:start w:val="1"/>
+      <w:numFmt w:val="decimal"/>
+      <w:lvlText w:val="%7."/>
+      <w:lvlJc w:val="left"/>
+      <w:pPr>
+        <w:ind w:left="5040" w:hanging="360"/>
+      </w:pPr>
+    </w:lvl>
+    <w:lvl w:ilvl="7" w:tplc="08130019" w:tentative="1">
+      <w:start w:val="1"/>
+      <w:numFmt w:val="lowerLetter"/>
+      <w:lvlText w:val="%8."/>
+      <w:lvlJc w:val="left"/>
+      <w:pPr>
+        <w:ind w:left="5760" w:hanging="360"/>
+      </w:pPr>
+    </w:lvl>
+    <w:lvl w:ilvl="8" w:tplc="0813001B" w:tentative="1">
+      <w:start w:val="1"/>
+      <w:numFmt w:val="lowerRoman"/>
+      <w:lvlText w:val="%9."/>
+      <w:lvlJc w:val="right"/>
+      <w:pPr>
+        <w:ind w:left="6480" w:hanging="180"/>
+      </w:pPr>
+    </w:lvl>
+  </w:abstractNum>
+  <w:abstractNum w:abstractNumId="19" w15:restartNumberingAfterBreak="0">
+    <w:nsid w:val="7D7D6B41"/>
+    <w:multiLevelType w:val="hybridMultilevel"/>
+    <w:tmpl w:val="7D4063E4"/>
+    <w:lvl w:ilvl="0" w:tplc="0813000F">
+      <w:start w:val="1"/>
+      <w:numFmt w:val="decimal"/>
+      <w:lvlText w:val="%1."/>
+      <w:lvlJc w:val="left"/>
+      <w:pPr>
+        <w:ind w:left="720" w:hanging="360"/>
+      </w:pPr>
+      <w:rPr>
+        <w:rFonts w:hint="default"/>
+      </w:rPr>
+    </w:lvl>
+    <w:lvl w:ilvl="1" w:tplc="08130019" w:tentative="1">
+      <w:start w:val="1"/>
+      <w:numFmt w:val="lowerLetter"/>
+      <w:lvlText w:val="%2."/>
+      <w:lvlJc w:val="left"/>
+      <w:pPr>
+        <w:ind w:left="1440" w:hanging="360"/>
+      </w:pPr>
+    </w:lvl>
+    <w:lvl w:ilvl="2" w:tplc="0813001B" w:tentative="1">
+      <w:start w:val="1"/>
+      <w:numFmt w:val="lowerRoman"/>
+      <w:lvlText w:val="%3."/>
+      <w:lvlJc w:val="right"/>
+      <w:pPr>
+        <w:ind w:left="2160" w:hanging="180"/>
+      </w:pPr>
+    </w:lvl>
+    <w:lvl w:ilvl="3" w:tplc="0813000F" w:tentative="1">
+      <w:start w:val="1"/>
+      <w:numFmt w:val="decimal"/>
+      <w:lvlText w:val="%4."/>
+      <w:lvlJc w:val="left"/>
+      <w:pPr>
+        <w:ind w:left="2880" w:hanging="360"/>
+      </w:pPr>
+    </w:lvl>
+    <w:lvl w:ilvl="4" w:tplc="08130019" w:tentative="1">
+      <w:start w:val="1"/>
+      <w:numFmt w:val="lowerLetter"/>
+      <w:lvlText w:val="%5."/>
+      <w:lvlJc w:val="left"/>
+      <w:pPr>
+        <w:ind w:left="3600" w:hanging="360"/>
+      </w:pPr>
+    </w:lvl>
+    <w:lvl w:ilvl="5" w:tplc="0813001B" w:tentative="1">
+      <w:start w:val="1"/>
+      <w:numFmt w:val="lowerRoman"/>
+      <w:lvlText w:val="%6."/>
+      <w:lvlJc w:val="right"/>
+      <w:pPr>
+        <w:ind w:left="4320" w:hanging="180"/>
+      </w:pPr>
+    </w:lvl>
+    <w:lvl w:ilvl="6" w:tplc="0813000F" w:tentative="1">
+      <w:start w:val="1"/>
+      <w:numFmt w:val="decimal"/>
+      <w:lvlText w:val="%7."/>
+      <w:lvlJc w:val="left"/>
+      <w:pPr>
+        <w:ind w:left="5040" w:hanging="360"/>
+      </w:pPr>
+    </w:lvl>
+    <w:lvl w:ilvl="7" w:tplc="08130019" w:tentative="1">
+      <w:start w:val="1"/>
+      <w:numFmt w:val="lowerLetter"/>
+      <w:lvlText w:val="%8."/>
+      <w:lvlJc w:val="left"/>
+      <w:pPr>
+        <w:ind w:left="5760" w:hanging="360"/>
+      </w:pPr>
+    </w:lvl>
+    <w:lvl w:ilvl="8" w:tplc="0813001B" w:tentative="1">
+      <w:start w:val="1"/>
+      <w:numFmt w:val="lowerRoman"/>
+      <w:lvlText w:val="%9."/>
+      <w:lvlJc w:val="right"/>
+      <w:pPr>
+        <w:ind w:left="6480" w:hanging="180"/>
+      </w:pPr>
+    </w:lvl>
+  </w:abstractNum>
   <w:num w:numId="1" w16cid:durableId="1826630721">
+    <w:abstractNumId w:val="5"/>
+  </w:num>
+  <w:num w:numId="2" w16cid:durableId="699209683">
+    <w:abstractNumId w:val="13"/>
+  </w:num>
+  <w:num w:numId="3" w16cid:durableId="941033603">
+    <w:abstractNumId w:val="19"/>
+  </w:num>
+  <w:num w:numId="4" w16cid:durableId="715355793">
+    <w:abstractNumId w:val="18"/>
+  </w:num>
+  <w:num w:numId="5" w16cid:durableId="970328240">
+    <w:abstractNumId w:val="7"/>
+  </w:num>
+  <w:num w:numId="6" w16cid:durableId="886723602">
+    <w:abstractNumId w:val="1"/>
+  </w:num>
+  <w:num w:numId="7" w16cid:durableId="90394743">
+    <w:abstractNumId w:val="2"/>
+  </w:num>
+  <w:num w:numId="8" w16cid:durableId="85348390">
+    <w:abstractNumId w:val="4"/>
+  </w:num>
+  <w:num w:numId="9" w16cid:durableId="1221792024">
+    <w:abstractNumId w:val="16"/>
+  </w:num>
+  <w:num w:numId="10" w16cid:durableId="2133553606">
+    <w:abstractNumId w:val="15"/>
+  </w:num>
+  <w:num w:numId="11" w16cid:durableId="1048918097">
+    <w:abstractNumId w:val="3"/>
+  </w:num>
+  <w:num w:numId="12" w16cid:durableId="238904218">
+    <w:abstractNumId w:val="11"/>
+  </w:num>
+  <w:num w:numId="13" w16cid:durableId="282612931">
+    <w:abstractNumId w:val="14"/>
+  </w:num>
+  <w:num w:numId="14" w16cid:durableId="1522819149">
+    <w:abstractNumId w:val="17"/>
+  </w:num>
+  <w:num w:numId="15" w16cid:durableId="243730055">
+    <w:abstractNumId w:val="9"/>
+  </w:num>
+  <w:num w:numId="16" w16cid:durableId="1611693646">
     <w:abstractNumId w:val="0"/>
+  </w:num>
+  <w:num w:numId="17" w16cid:durableId="154418361">
+    <w:abstractNumId w:val="10"/>
+  </w:num>
+  <w:num w:numId="18" w16cid:durableId="54159321">
+    <w:abstractNumId w:val="8"/>
+  </w:num>
+  <w:num w:numId="19" w16cid:durableId="1280454234">
+    <w:abstractNumId w:val="6"/>
+  </w:num>
+  <w:num w:numId="20" w16cid:durableId="1137727170">
+    <w:abstractNumId w:val="12"/>
   </w:num>
 </w:numbering>
 </file>
